--- a/static/cv/yuanchun_cv_en.docx
+++ b/static/cv/yuanchun_cv_en.docx
@@ -765,7 +765,22 @@
           <w:rFonts w:ascii="Garamond" w:eastAsia="MS Mincho" w:hAnsi="Garamond"/>
           <w:sz w:val="22"/>
         </w:rPr>
-        <w:t xml:space="preserve">My research interests lie in mobile computing and on-device intelligence. In this field, I have published over 50 academic papers in </w:t>
+        <w:t>My research interests lie in mobile computing and on-device</w:t>
+      </w:r>
+      <w:r>
+        <w:rPr>
+          <w:rFonts w:ascii="Garamond" w:eastAsia="MS Mincho" w:hAnsi="Garamond" w:hint="eastAsia"/>
+          <w:sz w:val="22"/>
+          <w:lang w:eastAsia="zh-CN"/>
+        </w:rPr>
+        <w:t xml:space="preserve"> artificial</w:t>
+      </w:r>
+      <w:r>
+        <w:rPr>
+          <w:rFonts w:ascii="Garamond" w:eastAsia="MS Mincho" w:hAnsi="Garamond"/>
+          <w:sz w:val="22"/>
+        </w:rPr>
+        <w:t xml:space="preserve"> intelligence. In this field, I have published over 50 academic papers in </w:t>
       </w:r>
       <w:r>
         <w:rPr>
@@ -890,7 +905,22 @@
           <w:rFonts w:ascii="Garamond" w:eastAsia="MS Mincho" w:hAnsi="Garamond"/>
           <w:sz w:val="22"/>
         </w:rPr>
-        <w:t xml:space="preserve"> My work has been cited over 2,000 times on Google Scholar</w:t>
+        <w:t xml:space="preserve"> My work has been cited over 2,</w:t>
+      </w:r>
+      <w:r>
+        <w:rPr>
+          <w:rFonts w:ascii="Garamond" w:eastAsia="MS Mincho" w:hAnsi="Garamond" w:hint="eastAsia"/>
+          <w:sz w:val="22"/>
+          <w:lang w:eastAsia="zh-CN"/>
+        </w:rPr>
+        <w:t>5</w:t>
+      </w:r>
+      <w:r>
+        <w:rPr>
+          <w:rFonts w:ascii="Garamond" w:eastAsia="MS Mincho" w:hAnsi="Garamond"/>
+          <w:sz w:val="22"/>
+        </w:rPr>
+        <w:t>00 times on Google Scholar</w:t>
       </w:r>
       <w:r>
         <w:rPr>
@@ -950,23 +980,47 @@
           <w:rFonts w:ascii="Garamond" w:eastAsia="MS Mincho" w:hAnsi="Garamond"/>
           <w:sz w:val="22"/>
         </w:rPr>
-        <w:t xml:space="preserve">Award, IS-EUD Best Paper Award, </w:t>
+        <w:t xml:space="preserve">Award, </w:t>
       </w:r>
       <w:proofErr w:type="spellStart"/>
       <w:r>
         <w:rPr>
-          <w:rFonts w:ascii="Garamond" w:eastAsia="MS Mincho" w:hAnsi="Garamond"/>
-          <w:sz w:val="22"/>
-        </w:rPr>
-        <w:t>GreenCom</w:t>
+          <w:rFonts w:ascii="Garamond" w:eastAsia="MS Mincho" w:hAnsi="Garamond" w:hint="eastAsia"/>
+          <w:sz w:val="22"/>
+          <w:lang w:eastAsia="zh-CN"/>
+        </w:rPr>
+        <w:t>MobiSys</w:t>
       </w:r>
       <w:proofErr w:type="spellEnd"/>
       <w:r>
         <w:rPr>
-          <w:rFonts w:ascii="Garamond" w:eastAsia="MS Mincho" w:hAnsi="Garamond"/>
-          <w:sz w:val="22"/>
-        </w:rPr>
-        <w:t xml:space="preserve"> Outstanding Paper Award, First Prize of the </w:t>
+          <w:rFonts w:ascii="Garamond" w:eastAsia="MS Mincho" w:hAnsi="Garamond" w:hint="eastAsia"/>
+          <w:sz w:val="22"/>
+          <w:lang w:eastAsia="zh-CN"/>
+        </w:rPr>
+        <w:t xml:space="preserve"> </w:t>
+      </w:r>
+      <w:r>
+        <w:rPr>
+          <w:rFonts w:ascii="Garamond" w:eastAsia="MS Mincho" w:hAnsi="Garamond"/>
+          <w:sz w:val="22"/>
+        </w:rPr>
+        <w:t xml:space="preserve">Best </w:t>
+      </w:r>
+      <w:r>
+        <w:rPr>
+          <w:rFonts w:ascii="Garamond" w:eastAsia="MS Mincho" w:hAnsi="Garamond" w:hint="eastAsia"/>
+          <w:sz w:val="22"/>
+          <w:lang w:eastAsia="zh-CN"/>
+        </w:rPr>
+        <w:t xml:space="preserve">Artifact </w:t>
+      </w:r>
+      <w:r>
+        <w:rPr>
+          <w:rFonts w:ascii="Garamond" w:eastAsia="MS Mincho" w:hAnsi="Garamond"/>
+          <w:sz w:val="22"/>
+        </w:rPr>
+        <w:t xml:space="preserve">Award, First Prize of the </w:t>
       </w:r>
       <w:r>
         <w:rPr>
@@ -1047,7 +1101,73 @@
           <w:rFonts w:ascii="Garamond" w:eastAsia="MS Mincho" w:hAnsi="Garamond"/>
           <w:sz w:val="22"/>
         </w:rPr>
-        <w:t xml:space="preserve">, have been widely adopted by the research community. I have served as the lead author in drafting a national standard and co-authored the AI </w:t>
+        <w:t xml:space="preserve">, have been widely adopted by the research community. </w:t>
+      </w:r>
+      <w:r>
+        <w:rPr>
+          <w:rFonts w:ascii="Garamond" w:eastAsia="MS Mincho" w:hAnsi="Garamond"/>
+          <w:sz w:val="22"/>
+        </w:rPr>
+        <w:t xml:space="preserve">My series work on lightweight personal agents have led to impactful open-source projects, national standards, </w:t>
+      </w:r>
+      <w:r>
+        <w:rPr>
+          <w:rFonts w:ascii="Garamond" w:eastAsia="MS Mincho" w:hAnsi="Garamond" w:hint="eastAsia"/>
+          <w:sz w:val="22"/>
+          <w:lang w:eastAsia="zh-CN"/>
+        </w:rPr>
+        <w:t>m</w:t>
+      </w:r>
+      <w:r>
+        <w:rPr>
+          <w:rFonts w:ascii="Garamond" w:eastAsia="MS Mincho" w:hAnsi="Garamond"/>
+          <w:sz w:val="22"/>
+          <w:lang w:eastAsia="zh-CN"/>
+        </w:rPr>
+        <w:t xml:space="preserve">edia coverage </w:t>
+      </w:r>
+      <w:r>
+        <w:rPr>
+          <w:rFonts w:ascii="Garamond" w:eastAsia="MS Mincho" w:hAnsi="Garamond"/>
+          <w:sz w:val="22"/>
+        </w:rPr>
+        <w:t xml:space="preserve">and industrial practice. </w:t>
+      </w:r>
+      <w:r>
+        <w:rPr>
+          <w:rFonts w:ascii="Garamond" w:eastAsia="MS Mincho" w:hAnsi="Garamond"/>
+          <w:sz w:val="22"/>
+        </w:rPr>
+        <w:t xml:space="preserve">I have served as the lead author </w:t>
+      </w:r>
+      <w:r>
+        <w:rPr>
+          <w:rFonts w:ascii="Garamond" w:eastAsia="MS Mincho" w:hAnsi="Garamond" w:hint="eastAsia"/>
+          <w:sz w:val="22"/>
+          <w:lang w:eastAsia="zh-CN"/>
+        </w:rPr>
+        <w:t>of</w:t>
+      </w:r>
+      <w:r>
+        <w:rPr>
+          <w:rFonts w:ascii="Garamond" w:eastAsia="MS Mincho" w:hAnsi="Garamond"/>
+          <w:sz w:val="22"/>
+        </w:rPr>
+        <w:t xml:space="preserve"> national standard</w:t>
+      </w:r>
+      <w:r>
+        <w:rPr>
+          <w:rFonts w:ascii="Garamond" w:eastAsia="MS Mincho" w:hAnsi="Garamond"/>
+          <w:sz w:val="22"/>
+        </w:rPr>
+        <w:t xml:space="preserve"> </w:t>
+      </w:r>
+      <w:r>
+        <w:rPr>
+          <w:rFonts w:ascii="Garamond" w:eastAsia="MS Mincho" w:hAnsi="Garamond"/>
+          <w:sz w:val="22"/>
+        </w:rPr>
+        <w:t xml:space="preserve">and co-authored the AI </w:t>
       </w:r>
       <w:r>
         <w:rPr>
@@ -1779,16 +1899,7 @@
           <w:szCs w:val="22"/>
           <w:lang w:eastAsia="zh-CN"/>
         </w:rPr>
-        <w:t xml:space="preserve"> co-primary </w:t>
-      </w:r>
-      <w:r>
-        <w:rPr>
-          <w:rFonts w:ascii="Garamond" w:eastAsia="Microsoft YaHei Light" w:hAnsi="Garamond" w:cs="Courier New"/>
-          <w:sz w:val="22"/>
-          <w:szCs w:val="22"/>
-          <w:lang w:eastAsia="zh-CN"/>
-        </w:rPr>
-        <w:t xml:space="preserve">and/or corresponding </w:t>
+        <w:t xml:space="preserve"> corresponding </w:t>
       </w:r>
       <w:r>
         <w:rPr>
@@ -1896,7 +2007,19 @@
           <w:szCs w:val="22"/>
           <w:lang w:val="en-CN" w:eastAsia="zh-CN"/>
         </w:rPr>
-        <w:t>, accepted</w:t>
+        <w:t>,</w:t>
+      </w:r>
+      <w:r>
+        <w:rPr>
+          <w:rFonts w:ascii="Calibri" w:eastAsia="Microsoft YaHei Light" w:hAnsi="Calibri" w:cs="Calibri" w:hint="eastAsia"/>
+          <w:b/>
+          <w:bCs/>
+          <w:kern w:val="2"/>
+          <w:sz w:val="22"/>
+          <w:szCs w:val="22"/>
+          <w:lang w:val="en-CN" w:eastAsia="zh-CN"/>
+        </w:rPr>
+        <w:t xml:space="preserve"> Best Artifact Award</w:t>
       </w:r>
       <w:r>
         <w:rPr>
@@ -2270,41 +2393,65 @@
           <w:szCs w:val="22"/>
           <w:lang w:val="en-CN" w:eastAsia="zh-CN"/>
         </w:rPr>
-        <w:t xml:space="preserve">Rui Kong, </w:t>
-      </w:r>
-      <w:r>
-        <w:rPr>
-          <w:rFonts w:ascii="Calibri" w:eastAsia="Microsoft YaHei Light" w:hAnsi="Calibri" w:cs="Calibri"/>
-          <w:b/>
-          <w:bCs/>
-          <w:kern w:val="2"/>
-          <w:sz w:val="22"/>
-          <w:szCs w:val="22"/>
-          <w:lang w:val="en-CN" w:eastAsia="zh-CN"/>
-        </w:rPr>
-        <w:t>Yuanchun Li*</w:t>
-      </w:r>
-      <w:r>
-        <w:rPr>
-          <w:rFonts w:ascii="Calibri" w:eastAsia="Microsoft YaHei Light" w:hAnsi="Calibri" w:cs="Calibri"/>
-          <w:kern w:val="2"/>
-          <w:sz w:val="22"/>
-          <w:szCs w:val="22"/>
-          <w:lang w:val="en-CN" w:eastAsia="zh-CN"/>
-        </w:rPr>
-        <w:t xml:space="preserve">, Qingtian Feng, Weijun Wang, Xiaozhou Ye, Ye Ouyang, Linghe Kong, Yunxin Liu. “SwapMoE: Serving Off-the-shelf MoE-based Large Language Models with Tunable Memory Budget”. The 62nd Annual Meeting of the Association for Computational Linguistics </w:t>
-      </w:r>
-      <w:r>
-        <w:rPr>
-          <w:rFonts w:ascii="Calibri" w:eastAsia="Microsoft YaHei Light" w:hAnsi="Calibri" w:cs="Calibri"/>
-          <w:b/>
-          <w:bCs/>
-          <w:kern w:val="2"/>
-          <w:sz w:val="22"/>
-          <w:szCs w:val="22"/>
-          <w:lang w:val="en-CN" w:eastAsia="zh-CN"/>
-        </w:rPr>
-        <w:t>(ACL 2024)</w:t>
+        <w:t xml:space="preserve">Qipeng Wang, Shiqi Jiang, Yifan Yang, Ruiqi Liu, </w:t>
+      </w:r>
+      <w:r>
+        <w:rPr>
+          <w:rFonts w:ascii="Calibri" w:eastAsia="Microsoft YaHei Light" w:hAnsi="Calibri" w:cs="Calibri"/>
+          <w:b/>
+          <w:bCs/>
+          <w:kern w:val="2"/>
+          <w:sz w:val="22"/>
+          <w:szCs w:val="22"/>
+          <w:lang w:val="en-CN" w:eastAsia="zh-CN"/>
+        </w:rPr>
+        <w:t>Yuanchun Li</w:t>
+      </w:r>
+      <w:r>
+        <w:rPr>
+          <w:rFonts w:ascii="Calibri" w:eastAsia="Microsoft YaHei Light" w:hAnsi="Calibri" w:cs="Calibri"/>
+          <w:kern w:val="2"/>
+          <w:sz w:val="22"/>
+          <w:szCs w:val="22"/>
+          <w:lang w:val="en-CN" w:eastAsia="zh-CN"/>
+        </w:rPr>
+        <w:t xml:space="preserve">, Ting Cao, Xuanzhe Liu. “Efficient and Adaptive Diffusion Model Inference Through Lookup Table on Mobile Devices”. IEEE Transactions on Mobile Computing </w:t>
+      </w:r>
+      <w:r>
+        <w:rPr>
+          <w:rFonts w:ascii="Calibri" w:eastAsia="Microsoft YaHei Light" w:hAnsi="Calibri" w:cs="Calibri"/>
+          <w:b/>
+          <w:bCs/>
+          <w:kern w:val="2"/>
+          <w:sz w:val="22"/>
+          <w:szCs w:val="22"/>
+          <w:lang w:val="en-CN" w:eastAsia="zh-CN"/>
+        </w:rPr>
+        <w:t>(TMC</w:t>
+      </w:r>
+      <w:r>
+        <w:rPr>
+          <w:rFonts w:ascii="Calibri" w:eastAsia="Microsoft YaHei Light" w:hAnsi="Calibri" w:cs="Calibri"/>
+          <w:b/>
+          <w:bCs/>
+          <w:kern w:val="2"/>
+          <w:sz w:val="22"/>
+          <w:szCs w:val="22"/>
+          <w:lang w:val="en-CN" w:eastAsia="zh-CN"/>
+        </w:rPr>
+        <w:t xml:space="preserve"> 2025</w:t>
+      </w:r>
+      <w:r>
+        <w:rPr>
+          <w:rFonts w:ascii="Calibri" w:eastAsia="Microsoft YaHei Light" w:hAnsi="Calibri" w:cs="Calibri"/>
+          <w:b/>
+          <w:bCs/>
+          <w:kern w:val="2"/>
+          <w:sz w:val="22"/>
+          <w:szCs w:val="22"/>
+          <w:lang w:val="en-CN" w:eastAsia="zh-CN"/>
+        </w:rPr>
+        <w:t>)</w:t>
       </w:r>
     </w:p>
     <w:p>
@@ -2318,58 +2465,90 @@
         <w:contextualSpacing/>
         <w:jc w:val="both"/>
         <w:rPr>
-          <w:rFonts w:ascii="Calibri" w:eastAsia="Microsoft YaHei Light" w:hAnsi="Calibri" w:cs="Calibri"/>
-          <w:b/>
-          <w:bCs/>
-          <w:kern w:val="2"/>
-          <w:sz w:val="22"/>
-          <w:szCs w:val="22"/>
-          <w:lang w:val="en-CN" w:eastAsia="zh-CN"/>
-        </w:rPr>
-      </w:pPr>
-      <w:r>
-        <w:rPr>
-          <w:rFonts w:ascii="Calibri" w:eastAsia="Microsoft YaHei Light" w:hAnsi="Calibri" w:cs="Calibri"/>
-          <w:kern w:val="2"/>
-          <w:sz w:val="22"/>
-          <w:szCs w:val="22"/>
-          <w:lang w:val="en-CN" w:eastAsia="zh-CN"/>
-        </w:rPr>
-        <w:t xml:space="preserve">Naiyu Zheng, </w:t>
-      </w:r>
-      <w:r>
-        <w:rPr>
-          <w:rFonts w:ascii="Calibri" w:eastAsia="Microsoft YaHei Light" w:hAnsi="Calibri" w:cs="Calibri"/>
-          <w:b/>
-          <w:bCs/>
-          <w:kern w:val="2"/>
-          <w:sz w:val="22"/>
-          <w:szCs w:val="22"/>
-          <w:lang w:val="en-CN" w:eastAsia="zh-CN"/>
-        </w:rPr>
-        <w:t>Yuanchun Li*</w:t>
-      </w:r>
-      <w:r>
-        <w:rPr>
-          <w:rFonts w:ascii="Calibri" w:eastAsia="Microsoft YaHei Light" w:hAnsi="Calibri" w:cs="Calibri"/>
-          <w:kern w:val="2"/>
-          <w:sz w:val="22"/>
-          <w:szCs w:val="22"/>
-          <w:lang w:val="en-CN" w:eastAsia="zh-CN"/>
-        </w:rPr>
-        <w:t xml:space="preserve">, Shiqi Jiang, Yuanzhe Li, Rongchun Yao, Chuchu Dong, Ting Chen, Yubo Yang, Zhimeng Yin, Yunxin Liu. "AdaWiFi: Collaborative WiFi Sensing for Cross-Environment Adaptation." IEEE Transactions on Mobile Computing </w:t>
-      </w:r>
-      <w:r>
-        <w:rPr>
-          <w:rFonts w:ascii="Calibri" w:eastAsia="Microsoft YaHei Light" w:hAnsi="Calibri" w:cs="Calibri"/>
-          <w:b/>
-          <w:bCs/>
-          <w:kern w:val="2"/>
-          <w:sz w:val="22"/>
-          <w:szCs w:val="22"/>
-          <w:lang w:val="en-CN" w:eastAsia="zh-CN"/>
-        </w:rPr>
-        <w:t>(TMC 2024)</w:t>
+          <w:rFonts w:ascii="Calibri" w:eastAsia="Microsoft YaHei Light" w:hAnsi="Calibri" w:cs="Calibri" w:hint="eastAsia"/>
+          <w:kern w:val="2"/>
+          <w:sz w:val="22"/>
+          <w:szCs w:val="22"/>
+          <w:lang w:val="en-CN" w:eastAsia="zh-CN"/>
+        </w:rPr>
+      </w:pPr>
+      <w:r>
+        <w:rPr>
+          <w:rFonts w:ascii="Calibri" w:eastAsia="Microsoft YaHei Light" w:hAnsi="Calibri" w:cs="Calibri"/>
+          <w:kern w:val="2"/>
+          <w:sz w:val="22"/>
+          <w:szCs w:val="22"/>
+          <w:lang w:val="en-CN" w:eastAsia="zh-CN"/>
+        </w:rPr>
+        <w:t xml:space="preserve">Rui Kong, </w:t>
+      </w:r>
+      <w:r>
+        <w:rPr>
+          <w:rFonts w:ascii="Calibri" w:eastAsia="Microsoft YaHei Light" w:hAnsi="Calibri" w:cs="Calibri"/>
+          <w:b/>
+          <w:bCs/>
+          <w:kern w:val="2"/>
+          <w:sz w:val="22"/>
+          <w:szCs w:val="22"/>
+          <w:lang w:val="en-CN" w:eastAsia="zh-CN"/>
+        </w:rPr>
+        <w:t>Yuanchun Li</w:t>
+      </w:r>
+      <w:r>
+        <w:rPr>
+          <w:rFonts w:ascii="Calibri" w:eastAsia="Microsoft YaHei Light" w:hAnsi="Calibri" w:cs="Calibri" w:hint="eastAsia"/>
+          <w:kern w:val="2"/>
+          <w:sz w:val="22"/>
+          <w:szCs w:val="22"/>
+          <w:lang w:val="en-CN" w:eastAsia="zh-CN"/>
+        </w:rPr>
+        <w:t>*</w:t>
+      </w:r>
+      <w:r>
+        <w:rPr>
+          <w:rFonts w:ascii="Calibri" w:eastAsia="Microsoft YaHei Light" w:hAnsi="Calibri" w:cs="Calibri"/>
+          <w:kern w:val="2"/>
+          <w:sz w:val="22"/>
+          <w:szCs w:val="22"/>
+          <w:lang w:val="en-CN" w:eastAsia="zh-CN"/>
+        </w:rPr>
+        <w:t xml:space="preserve">, Weijun Wang, Linghe Kong, Yunxin Liu. “Serving MoE Models on Resource-constrained Edge Devices via Dynamic Expert Swapping”. IEEE Transactions on Computers </w:t>
+      </w:r>
+      <w:r>
+        <w:rPr>
+          <w:rFonts w:ascii="Calibri" w:eastAsia="Microsoft YaHei Light" w:hAnsi="Calibri" w:cs="Calibri"/>
+          <w:b/>
+          <w:bCs/>
+          <w:kern w:val="2"/>
+          <w:sz w:val="22"/>
+          <w:szCs w:val="22"/>
+          <w:lang w:val="en-CN" w:eastAsia="zh-CN"/>
+        </w:rPr>
+        <w:t>(TC</w:t>
+      </w:r>
+      <w:r>
+        <w:rPr>
+          <w:rFonts w:ascii="Calibri" w:eastAsia="Microsoft YaHei Light" w:hAnsi="Calibri" w:cs="Calibri"/>
+          <w:b/>
+          <w:bCs/>
+          <w:kern w:val="2"/>
+          <w:sz w:val="22"/>
+          <w:szCs w:val="22"/>
+          <w:lang w:val="en-CN" w:eastAsia="zh-CN"/>
+        </w:rPr>
+        <w:t xml:space="preserve"> 2025</w:t>
+      </w:r>
+      <w:r>
+        <w:rPr>
+          <w:rFonts w:ascii="Calibri" w:eastAsia="Microsoft YaHei Light" w:hAnsi="Calibri" w:cs="Calibri"/>
+          <w:b/>
+          <w:bCs/>
+          <w:kern w:val="2"/>
+          <w:sz w:val="22"/>
+          <w:szCs w:val="22"/>
+          <w:lang w:val="en-CN" w:eastAsia="zh-CN"/>
+        </w:rPr>
+        <w:t>)</w:t>
       </w:r>
     </w:p>
     <w:p>
@@ -2384,109 +2563,57 @@
         <w:jc w:val="both"/>
         <w:rPr>
           <w:rFonts w:ascii="Calibri" w:eastAsia="Microsoft YaHei Light" w:hAnsi="Calibri" w:cs="Calibri"/>
-          <w:kern w:val="2"/>
-          <w:sz w:val="22"/>
-          <w:szCs w:val="22"/>
-          <w:lang w:val="en-CN" w:eastAsia="zh-CN"/>
-        </w:rPr>
-      </w:pPr>
-      <w:r>
-        <w:rPr>
-          <w:rFonts w:ascii="Calibri" w:eastAsia="Microsoft YaHei Light" w:hAnsi="Calibri" w:cs="Calibri"/>
-          <w:kern w:val="2"/>
-          <w:sz w:val="22"/>
-          <w:szCs w:val="22"/>
-          <w:lang w:val="en-CN" w:eastAsia="zh-CN"/>
-        </w:rPr>
-        <w:t xml:space="preserve">Zhang Shaokun, </w:t>
-      </w:r>
-      <w:r>
-        <w:rPr>
-          <w:rFonts w:ascii="Calibri" w:eastAsia="Microsoft YaHei Light" w:hAnsi="Calibri" w:cs="Calibri"/>
-          <w:b/>
-          <w:bCs/>
-          <w:kern w:val="2"/>
-          <w:sz w:val="22"/>
-          <w:szCs w:val="22"/>
-          <w:lang w:val="en-CN" w:eastAsia="zh-CN"/>
-        </w:rPr>
-        <w:t>Li Yuanchun</w:t>
-      </w:r>
-      <w:r>
-        <w:rPr>
-          <w:rFonts w:ascii="Calibri" w:eastAsia="Microsoft YaHei Light" w:hAnsi="Calibri" w:cs="Calibri"/>
-          <w:kern w:val="2"/>
-          <w:sz w:val="22"/>
-          <w:szCs w:val="22"/>
-          <w:lang w:val="en-CN" w:eastAsia="zh-CN"/>
-        </w:rPr>
-        <w:t xml:space="preserve">, Lei Hanwen, Jiang Peng, Li Ding, Guo Yao, Chen Xiangqun. A Mobile Application GUI Fuzz Testing Framework Based on Multimodal Representation. </w:t>
-      </w:r>
-      <w:r>
-        <w:rPr>
-          <w:rFonts w:ascii="Calibri" w:eastAsia="Microsoft YaHei Light" w:hAnsi="Calibri" w:cs="Calibri"/>
-          <w:i/>
-          <w:iCs/>
-          <w:kern w:val="2"/>
-          <w:sz w:val="22"/>
-          <w:szCs w:val="22"/>
-          <w:lang w:val="en-CN" w:eastAsia="zh-CN"/>
-        </w:rPr>
-        <w:t>Journal of Software</w:t>
-      </w:r>
-      <w:r>
-        <w:rPr>
-          <w:rFonts w:ascii="Calibri" w:eastAsia="Microsoft YaHei Light" w:hAnsi="Calibri" w:cs="Calibri"/>
-          <w:kern w:val="2"/>
-          <w:sz w:val="22"/>
-          <w:szCs w:val="22"/>
-          <w:lang w:val="en-CN" w:eastAsia="zh-CN"/>
-        </w:rPr>
-        <w:t>, 2024, 35(7): 3162-3179 (</w:t>
-      </w:r>
-      <w:r>
-        <w:rPr>
-          <w:rFonts w:ascii="Calibri" w:eastAsia="Microsoft YaHei Light" w:hAnsi="Calibri" w:cs="Calibri" w:hint="eastAsia"/>
-          <w:kern w:val="2"/>
-          <w:sz w:val="22"/>
-          <w:szCs w:val="22"/>
-          <w:lang w:val="en-CN" w:eastAsia="zh-CN"/>
-        </w:rPr>
-        <w:t xml:space="preserve">JOS </w:t>
-      </w:r>
-      <w:r>
-        <w:rPr>
-          <w:rFonts w:ascii="Calibri" w:eastAsia="Microsoft YaHei Light" w:hAnsi="Calibri" w:cs="Calibri"/>
-          <w:i/>
-          <w:iCs/>
-          <w:kern w:val="2"/>
-          <w:sz w:val="22"/>
-          <w:szCs w:val="22"/>
-          <w:lang w:val="en-CN" w:eastAsia="zh-CN"/>
-        </w:rPr>
-        <w:t>2024</w:t>
-      </w:r>
-      <w:r>
-        <w:rPr>
-          <w:rFonts w:ascii="Calibri" w:eastAsia="Microsoft YaHei Light" w:hAnsi="Calibri" w:cs="Calibri"/>
-          <w:i/>
-          <w:iCs/>
-          <w:kern w:val="2"/>
-          <w:sz w:val="22"/>
-          <w:szCs w:val="22"/>
-          <w:lang w:val="en-CN"/>
-        </w:rPr>
-        <w:t>, in Chinese</w:t>
-      </w:r>
-      <w:r>
-        <w:rPr>
-          <w:rFonts w:ascii="Calibri" w:eastAsia="Microsoft YaHei Light" w:hAnsi="Calibri" w:cs="Calibri"/>
-          <w:kern w:val="2"/>
-          <w:sz w:val="22"/>
-          <w:szCs w:val="22"/>
-          <w:lang w:val="en-CN" w:eastAsia="zh-CN"/>
-        </w:rPr>
-        <w:t>).</w:t>
+          <w:b/>
+          <w:bCs/>
+          <w:kern w:val="2"/>
+          <w:sz w:val="22"/>
+          <w:szCs w:val="22"/>
+          <w:lang w:val="en-CN" w:eastAsia="zh-CN"/>
+        </w:rPr>
+      </w:pPr>
+      <w:r>
+        <w:rPr>
+          <w:rFonts w:ascii="Calibri" w:eastAsia="Microsoft YaHei Light" w:hAnsi="Calibri" w:cs="Calibri"/>
+          <w:kern w:val="2"/>
+          <w:sz w:val="22"/>
+          <w:szCs w:val="22"/>
+          <w:lang w:val="en-CN" w:eastAsia="zh-CN"/>
+        </w:rPr>
+        <w:t xml:space="preserve">Rui Kong, </w:t>
+      </w:r>
+      <w:r>
+        <w:rPr>
+          <w:rFonts w:ascii="Calibri" w:eastAsia="Microsoft YaHei Light" w:hAnsi="Calibri" w:cs="Calibri"/>
+          <w:b/>
+          <w:bCs/>
+          <w:kern w:val="2"/>
+          <w:sz w:val="22"/>
+          <w:szCs w:val="22"/>
+          <w:lang w:val="en-CN" w:eastAsia="zh-CN"/>
+        </w:rPr>
+        <w:t>Yuanchun Li*</w:t>
+      </w:r>
+      <w:r>
+        <w:rPr>
+          <w:rFonts w:ascii="Calibri" w:eastAsia="Microsoft YaHei Light" w:hAnsi="Calibri" w:cs="Calibri"/>
+          <w:kern w:val="2"/>
+          <w:sz w:val="22"/>
+          <w:szCs w:val="22"/>
+          <w:lang w:val="en-CN" w:eastAsia="zh-CN"/>
+        </w:rPr>
+        <w:t xml:space="preserve">, Qingtian Feng, Weijun Wang, Xiaozhou Ye, Ye Ouyang, Linghe Kong, Yunxin Liu. “SwapMoE: Serving Off-the-shelf MoE-based Large Language Models with Tunable Memory Budget”. The 62nd Annual Meeting of the Association for Computational Linguistics </w:t>
+      </w:r>
+      <w:r>
+        <w:rPr>
+          <w:rFonts w:ascii="Calibri" w:eastAsia="Microsoft YaHei Light" w:hAnsi="Calibri" w:cs="Calibri"/>
+          <w:b/>
+          <w:bCs/>
+          <w:kern w:val="2"/>
+          <w:sz w:val="22"/>
+          <w:szCs w:val="22"/>
+          <w:lang w:val="en-CN" w:eastAsia="zh-CN"/>
+        </w:rPr>
+        <w:t>(ACL 2024)</w:t>
       </w:r>
     </w:p>
     <w:p>
@@ -2501,55 +2628,57 @@
         <w:jc w:val="both"/>
         <w:rPr>
           <w:rFonts w:ascii="Calibri" w:eastAsia="Microsoft YaHei Light" w:hAnsi="Calibri" w:cs="Calibri"/>
-          <w:kern w:val="2"/>
-          <w:sz w:val="22"/>
-          <w:szCs w:val="22"/>
-          <w:lang w:val="en-CN" w:eastAsia="zh-CN"/>
-        </w:rPr>
-      </w:pPr>
-      <w:r>
-        <w:rPr>
-          <w:rFonts w:ascii="Calibri" w:eastAsia="Microsoft YaHei Light" w:hAnsi="Calibri" w:cs="Calibri"/>
-          <w:kern w:val="2"/>
-          <w:sz w:val="22"/>
-          <w:szCs w:val="22"/>
-          <w:lang w:val="en-CN" w:eastAsia="zh-CN"/>
-        </w:rPr>
-        <w:t xml:space="preserve">Li Zhang, Shihe Wang, Xianqing Jia, Zhihan Zheng, Yunhe Yan, Longxi Gao, </w:t>
-      </w:r>
-      <w:r>
-        <w:rPr>
-          <w:rFonts w:ascii="Calibri" w:eastAsia="Microsoft YaHei Light" w:hAnsi="Calibri" w:cs="Calibri"/>
-          <w:b/>
-          <w:bCs/>
-          <w:kern w:val="2"/>
-          <w:sz w:val="22"/>
-          <w:szCs w:val="22"/>
-          <w:lang w:val="en-CN" w:eastAsia="zh-CN"/>
-        </w:rPr>
-        <w:t>Yuanchun Li</w:t>
-      </w:r>
-      <w:r>
-        <w:rPr>
-          <w:rFonts w:ascii="Calibri" w:eastAsia="Microsoft YaHei Light" w:hAnsi="Calibri" w:cs="Calibri"/>
-          <w:kern w:val="2"/>
-          <w:sz w:val="22"/>
-          <w:szCs w:val="22"/>
-          <w:lang w:val="en-CN" w:eastAsia="zh-CN"/>
-        </w:rPr>
-        <w:t xml:space="preserve">, Mengwei Xu. “LlamaTouch: A Faithful and Scalable Testbed for Mobile UI Automation Task Evaluation”. The ACM Symposium on User Interface Software and Technology </w:t>
-      </w:r>
-      <w:r>
-        <w:rPr>
-          <w:rFonts w:ascii="Calibri" w:eastAsia="Microsoft YaHei Light" w:hAnsi="Calibri" w:cs="Calibri"/>
-          <w:b/>
-          <w:bCs/>
-          <w:kern w:val="2"/>
-          <w:sz w:val="22"/>
-          <w:szCs w:val="22"/>
-          <w:lang w:val="en-CN" w:eastAsia="zh-CN"/>
-        </w:rPr>
-        <w:t>(UIST 2024)</w:t>
+          <w:b/>
+          <w:bCs/>
+          <w:kern w:val="2"/>
+          <w:sz w:val="22"/>
+          <w:szCs w:val="22"/>
+          <w:lang w:val="en-CN" w:eastAsia="zh-CN"/>
+        </w:rPr>
+      </w:pPr>
+      <w:r>
+        <w:rPr>
+          <w:rFonts w:ascii="Calibri" w:eastAsia="Microsoft YaHei Light" w:hAnsi="Calibri" w:cs="Calibri"/>
+          <w:kern w:val="2"/>
+          <w:sz w:val="22"/>
+          <w:szCs w:val="22"/>
+          <w:lang w:val="en-CN" w:eastAsia="zh-CN"/>
+        </w:rPr>
+        <w:t xml:space="preserve">Naiyu Zheng, </w:t>
+      </w:r>
+      <w:r>
+        <w:rPr>
+          <w:rFonts w:ascii="Calibri" w:eastAsia="Microsoft YaHei Light" w:hAnsi="Calibri" w:cs="Calibri"/>
+          <w:b/>
+          <w:bCs/>
+          <w:kern w:val="2"/>
+          <w:sz w:val="22"/>
+          <w:szCs w:val="22"/>
+          <w:lang w:val="en-CN" w:eastAsia="zh-CN"/>
+        </w:rPr>
+        <w:t>Yuanchun Li*</w:t>
+      </w:r>
+      <w:r>
+        <w:rPr>
+          <w:rFonts w:ascii="Calibri" w:eastAsia="Microsoft YaHei Light" w:hAnsi="Calibri" w:cs="Calibri"/>
+          <w:kern w:val="2"/>
+          <w:sz w:val="22"/>
+          <w:szCs w:val="22"/>
+          <w:lang w:val="en-CN" w:eastAsia="zh-CN"/>
+        </w:rPr>
+        <w:t xml:space="preserve">, Shiqi Jiang, Yuanzhe Li, Rongchun Yao, Chuchu Dong, Ting Chen, Yubo Yang, Zhimeng Yin, Yunxin Liu. "AdaWiFi: Collaborative WiFi Sensing for Cross-Environment Adaptation." IEEE Transactions on Mobile Computing </w:t>
+      </w:r>
+      <w:r>
+        <w:rPr>
+          <w:rFonts w:ascii="Calibri" w:eastAsia="Microsoft YaHei Light" w:hAnsi="Calibri" w:cs="Calibri"/>
+          <w:b/>
+          <w:bCs/>
+          <w:kern w:val="2"/>
+          <w:sz w:val="22"/>
+          <w:szCs w:val="22"/>
+          <w:lang w:val="en-CN" w:eastAsia="zh-CN"/>
+        </w:rPr>
+        <w:t>(TMC 2024)</w:t>
       </w:r>
     </w:p>
     <w:p>
@@ -2573,24 +2702,100 @@
       <w:r>
         <w:rPr>
           <w:rFonts w:ascii="Calibri" w:eastAsia="Microsoft YaHei Light" w:hAnsi="Calibri" w:cs="Calibri"/>
-          <w:b/>
-          <w:bCs/>
-          <w:kern w:val="2"/>
-          <w:sz w:val="22"/>
-          <w:szCs w:val="22"/>
-          <w:lang w:val="en-CN" w:eastAsia="zh-CN"/>
-        </w:rPr>
-        <w:t>Yuanchun Li</w:t>
-      </w:r>
-      <w:r>
-        <w:rPr>
-          <w:rFonts w:ascii="Calibri" w:eastAsia="Microsoft YaHei Light" w:hAnsi="Calibri" w:cs="Calibri"/>
-          <w:kern w:val="2"/>
-          <w:sz w:val="22"/>
-          <w:szCs w:val="22"/>
-          <w:lang w:val="en-CN" w:eastAsia="zh-CN"/>
-        </w:rPr>
-        <w:t xml:space="preserve">, Hao Wen, Weijun Wang, Xiangyu Li, Yizhen Yuan, Guohong Liu, Jiacheng Liu, Wenxing Xu, Xiang Wang, Yi Sun, Rui Kong, Yile Wang, Hanfei Geng, Jian Luan, Xuefeng Jin, Zilong Ye, Guanjing Xiong, Fan Zhang, Xiang Li, Mengwei Xu, Zhijun Li, Peng Li, Yang Liu, Ya-Qin Zhang, Yunxin Liu. "Personal LLM Agents: Insights and Survey about the Capability, Efficiency and Security". </w:t>
+          <w:kern w:val="2"/>
+          <w:sz w:val="22"/>
+          <w:szCs w:val="22"/>
+          <w:lang w:val="en-CN" w:eastAsia="zh-CN"/>
+        </w:rPr>
+        <w:t xml:space="preserve">Zhang Shaokun, </w:t>
+      </w:r>
+      <w:r>
+        <w:rPr>
+          <w:rFonts w:ascii="Calibri" w:eastAsia="Microsoft YaHei Light" w:hAnsi="Calibri" w:cs="Calibri"/>
+          <w:b/>
+          <w:bCs/>
+          <w:kern w:val="2"/>
+          <w:sz w:val="22"/>
+          <w:szCs w:val="22"/>
+          <w:lang w:val="en-CN" w:eastAsia="zh-CN"/>
+        </w:rPr>
+        <w:t>Li Yuanchun</w:t>
+      </w:r>
+      <w:r>
+        <w:rPr>
+          <w:rFonts w:ascii="Calibri" w:eastAsia="Microsoft YaHei Light" w:hAnsi="Calibri" w:cs="Calibri"/>
+          <w:kern w:val="2"/>
+          <w:sz w:val="22"/>
+          <w:szCs w:val="22"/>
+          <w:lang w:val="en-CN" w:eastAsia="zh-CN"/>
+        </w:rPr>
+        <w:t xml:space="preserve">, Lei Hanwen, Jiang Peng, Li Ding, Guo Yao, Chen Xiangqun. A Mobile Application GUI Fuzz Testing Framework Based on Multimodal Representation. </w:t>
+      </w:r>
+      <w:r>
+        <w:rPr>
+          <w:rFonts w:ascii="Calibri" w:eastAsia="Microsoft YaHei Light" w:hAnsi="Calibri" w:cs="Calibri"/>
+          <w:i/>
+          <w:iCs/>
+          <w:kern w:val="2"/>
+          <w:sz w:val="22"/>
+          <w:szCs w:val="22"/>
+          <w:lang w:val="en-CN" w:eastAsia="zh-CN"/>
+        </w:rPr>
+        <w:t>Journal of Software</w:t>
+      </w:r>
+      <w:r>
+        <w:rPr>
+          <w:rFonts w:ascii="Calibri" w:eastAsia="Microsoft YaHei Light" w:hAnsi="Calibri" w:cs="Calibri"/>
+          <w:kern w:val="2"/>
+          <w:sz w:val="22"/>
+          <w:szCs w:val="22"/>
+          <w:lang w:val="en-CN" w:eastAsia="zh-CN"/>
+        </w:rPr>
+        <w:t>, 2024, 35(7): 3162-3179 (</w:t>
+      </w:r>
+      <w:r>
+        <w:rPr>
+          <w:rFonts w:ascii="Calibri" w:eastAsia="Microsoft YaHei Light" w:hAnsi="Calibri" w:cs="Calibri" w:hint="eastAsia"/>
+          <w:kern w:val="2"/>
+          <w:sz w:val="22"/>
+          <w:szCs w:val="22"/>
+          <w:lang w:val="en-CN" w:eastAsia="zh-CN"/>
+        </w:rPr>
+        <w:t xml:space="preserve">JOS </w:t>
+      </w:r>
+      <w:r>
+        <w:rPr>
+          <w:rFonts w:ascii="Calibri" w:eastAsia="Microsoft YaHei Light" w:hAnsi="Calibri" w:cs="Calibri"/>
+          <w:i/>
+          <w:iCs/>
+          <w:kern w:val="2"/>
+          <w:sz w:val="22"/>
+          <w:szCs w:val="22"/>
+          <w:lang w:val="en-CN" w:eastAsia="zh-CN"/>
+        </w:rPr>
+        <w:t>2024</w:t>
+      </w:r>
+      <w:r>
+        <w:rPr>
+          <w:rFonts w:ascii="Calibri" w:eastAsia="Microsoft YaHei Light" w:hAnsi="Calibri" w:cs="Calibri"/>
+          <w:i/>
+          <w:iCs/>
+          <w:kern w:val="2"/>
+          <w:sz w:val="22"/>
+          <w:szCs w:val="22"/>
+          <w:lang w:val="en-CN"/>
+        </w:rPr>
+        <w:t>, in Chinese</w:t>
+      </w:r>
+      <w:r>
+        <w:rPr>
+          <w:rFonts w:ascii="Calibri" w:eastAsia="Microsoft YaHei Light" w:hAnsi="Calibri" w:cs="Calibri"/>
+          <w:kern w:val="2"/>
+          <w:sz w:val="22"/>
+          <w:szCs w:val="22"/>
+          <w:lang w:val="en-CN" w:eastAsia="zh-CN"/>
+        </w:rPr>
+        <w:t>).</w:t>
       </w:r>
     </w:p>
     <w:p>
@@ -2605,23 +2810,21 @@
         <w:jc w:val="both"/>
         <w:rPr>
           <w:rFonts w:ascii="Calibri" w:eastAsia="Microsoft YaHei Light" w:hAnsi="Calibri" w:cs="Calibri"/>
-          <w:b/>
-          <w:bCs/>
-          <w:kern w:val="2"/>
-          <w:sz w:val="22"/>
-          <w:szCs w:val="22"/>
-          <w:lang w:val="en-CN" w:eastAsia="zh-CN"/>
-        </w:rPr>
-      </w:pPr>
-      <w:r>
-        <w:rPr>
-          <w:rFonts w:ascii="Calibri" w:eastAsia="Microsoft YaHei Light" w:hAnsi="Calibri" w:cs="Calibri"/>
-          <w:kern w:val="2"/>
-          <w:sz w:val="22"/>
-          <w:szCs w:val="22"/>
-          <w:lang w:val="en-CN" w:eastAsia="zh-CN"/>
-        </w:rPr>
-        <w:t xml:space="preserve">Jinliang Yuan, Shangguang Wang, Hongyu Li, Daliang Xu, </w:t>
+          <w:kern w:val="2"/>
+          <w:sz w:val="22"/>
+          <w:szCs w:val="22"/>
+          <w:lang w:val="en-CN" w:eastAsia="zh-CN"/>
+        </w:rPr>
+      </w:pPr>
+      <w:r>
+        <w:rPr>
+          <w:rFonts w:ascii="Calibri" w:eastAsia="Microsoft YaHei Light" w:hAnsi="Calibri" w:cs="Calibri"/>
+          <w:kern w:val="2"/>
+          <w:sz w:val="22"/>
+          <w:szCs w:val="22"/>
+          <w:lang w:val="en-CN" w:eastAsia="zh-CN"/>
+        </w:rPr>
+        <w:t xml:space="preserve">Li Zhang, Shihe Wang, Xianqing Jia, Zhihan Zheng, Yunhe Yan, Longxi Gao, </w:t>
       </w:r>
       <w:r>
         <w:rPr>
@@ -2643,19 +2846,19 @@
           <w:szCs w:val="22"/>
           <w:lang w:val="en-CN" w:eastAsia="zh-CN"/>
         </w:rPr>
-        <w:t xml:space="preserve">, Mengwei Xu, Xuanzhe Liu. "Towards Energy-efficient Federated Learning via INT8-based Training on Mobile DSPs". The Web Conference. </w:t>
-      </w:r>
-      <w:r>
-        <w:rPr>
-          <w:rFonts w:ascii="Calibri" w:eastAsia="Microsoft YaHei Light" w:hAnsi="Calibri" w:cs="Calibri"/>
-          <w:b/>
-          <w:bCs/>
-          <w:kern w:val="2"/>
-          <w:sz w:val="22"/>
-          <w:szCs w:val="22"/>
-          <w:lang w:val="en-CN" w:eastAsia="zh-CN"/>
-        </w:rPr>
-        <w:t>(WWW 2024)</w:t>
+        <w:t xml:space="preserve">, Mengwei Xu. “LlamaTouch: A Faithful and Scalable Testbed for Mobile UI Automation Task Evaluation”. The ACM Symposium on User Interface Software and Technology </w:t>
+      </w:r>
+      <w:r>
+        <w:rPr>
+          <w:rFonts w:ascii="Calibri" w:eastAsia="Microsoft YaHei Light" w:hAnsi="Calibri" w:cs="Calibri"/>
+          <w:b/>
+          <w:bCs/>
+          <w:kern w:val="2"/>
+          <w:sz w:val="22"/>
+          <w:szCs w:val="22"/>
+          <w:lang w:val="en-CN" w:eastAsia="zh-CN"/>
+        </w:rPr>
+        <w:t>(UIST 2024)</w:t>
       </w:r>
     </w:p>
     <w:p>
@@ -2670,24 +2873,12 @@
         <w:jc w:val="both"/>
         <w:rPr>
           <w:rFonts w:ascii="Calibri" w:eastAsia="Microsoft YaHei Light" w:hAnsi="Calibri" w:cs="Calibri"/>
-          <w:b/>
-          <w:bCs/>
-          <w:kern w:val="2"/>
-          <w:sz w:val="22"/>
-          <w:szCs w:val="22"/>
-          <w:lang w:val="en-CN" w:eastAsia="zh-CN"/>
-        </w:rPr>
-      </w:pPr>
-      <w:r>
-        <w:rPr>
-          <w:rFonts w:ascii="Calibri" w:eastAsia="Microsoft YaHei Light" w:hAnsi="Calibri" w:cs="Calibri"/>
-          <w:kern w:val="2"/>
-          <w:sz w:val="22"/>
-          <w:szCs w:val="22"/>
-          <w:lang w:val="en-CN" w:eastAsia="zh-CN"/>
-        </w:rPr>
-        <w:t xml:space="preserve">Xiangyu Li, </w:t>
-      </w:r>
+          <w:kern w:val="2"/>
+          <w:sz w:val="22"/>
+          <w:szCs w:val="22"/>
+          <w:lang w:val="en-CN" w:eastAsia="zh-CN"/>
+        </w:rPr>
+      </w:pPr>
       <w:r>
         <w:rPr>
           <w:rFonts w:ascii="Calibri" w:eastAsia="Microsoft YaHei Light" w:hAnsi="Calibri" w:cs="Calibri"/>
@@ -2708,19 +2899,7 @@
           <w:szCs w:val="22"/>
           <w:lang w:val="en-CN" w:eastAsia="zh-CN"/>
         </w:rPr>
-        <w:t xml:space="preserve">, Yuanzhe Li, Ting Cao, and Yunxin Liu. "FlexNN: Efficient and Adaptive DNN Inference on Memory-Constrained Edge Devices". In Proceedings of the 30th Annual International Conference on Mobile Computing and Networking. </w:t>
-      </w:r>
-      <w:r>
-        <w:rPr>
-          <w:rFonts w:ascii="Calibri" w:eastAsia="Microsoft YaHei Light" w:hAnsi="Calibri" w:cs="Calibri"/>
-          <w:b/>
-          <w:bCs/>
-          <w:kern w:val="2"/>
-          <w:sz w:val="22"/>
-          <w:szCs w:val="22"/>
-          <w:lang w:val="en-CN" w:eastAsia="zh-CN"/>
-        </w:rPr>
-        <w:t>(MobiCom 2024)</w:t>
+        <w:t xml:space="preserve">, Hao Wen, Weijun Wang, Xiangyu Li, Yizhen Yuan, Guohong Liu, Jiacheng Liu, Wenxing Xu, Xiang Wang, Yi Sun, Rui Kong, Yile Wang, Hanfei Geng, Jian Luan, Xuefeng Jin, Zilong Ye, Guanjing Xiong, Fan Zhang, Xiang Li, Mengwei Xu, Zhijun Li, Peng Li, Yang Liu, Ya-Qin Zhang, Yunxin Liu. "Personal LLM Agents: Insights and Survey about the Capability, Efficiency and Security". </w:t>
       </w:r>
     </w:p>
     <w:p>
@@ -2735,55 +2914,57 @@
         <w:jc w:val="both"/>
         <w:rPr>
           <w:rFonts w:ascii="Calibri" w:eastAsia="Microsoft YaHei Light" w:hAnsi="Calibri" w:cs="Calibri"/>
-          <w:kern w:val="2"/>
-          <w:sz w:val="22"/>
-          <w:szCs w:val="22"/>
-          <w:lang w:val="en-CN" w:eastAsia="zh-CN"/>
-        </w:rPr>
-      </w:pPr>
-      <w:r>
-        <w:rPr>
-          <w:rFonts w:ascii="Calibri" w:eastAsia="Microsoft YaHei Light" w:hAnsi="Calibri" w:cs="Calibri"/>
-          <w:kern w:val="2"/>
-          <w:sz w:val="22"/>
-          <w:szCs w:val="22"/>
-          <w:lang w:val="en-CN" w:eastAsia="zh-CN"/>
-        </w:rPr>
-        <w:t xml:space="preserve">Hao Wen, </w:t>
-      </w:r>
-      <w:r>
-        <w:rPr>
-          <w:rFonts w:ascii="Calibri" w:eastAsia="Microsoft YaHei Light" w:hAnsi="Calibri" w:cs="Calibri"/>
-          <w:b/>
-          <w:bCs/>
-          <w:kern w:val="2"/>
-          <w:sz w:val="22"/>
-          <w:szCs w:val="22"/>
-          <w:lang w:val="en-CN" w:eastAsia="zh-CN"/>
-        </w:rPr>
-        <w:t>Yuanchun Li*</w:t>
-      </w:r>
-      <w:r>
-        <w:rPr>
-          <w:rFonts w:ascii="Calibri" w:eastAsia="Microsoft YaHei Light" w:hAnsi="Calibri" w:cs="Calibri"/>
-          <w:kern w:val="2"/>
-          <w:sz w:val="22"/>
-          <w:szCs w:val="22"/>
-          <w:lang w:val="en-CN" w:eastAsia="zh-CN"/>
-        </w:rPr>
-        <w:t xml:space="preserve">, Guohong Liu, Shanhui Zhao, Tao Yu, Toby Jia-Jun Li, Shiqi Jiang, Yunhao Liu, Yaqin Zhang, Yunxin Liu. "AutoDroid: LLM-powered Task Automation in Android". In Proceedings of the 30th Annual International Conference On Mobile Computing And Networking. </w:t>
-      </w:r>
-      <w:r>
-        <w:rPr>
-          <w:rFonts w:ascii="Calibri" w:eastAsia="Microsoft YaHei Light" w:hAnsi="Calibri" w:cs="Calibri"/>
-          <w:b/>
-          <w:bCs/>
-          <w:kern w:val="2"/>
-          <w:sz w:val="22"/>
-          <w:szCs w:val="22"/>
-          <w:lang w:val="en-CN" w:eastAsia="zh-CN"/>
-        </w:rPr>
-        <w:t>(MobiCom 2024)</w:t>
+          <w:b/>
+          <w:bCs/>
+          <w:kern w:val="2"/>
+          <w:sz w:val="22"/>
+          <w:szCs w:val="22"/>
+          <w:lang w:val="en-CN" w:eastAsia="zh-CN"/>
+        </w:rPr>
+      </w:pPr>
+      <w:r>
+        <w:rPr>
+          <w:rFonts w:ascii="Calibri" w:eastAsia="Microsoft YaHei Light" w:hAnsi="Calibri" w:cs="Calibri"/>
+          <w:kern w:val="2"/>
+          <w:sz w:val="22"/>
+          <w:szCs w:val="22"/>
+          <w:lang w:val="en-CN" w:eastAsia="zh-CN"/>
+        </w:rPr>
+        <w:t xml:space="preserve">Jinliang Yuan, Shangguang Wang, Hongyu Li, Daliang Xu, </w:t>
+      </w:r>
+      <w:r>
+        <w:rPr>
+          <w:rFonts w:ascii="Calibri" w:eastAsia="Microsoft YaHei Light" w:hAnsi="Calibri" w:cs="Calibri"/>
+          <w:b/>
+          <w:bCs/>
+          <w:kern w:val="2"/>
+          <w:sz w:val="22"/>
+          <w:szCs w:val="22"/>
+          <w:lang w:val="en-CN" w:eastAsia="zh-CN"/>
+        </w:rPr>
+        <w:t>Yuanchun Li</w:t>
+      </w:r>
+      <w:r>
+        <w:rPr>
+          <w:rFonts w:ascii="Calibri" w:eastAsia="Microsoft YaHei Light" w:hAnsi="Calibri" w:cs="Calibri"/>
+          <w:kern w:val="2"/>
+          <w:sz w:val="22"/>
+          <w:szCs w:val="22"/>
+          <w:lang w:val="en-CN" w:eastAsia="zh-CN"/>
+        </w:rPr>
+        <w:t xml:space="preserve">, Mengwei Xu, Xuanzhe Liu. "Towards Energy-efficient Federated Learning via INT8-based Training on Mobile DSPs". The Web Conference. </w:t>
+      </w:r>
+      <w:r>
+        <w:rPr>
+          <w:rFonts w:ascii="Calibri" w:eastAsia="Microsoft YaHei Light" w:hAnsi="Calibri" w:cs="Calibri"/>
+          <w:b/>
+          <w:bCs/>
+          <w:kern w:val="2"/>
+          <w:sz w:val="22"/>
+          <w:szCs w:val="22"/>
+          <w:lang w:val="en-CN" w:eastAsia="zh-CN"/>
+        </w:rPr>
+        <w:t>(WWW 2024)</w:t>
       </w:r>
     </w:p>
     <w:p>
@@ -2798,21 +2979,23 @@
         <w:jc w:val="both"/>
         <w:rPr>
           <w:rFonts w:ascii="Calibri" w:eastAsia="Microsoft YaHei Light" w:hAnsi="Calibri" w:cs="Calibri"/>
-          <w:kern w:val="2"/>
-          <w:sz w:val="22"/>
-          <w:szCs w:val="22"/>
-          <w:lang w:val="en-CN" w:eastAsia="zh-CN"/>
-        </w:rPr>
-      </w:pPr>
-      <w:r>
-        <w:rPr>
-          <w:rFonts w:ascii="Calibri" w:eastAsia="Microsoft YaHei Light" w:hAnsi="Calibri" w:cs="Calibri"/>
-          <w:kern w:val="2"/>
-          <w:sz w:val="22"/>
-          <w:szCs w:val="22"/>
-          <w:lang w:val="en-CN" w:eastAsia="zh-CN"/>
-        </w:rPr>
-        <w:t xml:space="preserve">Fucheng Jia, Shiqi Jiang, Ting Cao, Wei Cui, Tianrui Xia, Xu Cao, </w:t>
+          <w:b/>
+          <w:bCs/>
+          <w:kern w:val="2"/>
+          <w:sz w:val="22"/>
+          <w:szCs w:val="22"/>
+          <w:lang w:val="en-CN" w:eastAsia="zh-CN"/>
+        </w:rPr>
+      </w:pPr>
+      <w:r>
+        <w:rPr>
+          <w:rFonts w:ascii="Calibri" w:eastAsia="Microsoft YaHei Light" w:hAnsi="Calibri" w:cs="Calibri"/>
+          <w:kern w:val="2"/>
+          <w:sz w:val="22"/>
+          <w:szCs w:val="22"/>
+          <w:lang w:val="en-CN" w:eastAsia="zh-CN"/>
+        </w:rPr>
+        <w:t xml:space="preserve">Xiangyu Li, </w:t>
       </w:r>
       <w:r>
         <w:rPr>
@@ -2834,19 +3017,19 @@
           <w:szCs w:val="22"/>
           <w:lang w:val="en-CN" w:eastAsia="zh-CN"/>
         </w:rPr>
-        <w:t xml:space="preserve">, Qipeng Wang, Deyu Zhang, Ju Ren, Yunxin Liu, Lili Qiu, Mao Yang. "Empowering In-Browser Deep Learning Inference on Edge Through Just-In-Time Kernel Optimization". In Proceedings of the 22nd ACM International Conference on Mobile Systems, Applications, and Services. </w:t>
-      </w:r>
-      <w:r>
-        <w:rPr>
-          <w:rFonts w:ascii="Calibri" w:eastAsia="Microsoft YaHei Light" w:hAnsi="Calibri" w:cs="Calibri"/>
-          <w:b/>
-          <w:bCs/>
-          <w:kern w:val="2"/>
-          <w:sz w:val="22"/>
-          <w:szCs w:val="22"/>
-          <w:lang w:val="en-CN" w:eastAsia="zh-CN"/>
-        </w:rPr>
-        <w:t>(MobiSys 2024)</w:t>
+        <w:t xml:space="preserve">, Yuanzhe Li, Ting Cao, and Yunxin Liu. "FlexNN: Efficient and Adaptive DNN Inference on Memory-Constrained Edge Devices". In Proceedings of the 30th Annual International Conference on Mobile Computing and Networking. </w:t>
+      </w:r>
+      <w:r>
+        <w:rPr>
+          <w:rFonts w:ascii="Calibri" w:eastAsia="Microsoft YaHei Light" w:hAnsi="Calibri" w:cs="Calibri"/>
+          <w:b/>
+          <w:bCs/>
+          <w:kern w:val="2"/>
+          <w:sz w:val="22"/>
+          <w:szCs w:val="22"/>
+          <w:lang w:val="en-CN" w:eastAsia="zh-CN"/>
+        </w:rPr>
+        <w:t>(MobiCom 2024)</w:t>
       </w:r>
     </w:p>
     <w:p>
@@ -2861,14 +3044,44 @@
         <w:jc w:val="both"/>
         <w:rPr>
           <w:rFonts w:ascii="Calibri" w:eastAsia="Microsoft YaHei Light" w:hAnsi="Calibri" w:cs="Calibri"/>
-          <w:b/>
-          <w:bCs/>
-          <w:kern w:val="2"/>
-          <w:sz w:val="22"/>
-          <w:szCs w:val="22"/>
-          <w:lang w:val="en-CN" w:eastAsia="zh-CN"/>
-        </w:rPr>
-      </w:pPr>
+          <w:kern w:val="2"/>
+          <w:sz w:val="22"/>
+          <w:szCs w:val="22"/>
+          <w:lang w:val="en-CN" w:eastAsia="zh-CN"/>
+        </w:rPr>
+      </w:pPr>
+      <w:r>
+        <w:rPr>
+          <w:rFonts w:ascii="Calibri" w:eastAsia="Microsoft YaHei Light" w:hAnsi="Calibri" w:cs="Calibri"/>
+          <w:kern w:val="2"/>
+          <w:sz w:val="22"/>
+          <w:szCs w:val="22"/>
+          <w:lang w:val="en-CN" w:eastAsia="zh-CN"/>
+        </w:rPr>
+        <w:t xml:space="preserve">Hao Wen, </w:t>
+      </w:r>
+      <w:r>
+        <w:rPr>
+          <w:rFonts w:ascii="Calibri" w:eastAsia="Microsoft YaHei Light" w:hAnsi="Calibri" w:cs="Calibri"/>
+          <w:b/>
+          <w:bCs/>
+          <w:kern w:val="2"/>
+          <w:sz w:val="22"/>
+          <w:szCs w:val="22"/>
+          <w:lang w:val="en-CN" w:eastAsia="zh-CN"/>
+        </w:rPr>
+        <w:t>Yuanchun Li*</w:t>
+      </w:r>
+      <w:r>
+        <w:rPr>
+          <w:rFonts w:ascii="Calibri" w:eastAsia="Microsoft YaHei Light" w:hAnsi="Calibri" w:cs="Calibri"/>
+          <w:kern w:val="2"/>
+          <w:sz w:val="22"/>
+          <w:szCs w:val="22"/>
+          <w:lang w:val="en-CN" w:eastAsia="zh-CN"/>
+        </w:rPr>
+        <w:t xml:space="preserve">, Guohong Liu, Shanhui Zhao, Tao Yu, Toby Jia-Jun Li, Shiqi Jiang, Yunhao Liu, Yaqin Zhang, Yunxin Liu. "AutoDroid: LLM-powered Task Automation in Android". In Proceedings of </w:t>
+      </w:r>
       <w:r>
         <w:rPr>
           <w:rFonts w:ascii="Calibri" w:eastAsia="Microsoft YaHei Light" w:hAnsi="Calibri" w:cs="Calibri"/>
@@ -2878,41 +3091,19 @@
           <w:lang w:val="en-CN" w:eastAsia="zh-CN"/>
         </w:rPr>
         <w:lastRenderedPageBreak/>
-        <w:t xml:space="preserve">Yuanzhe Li, Shangguang Wang, </w:t>
-      </w:r>
-      <w:r>
-        <w:rPr>
-          <w:rFonts w:ascii="Calibri" w:eastAsia="Microsoft YaHei Light" w:hAnsi="Calibri" w:cs="Calibri"/>
-          <w:b/>
-          <w:bCs/>
-          <w:kern w:val="2"/>
-          <w:sz w:val="22"/>
-          <w:szCs w:val="22"/>
-          <w:lang w:val="en-CN" w:eastAsia="zh-CN"/>
-        </w:rPr>
-        <w:t>Yuanchun Li</w:t>
-      </w:r>
-      <w:r>
-        <w:rPr>
-          <w:rFonts w:ascii="Calibri" w:eastAsia="Microsoft YaHei Light" w:hAnsi="Calibri" w:cs="Calibri"/>
-          <w:kern w:val="2"/>
-          <w:sz w:val="22"/>
-          <w:szCs w:val="22"/>
-          <w:lang w:val="en-CN" w:eastAsia="zh-CN"/>
-        </w:rPr>
-        <w:t xml:space="preserve">, Ao Zhou, Mengwei Xu, Xiao Ma, Yunxin Liu. "Seamless Cross-Edge Service Migration for Real-Time Rendering Applications". IEEE Transactions on Mobile Computing </w:t>
-      </w:r>
-      <w:r>
-        <w:rPr>
-          <w:rFonts w:ascii="Calibri" w:eastAsia="Microsoft YaHei Light" w:hAnsi="Calibri" w:cs="Calibri"/>
-          <w:b/>
-          <w:bCs/>
-          <w:kern w:val="2"/>
-          <w:sz w:val="22"/>
-          <w:szCs w:val="22"/>
-          <w:lang w:val="en-CN" w:eastAsia="zh-CN"/>
-        </w:rPr>
-        <w:t>(TMC)</w:t>
+        <w:t xml:space="preserve">the 30th Annual International Conference On Mobile Computing And Networking. </w:t>
+      </w:r>
+      <w:r>
+        <w:rPr>
+          <w:rFonts w:ascii="Calibri" w:eastAsia="Microsoft YaHei Light" w:hAnsi="Calibri" w:cs="Calibri"/>
+          <w:b/>
+          <w:bCs/>
+          <w:kern w:val="2"/>
+          <w:sz w:val="22"/>
+          <w:szCs w:val="22"/>
+          <w:lang w:val="en-CN" w:eastAsia="zh-CN"/>
+        </w:rPr>
+        <w:t>(MobiCom 2024)</w:t>
       </w:r>
     </w:p>
     <w:p>
@@ -2927,57 +3118,55 @@
         <w:jc w:val="both"/>
         <w:rPr>
           <w:rFonts w:ascii="Calibri" w:eastAsia="Microsoft YaHei Light" w:hAnsi="Calibri" w:cs="Calibri"/>
-          <w:b/>
-          <w:bCs/>
-          <w:kern w:val="2"/>
-          <w:sz w:val="22"/>
-          <w:szCs w:val="22"/>
-          <w:lang w:val="en-CN" w:eastAsia="zh-CN"/>
-        </w:rPr>
-      </w:pPr>
-      <w:r>
-        <w:rPr>
-          <w:rFonts w:ascii="Calibri" w:eastAsia="Microsoft YaHei Light" w:hAnsi="Calibri" w:cs="Calibri"/>
-          <w:kern w:val="2"/>
-          <w:sz w:val="22"/>
-          <w:szCs w:val="22"/>
-          <w:lang w:val="en-CN" w:eastAsia="zh-CN"/>
-        </w:rPr>
-        <w:t xml:space="preserve">Yixuan Li, Qirui Yang, Hao Wen, Huiwen Zheng, Weimin Liu, Hui Li, </w:t>
-      </w:r>
-      <w:r>
-        <w:rPr>
-          <w:rFonts w:ascii="Calibri" w:eastAsia="Microsoft YaHei Light" w:hAnsi="Calibri" w:cs="Calibri"/>
-          <w:b/>
-          <w:bCs/>
-          <w:kern w:val="2"/>
-          <w:sz w:val="22"/>
-          <w:szCs w:val="22"/>
-          <w:lang w:val="en-CN" w:eastAsia="zh-CN"/>
-        </w:rPr>
-        <w:t>Yuanchun Li*</w:t>
-      </w:r>
-      <w:r>
-        <w:rPr>
-          <w:rFonts w:ascii="Calibri" w:eastAsia="Microsoft YaHei Light" w:hAnsi="Calibri" w:cs="Calibri"/>
-          <w:kern w:val="2"/>
-          <w:sz w:val="22"/>
-          <w:szCs w:val="22"/>
-          <w:lang w:val="en-CN" w:eastAsia="zh-CN"/>
-        </w:rPr>
-        <w:t xml:space="preserve">, Yunxin Liu. "Retrieval-based Battery Degradation Prediction for Battery Energy Storage System Operations". </w:t>
-      </w:r>
-      <w:r>
-        <w:rPr>
-          <w:rFonts w:ascii="Calibri" w:eastAsia="Microsoft YaHei Light" w:hAnsi="Calibri" w:cs="Calibri"/>
-          <w:b/>
-          <w:bCs/>
-          <w:kern w:val="2"/>
-          <w:sz w:val="22"/>
-          <w:szCs w:val="22"/>
-          <w:lang w:val="en-CN" w:eastAsia="zh-CN"/>
-        </w:rPr>
-        <w:t>IEEE GreenCom 2023. (Distinguished Paper Award)</w:t>
+          <w:kern w:val="2"/>
+          <w:sz w:val="22"/>
+          <w:szCs w:val="22"/>
+          <w:lang w:val="en-CN" w:eastAsia="zh-CN"/>
+        </w:rPr>
+      </w:pPr>
+      <w:r>
+        <w:rPr>
+          <w:rFonts w:ascii="Calibri" w:eastAsia="Microsoft YaHei Light" w:hAnsi="Calibri" w:cs="Calibri"/>
+          <w:kern w:val="2"/>
+          <w:sz w:val="22"/>
+          <w:szCs w:val="22"/>
+          <w:lang w:val="en-CN" w:eastAsia="zh-CN"/>
+        </w:rPr>
+        <w:t xml:space="preserve">Fucheng Jia, Shiqi Jiang, Ting Cao, Wei Cui, Tianrui Xia, Xu Cao, </w:t>
+      </w:r>
+      <w:r>
+        <w:rPr>
+          <w:rFonts w:ascii="Calibri" w:eastAsia="Microsoft YaHei Light" w:hAnsi="Calibri" w:cs="Calibri"/>
+          <w:b/>
+          <w:bCs/>
+          <w:kern w:val="2"/>
+          <w:sz w:val="22"/>
+          <w:szCs w:val="22"/>
+          <w:lang w:val="en-CN" w:eastAsia="zh-CN"/>
+        </w:rPr>
+        <w:t>Yuanchun Li</w:t>
+      </w:r>
+      <w:r>
+        <w:rPr>
+          <w:rFonts w:ascii="Calibri" w:eastAsia="Microsoft YaHei Light" w:hAnsi="Calibri" w:cs="Calibri"/>
+          <w:kern w:val="2"/>
+          <w:sz w:val="22"/>
+          <w:szCs w:val="22"/>
+          <w:lang w:val="en-CN" w:eastAsia="zh-CN"/>
+        </w:rPr>
+        <w:t xml:space="preserve">, Qipeng Wang, Deyu Zhang, Ju Ren, Yunxin Liu, Lili Qiu, Mao Yang. "Empowering In-Browser Deep Learning Inference on Edge Through Just-In-Time Kernel Optimization". In Proceedings of the 22nd ACM International Conference on Mobile Systems, Applications, and Services. </w:t>
+      </w:r>
+      <w:r>
+        <w:rPr>
+          <w:rFonts w:ascii="Calibri" w:eastAsia="Microsoft YaHei Light" w:hAnsi="Calibri" w:cs="Calibri"/>
+          <w:b/>
+          <w:bCs/>
+          <w:kern w:val="2"/>
+          <w:sz w:val="22"/>
+          <w:szCs w:val="22"/>
+          <w:lang w:val="en-CN" w:eastAsia="zh-CN"/>
+        </w:rPr>
+        <w:t>(MobiSys 2024)</w:t>
       </w:r>
     </w:p>
     <w:p>
@@ -2992,55 +3181,81 @@
         <w:jc w:val="both"/>
         <w:rPr>
           <w:rFonts w:ascii="Calibri" w:eastAsia="Microsoft YaHei Light" w:hAnsi="Calibri" w:cs="Calibri"/>
-          <w:kern w:val="2"/>
-          <w:sz w:val="22"/>
-          <w:szCs w:val="22"/>
-          <w:lang w:val="en-CN" w:eastAsia="zh-CN"/>
-        </w:rPr>
-      </w:pPr>
-      <w:r>
-        <w:rPr>
-          <w:rFonts w:ascii="Calibri" w:eastAsia="Microsoft YaHei Light" w:hAnsi="Calibri" w:cs="Calibri"/>
-          <w:kern w:val="2"/>
-          <w:sz w:val="22"/>
-          <w:szCs w:val="22"/>
-          <w:lang w:val="en-CN" w:eastAsia="zh-CN"/>
-        </w:rPr>
-        <w:t xml:space="preserve">Yizhen Yuan, Rui Kong, Shenghao Xie, </w:t>
-      </w:r>
-      <w:r>
-        <w:rPr>
-          <w:rFonts w:ascii="Calibri" w:eastAsia="Microsoft YaHei Light" w:hAnsi="Calibri" w:cs="Calibri"/>
-          <w:b/>
-          <w:bCs/>
-          <w:kern w:val="2"/>
-          <w:sz w:val="22"/>
-          <w:szCs w:val="22"/>
-          <w:lang w:val="en-CN" w:eastAsia="zh-CN"/>
-        </w:rPr>
-        <w:t>Yuanchun Li*</w:t>
-      </w:r>
-      <w:r>
-        <w:rPr>
-          <w:rFonts w:ascii="Calibri" w:eastAsia="Microsoft YaHei Light" w:hAnsi="Calibri" w:cs="Calibri"/>
-          <w:kern w:val="2"/>
-          <w:sz w:val="22"/>
-          <w:szCs w:val="22"/>
-          <w:lang w:val="en-CN" w:eastAsia="zh-CN"/>
-        </w:rPr>
-        <w:t xml:space="preserve">, Yunxin Liu. "PatchBackdoor: Backdoor Attack against Deep Neural Networks without Model Modification". ACM Multimedia. </w:t>
-      </w:r>
-      <w:r>
-        <w:rPr>
-          <w:rFonts w:ascii="Calibri" w:eastAsia="Microsoft YaHei Light" w:hAnsi="Calibri" w:cs="Calibri"/>
-          <w:b/>
-          <w:bCs/>
-          <w:kern w:val="2"/>
-          <w:sz w:val="22"/>
-          <w:szCs w:val="22"/>
-          <w:lang w:val="en-CN" w:eastAsia="zh-CN"/>
-        </w:rPr>
-        <w:t>(MM 2023)</w:t>
+          <w:b/>
+          <w:bCs/>
+          <w:kern w:val="2"/>
+          <w:sz w:val="22"/>
+          <w:szCs w:val="22"/>
+          <w:lang w:val="en-CN" w:eastAsia="zh-CN"/>
+        </w:rPr>
+      </w:pPr>
+      <w:r>
+        <w:rPr>
+          <w:rFonts w:ascii="Calibri" w:eastAsia="Microsoft YaHei Light" w:hAnsi="Calibri" w:cs="Calibri"/>
+          <w:kern w:val="2"/>
+          <w:sz w:val="22"/>
+          <w:szCs w:val="22"/>
+          <w:lang w:val="en-CN" w:eastAsia="zh-CN"/>
+        </w:rPr>
+        <w:t xml:space="preserve">Yuanzhe Li, Shangguang Wang, </w:t>
+      </w:r>
+      <w:r>
+        <w:rPr>
+          <w:rFonts w:ascii="Calibri" w:eastAsia="Microsoft YaHei Light" w:hAnsi="Calibri" w:cs="Calibri"/>
+          <w:b/>
+          <w:bCs/>
+          <w:kern w:val="2"/>
+          <w:sz w:val="22"/>
+          <w:szCs w:val="22"/>
+          <w:lang w:val="en-CN" w:eastAsia="zh-CN"/>
+        </w:rPr>
+        <w:t>Yuanchun Li</w:t>
+      </w:r>
+      <w:r>
+        <w:rPr>
+          <w:rFonts w:ascii="Calibri" w:eastAsia="Microsoft YaHei Light" w:hAnsi="Calibri" w:cs="Calibri"/>
+          <w:kern w:val="2"/>
+          <w:sz w:val="22"/>
+          <w:szCs w:val="22"/>
+          <w:lang w:val="en-CN" w:eastAsia="zh-CN"/>
+        </w:rPr>
+        <w:t xml:space="preserve">, Ao Zhou, Mengwei Xu, Xiao Ma, Yunxin Liu. "Seamless Cross-Edge Service Migration for Real-Time Rendering Applications". IEEE Transactions on Mobile Computing </w:t>
+      </w:r>
+      <w:r>
+        <w:rPr>
+          <w:rFonts w:ascii="Calibri" w:eastAsia="Microsoft YaHei Light" w:hAnsi="Calibri" w:cs="Calibri"/>
+          <w:b/>
+          <w:bCs/>
+          <w:kern w:val="2"/>
+          <w:sz w:val="22"/>
+          <w:szCs w:val="22"/>
+          <w:lang w:val="en-CN" w:eastAsia="zh-CN"/>
+        </w:rPr>
+        <w:t>(TMC</w:t>
+      </w:r>
+      <w:r>
+        <w:rPr>
+          <w:rFonts w:ascii="Calibri" w:eastAsia="Microsoft YaHei Light" w:hAnsi="Calibri" w:cs="Calibri"/>
+          <w:b/>
+          <w:bCs/>
+          <w:kern w:val="2"/>
+          <w:sz w:val="22"/>
+          <w:szCs w:val="22"/>
+          <w:lang w:val="en-CN" w:eastAsia="zh-CN"/>
+        </w:rPr>
+        <w:t xml:space="preserve"> 2024</w:t>
+      </w:r>
+      <w:r>
+        <w:rPr>
+          <w:rFonts w:ascii="Calibri" w:eastAsia="Microsoft YaHei Light" w:hAnsi="Calibri" w:cs="Calibri"/>
+          <w:b/>
+          <w:bCs/>
+          <w:kern w:val="2"/>
+          <w:sz w:val="22"/>
+          <w:szCs w:val="22"/>
+          <w:lang w:val="en-CN" w:eastAsia="zh-CN"/>
+        </w:rPr>
+        <w:t>)</w:t>
       </w:r>
     </w:p>
     <w:p>
@@ -3055,55 +3270,57 @@
         <w:jc w:val="both"/>
         <w:rPr>
           <w:rFonts w:ascii="Calibri" w:eastAsia="Microsoft YaHei Light" w:hAnsi="Calibri" w:cs="Calibri"/>
-          <w:kern w:val="2"/>
-          <w:sz w:val="22"/>
-          <w:szCs w:val="22"/>
-          <w:lang w:val="en-CN" w:eastAsia="zh-CN"/>
-        </w:rPr>
-      </w:pPr>
-      <w:r>
-        <w:rPr>
-          <w:rFonts w:ascii="Calibri" w:eastAsia="Microsoft YaHei Light" w:hAnsi="Calibri" w:cs="Calibri"/>
-          <w:kern w:val="2"/>
-          <w:sz w:val="22"/>
-          <w:szCs w:val="22"/>
-          <w:lang w:val="en-CN" w:eastAsia="zh-CN"/>
-        </w:rPr>
-        <w:t xml:space="preserve">Jinrui Zhang, Huan Yang, Ju Ren, Deyu Zhang, Bangwen He, Youngki Lee, Ting Cao, </w:t>
-      </w:r>
-      <w:r>
-        <w:rPr>
-          <w:rFonts w:ascii="Calibri" w:eastAsia="Microsoft YaHei Light" w:hAnsi="Calibri" w:cs="Calibri"/>
-          <w:b/>
-          <w:bCs/>
-          <w:kern w:val="2"/>
-          <w:sz w:val="22"/>
-          <w:szCs w:val="22"/>
-          <w:lang w:val="en-CN" w:eastAsia="zh-CN"/>
-        </w:rPr>
-        <w:t>Yuanchun Li</w:t>
-      </w:r>
-      <w:r>
-        <w:rPr>
-          <w:rFonts w:ascii="Calibri" w:eastAsia="Microsoft YaHei Light" w:hAnsi="Calibri" w:cs="Calibri"/>
-          <w:kern w:val="2"/>
-          <w:sz w:val="22"/>
-          <w:szCs w:val="22"/>
-          <w:lang w:val="en-CN" w:eastAsia="zh-CN"/>
-        </w:rPr>
-        <w:t xml:space="preserve">, Yaoxue Zhang, Yunxin Liu. "HiMoDepth: Efficient Training-free High-resolution On-device Depth Perception". IEEE Transactions on Mobile Computing </w:t>
-      </w:r>
-      <w:r>
-        <w:rPr>
-          <w:rFonts w:ascii="Calibri" w:eastAsia="Microsoft YaHei Light" w:hAnsi="Calibri" w:cs="Calibri"/>
-          <w:b/>
-          <w:bCs/>
-          <w:kern w:val="2"/>
-          <w:sz w:val="22"/>
-          <w:szCs w:val="22"/>
-          <w:lang w:val="en-CN" w:eastAsia="zh-CN"/>
-        </w:rPr>
-        <w:t>(TMC)</w:t>
+          <w:b/>
+          <w:bCs/>
+          <w:kern w:val="2"/>
+          <w:sz w:val="22"/>
+          <w:szCs w:val="22"/>
+          <w:lang w:val="en-CN" w:eastAsia="zh-CN"/>
+        </w:rPr>
+      </w:pPr>
+      <w:r>
+        <w:rPr>
+          <w:rFonts w:ascii="Calibri" w:eastAsia="Microsoft YaHei Light" w:hAnsi="Calibri" w:cs="Calibri"/>
+          <w:kern w:val="2"/>
+          <w:sz w:val="22"/>
+          <w:szCs w:val="22"/>
+          <w:lang w:val="en-CN" w:eastAsia="zh-CN"/>
+        </w:rPr>
+        <w:t xml:space="preserve">Yixuan Li, Qirui Yang, Hao Wen, Huiwen Zheng, Weimin Liu, Hui Li, </w:t>
+      </w:r>
+      <w:r>
+        <w:rPr>
+          <w:rFonts w:ascii="Calibri" w:eastAsia="Microsoft YaHei Light" w:hAnsi="Calibri" w:cs="Calibri"/>
+          <w:b/>
+          <w:bCs/>
+          <w:kern w:val="2"/>
+          <w:sz w:val="22"/>
+          <w:szCs w:val="22"/>
+          <w:lang w:val="en-CN" w:eastAsia="zh-CN"/>
+        </w:rPr>
+        <w:t>Yuanchun Li*</w:t>
+      </w:r>
+      <w:r>
+        <w:rPr>
+          <w:rFonts w:ascii="Calibri" w:eastAsia="Microsoft YaHei Light" w:hAnsi="Calibri" w:cs="Calibri"/>
+          <w:kern w:val="2"/>
+          <w:sz w:val="22"/>
+          <w:szCs w:val="22"/>
+          <w:lang w:val="en-CN" w:eastAsia="zh-CN"/>
+        </w:rPr>
+        <w:t xml:space="preserve">, Yunxin Liu. "Retrieval-based Battery Degradation Prediction for Battery Energy Storage System Operations". </w:t>
+      </w:r>
+      <w:r>
+        <w:rPr>
+          <w:rFonts w:ascii="Calibri" w:eastAsia="Microsoft YaHei Light" w:hAnsi="Calibri" w:cs="Calibri"/>
+          <w:b/>
+          <w:bCs/>
+          <w:kern w:val="2"/>
+          <w:sz w:val="22"/>
+          <w:szCs w:val="22"/>
+          <w:lang w:val="en-CN" w:eastAsia="zh-CN"/>
+        </w:rPr>
+        <w:t>IEEE GreenCom 2023. (Distinguished Paper Award)</w:t>
       </w:r>
     </w:p>
     <w:p>
@@ -3118,57 +3335,55 @@
         <w:jc w:val="both"/>
         <w:rPr>
           <w:rFonts w:ascii="Calibri" w:eastAsia="Microsoft YaHei Light" w:hAnsi="Calibri" w:cs="Calibri"/>
-          <w:b/>
-          <w:bCs/>
-          <w:kern w:val="2"/>
-          <w:sz w:val="22"/>
-          <w:szCs w:val="22"/>
-          <w:lang w:val="en-CN" w:eastAsia="zh-CN"/>
-        </w:rPr>
-      </w:pPr>
-      <w:r>
-        <w:rPr>
-          <w:rFonts w:ascii="Calibri" w:eastAsia="Microsoft YaHei Light" w:hAnsi="Calibri" w:cs="Calibri"/>
-          <w:kern w:val="2"/>
-          <w:sz w:val="22"/>
-          <w:szCs w:val="22"/>
-          <w:lang w:val="en-CN" w:eastAsia="zh-CN"/>
-        </w:rPr>
-        <w:t xml:space="preserve">Chen Yang, </w:t>
-      </w:r>
-      <w:r>
-        <w:rPr>
-          <w:rFonts w:ascii="Calibri" w:eastAsia="Microsoft YaHei Light" w:hAnsi="Calibri" w:cs="Calibri"/>
-          <w:b/>
-          <w:bCs/>
-          <w:kern w:val="2"/>
-          <w:sz w:val="22"/>
-          <w:szCs w:val="22"/>
-          <w:lang w:val="en-CN" w:eastAsia="zh-CN"/>
-        </w:rPr>
-        <w:t>Yuanchun Li</w:t>
-      </w:r>
-      <w:r>
-        <w:rPr>
-          <w:rFonts w:ascii="Calibri" w:eastAsia="Microsoft YaHei Light" w:hAnsi="Calibri" w:cs="Calibri"/>
-          <w:kern w:val="2"/>
-          <w:sz w:val="22"/>
-          <w:szCs w:val="22"/>
-          <w:lang w:val="en-CN" w:eastAsia="zh-CN"/>
-        </w:rPr>
-        <w:t xml:space="preserve">, Hao Lu, Jinliang Yuan, Qibo Sun, Shangguang Wang, Mengwei Xu. "Testing and Enhancing the Robustness of Federated Learning System against Realistic Data Corruption". </w:t>
-      </w:r>
-      <w:r>
-        <w:rPr>
-          <w:rFonts w:ascii="Calibri" w:eastAsia="Microsoft YaHei Light" w:hAnsi="Calibri" w:cs="Calibri"/>
-          <w:b/>
-          <w:bCs/>
-          <w:kern w:val="2"/>
-          <w:sz w:val="22"/>
-          <w:szCs w:val="22"/>
-          <w:lang w:val="en-CN" w:eastAsia="zh-CN"/>
-        </w:rPr>
-        <w:t>(ISSRE 2023)</w:t>
+          <w:kern w:val="2"/>
+          <w:sz w:val="22"/>
+          <w:szCs w:val="22"/>
+          <w:lang w:val="en-CN" w:eastAsia="zh-CN"/>
+        </w:rPr>
+      </w:pPr>
+      <w:r>
+        <w:rPr>
+          <w:rFonts w:ascii="Calibri" w:eastAsia="Microsoft YaHei Light" w:hAnsi="Calibri" w:cs="Calibri"/>
+          <w:kern w:val="2"/>
+          <w:sz w:val="22"/>
+          <w:szCs w:val="22"/>
+          <w:lang w:val="en-CN" w:eastAsia="zh-CN"/>
+        </w:rPr>
+        <w:t xml:space="preserve">Yizhen Yuan, Rui Kong, Shenghao Xie, </w:t>
+      </w:r>
+      <w:r>
+        <w:rPr>
+          <w:rFonts w:ascii="Calibri" w:eastAsia="Microsoft YaHei Light" w:hAnsi="Calibri" w:cs="Calibri"/>
+          <w:b/>
+          <w:bCs/>
+          <w:kern w:val="2"/>
+          <w:sz w:val="22"/>
+          <w:szCs w:val="22"/>
+          <w:lang w:val="en-CN" w:eastAsia="zh-CN"/>
+        </w:rPr>
+        <w:t>Yuanchun Li*</w:t>
+      </w:r>
+      <w:r>
+        <w:rPr>
+          <w:rFonts w:ascii="Calibri" w:eastAsia="Microsoft YaHei Light" w:hAnsi="Calibri" w:cs="Calibri"/>
+          <w:kern w:val="2"/>
+          <w:sz w:val="22"/>
+          <w:szCs w:val="22"/>
+          <w:lang w:val="en-CN" w:eastAsia="zh-CN"/>
+        </w:rPr>
+        <w:t xml:space="preserve">, Yunxin Liu. "PatchBackdoor: Backdoor Attack against Deep Neural Networks without Model Modification". ACM Multimedia. </w:t>
+      </w:r>
+      <w:r>
+        <w:rPr>
+          <w:rFonts w:ascii="Calibri" w:eastAsia="Microsoft YaHei Light" w:hAnsi="Calibri" w:cs="Calibri"/>
+          <w:b/>
+          <w:bCs/>
+          <w:kern w:val="2"/>
+          <w:sz w:val="22"/>
+          <w:szCs w:val="22"/>
+          <w:lang w:val="en-CN" w:eastAsia="zh-CN"/>
+        </w:rPr>
+        <w:t>(MM 2023)</w:t>
       </w:r>
     </w:p>
     <w:p>
@@ -3197,7 +3412,7 @@
           <w:szCs w:val="22"/>
           <w:lang w:val="en-CN" w:eastAsia="zh-CN"/>
         </w:rPr>
-        <w:t xml:space="preserve">Shaokun Zhang, Wu Linna, </w:t>
+        <w:t xml:space="preserve">Jinrui Zhang, Huan Yang, Ju Ren, Deyu Zhang, Bangwen He, Youngki Lee, Ting Cao, </w:t>
       </w:r>
       <w:r>
         <w:rPr>
@@ -3219,19 +3434,43 @@
           <w:szCs w:val="22"/>
           <w:lang w:val="en-CN" w:eastAsia="zh-CN"/>
         </w:rPr>
-        <w:t xml:space="preserve">, Ziqi Zhang, Hanwei Lei, Ding Li, Yao Guo, Xiangqun Chen. "ReSPlay: Improving Cross-Platform Record-and-Replay with GUI Sequence Matching". </w:t>
-      </w:r>
-      <w:r>
-        <w:rPr>
-          <w:rFonts w:ascii="Calibri" w:eastAsia="Microsoft YaHei Light" w:hAnsi="Calibri" w:cs="Calibri"/>
-          <w:b/>
-          <w:bCs/>
-          <w:kern w:val="2"/>
-          <w:sz w:val="22"/>
-          <w:szCs w:val="22"/>
-          <w:lang w:val="en-CN" w:eastAsia="zh-CN"/>
-        </w:rPr>
-        <w:t>(ISSRE 2023)</w:t>
+        <w:t xml:space="preserve">, Yaoxue Zhang, Yunxin Liu. "HiMoDepth: Efficient Training-free High-resolution On-device Depth Perception". IEEE Transactions on Mobile Computing </w:t>
+      </w:r>
+      <w:r>
+        <w:rPr>
+          <w:rFonts w:ascii="Calibri" w:eastAsia="Microsoft YaHei Light" w:hAnsi="Calibri" w:cs="Calibri"/>
+          <w:b/>
+          <w:bCs/>
+          <w:kern w:val="2"/>
+          <w:sz w:val="22"/>
+          <w:szCs w:val="22"/>
+          <w:lang w:val="en-CN" w:eastAsia="zh-CN"/>
+        </w:rPr>
+        <w:t>(TMC</w:t>
+      </w:r>
+      <w:r>
+        <w:rPr>
+          <w:rFonts w:ascii="Calibri" w:eastAsia="Microsoft YaHei Light" w:hAnsi="Calibri" w:cs="Calibri"/>
+          <w:b/>
+          <w:bCs/>
+          <w:kern w:val="2"/>
+          <w:sz w:val="22"/>
+          <w:szCs w:val="22"/>
+          <w:lang w:val="en-CN" w:eastAsia="zh-CN"/>
+        </w:rPr>
+        <w:t xml:space="preserve"> 2023</w:t>
+      </w:r>
+      <w:r>
+        <w:rPr>
+          <w:rFonts w:ascii="Calibri" w:eastAsia="Microsoft YaHei Light" w:hAnsi="Calibri" w:cs="Calibri"/>
+          <w:b/>
+          <w:bCs/>
+          <w:kern w:val="2"/>
+          <w:sz w:val="22"/>
+          <w:szCs w:val="22"/>
+          <w:lang w:val="en-CN" w:eastAsia="zh-CN"/>
+        </w:rPr>
+        <w:t>)</w:t>
       </w:r>
     </w:p>
     <w:p>
@@ -3262,41 +3501,41 @@
           <w:szCs w:val="22"/>
           <w:lang w:val="en-CN" w:eastAsia="zh-CN"/>
         </w:rPr>
-        <w:t xml:space="preserve">Rui Kong, </w:t>
-      </w:r>
-      <w:r>
-        <w:rPr>
-          <w:rFonts w:ascii="Calibri" w:eastAsia="Microsoft YaHei Light" w:hAnsi="Calibri" w:cs="Calibri"/>
-          <w:b/>
-          <w:bCs/>
-          <w:kern w:val="2"/>
-          <w:sz w:val="22"/>
-          <w:szCs w:val="22"/>
-          <w:lang w:val="en-CN" w:eastAsia="zh-CN"/>
-        </w:rPr>
-        <w:t>Yuanchun Li*</w:t>
-      </w:r>
-      <w:r>
-        <w:rPr>
-          <w:rFonts w:ascii="Calibri" w:eastAsia="Microsoft YaHei Light" w:hAnsi="Calibri" w:cs="Calibri"/>
-          <w:kern w:val="2"/>
-          <w:sz w:val="22"/>
-          <w:szCs w:val="22"/>
-          <w:lang w:val="en-CN" w:eastAsia="zh-CN"/>
-        </w:rPr>
-        <w:t xml:space="preserve">, Yizhen Yuan, Linghe Kong. "ConvReLU++: Reference-based Lossless Acceleration of Conv-ReLU Operations on Mobile CPU". In Proceedings of the 21st ACM International Conference on Mobile Systems, Applications, and Services. </w:t>
-      </w:r>
-      <w:r>
-        <w:rPr>
-          <w:rFonts w:ascii="Calibri" w:eastAsia="Microsoft YaHei Light" w:hAnsi="Calibri" w:cs="Calibri"/>
-          <w:b/>
-          <w:bCs/>
-          <w:kern w:val="2"/>
-          <w:sz w:val="22"/>
-          <w:szCs w:val="22"/>
-          <w:lang w:val="en-CN" w:eastAsia="zh-CN"/>
-        </w:rPr>
-        <w:t>(MobiSys 2023)</w:t>
+        <w:t xml:space="preserve">Chen Yang, </w:t>
+      </w:r>
+      <w:r>
+        <w:rPr>
+          <w:rFonts w:ascii="Calibri" w:eastAsia="Microsoft YaHei Light" w:hAnsi="Calibri" w:cs="Calibri"/>
+          <w:b/>
+          <w:bCs/>
+          <w:kern w:val="2"/>
+          <w:sz w:val="22"/>
+          <w:szCs w:val="22"/>
+          <w:lang w:val="en-CN" w:eastAsia="zh-CN"/>
+        </w:rPr>
+        <w:t>Yuanchun Li</w:t>
+      </w:r>
+      <w:r>
+        <w:rPr>
+          <w:rFonts w:ascii="Calibri" w:eastAsia="Microsoft YaHei Light" w:hAnsi="Calibri" w:cs="Calibri"/>
+          <w:kern w:val="2"/>
+          <w:sz w:val="22"/>
+          <w:szCs w:val="22"/>
+          <w:lang w:val="en-CN" w:eastAsia="zh-CN"/>
+        </w:rPr>
+        <w:t xml:space="preserve">, Hao Lu, Jinliang Yuan, Qibo Sun, Shangguang Wang, Mengwei Xu. "Testing and Enhancing the Robustness of Federated Learning System against Realistic Data Corruption". </w:t>
+      </w:r>
+      <w:r>
+        <w:rPr>
+          <w:rFonts w:ascii="Calibri" w:eastAsia="Microsoft YaHei Light" w:hAnsi="Calibri" w:cs="Calibri"/>
+          <w:b/>
+          <w:bCs/>
+          <w:kern w:val="2"/>
+          <w:sz w:val="22"/>
+          <w:szCs w:val="22"/>
+          <w:lang w:val="en-CN" w:eastAsia="zh-CN"/>
+        </w:rPr>
+        <w:t>(ISSRE 2023)</w:t>
       </w:r>
     </w:p>
     <w:p>
@@ -3325,41 +3564,41 @@
           <w:szCs w:val="22"/>
           <w:lang w:val="en-CN" w:eastAsia="zh-CN"/>
         </w:rPr>
-        <w:t xml:space="preserve">Yuheng Huang, Lei Ma, </w:t>
-      </w:r>
-      <w:r>
-        <w:rPr>
-          <w:rFonts w:ascii="Calibri" w:eastAsia="Microsoft YaHei Light" w:hAnsi="Calibri" w:cs="Calibri"/>
-          <w:b/>
-          <w:bCs/>
-          <w:kern w:val="2"/>
-          <w:sz w:val="22"/>
-          <w:szCs w:val="22"/>
-          <w:lang w:val="en-CN" w:eastAsia="zh-CN"/>
-        </w:rPr>
-        <w:t>Yuanchun Li*</w:t>
-      </w:r>
-      <w:r>
-        <w:rPr>
-          <w:rFonts w:ascii="Calibri" w:eastAsia="Microsoft YaHei Light" w:hAnsi="Calibri" w:cs="Calibri"/>
-          <w:kern w:val="2"/>
-          <w:sz w:val="22"/>
-          <w:szCs w:val="22"/>
-          <w:lang w:val="en-CN" w:eastAsia="zh-CN"/>
-        </w:rPr>
-        <w:t xml:space="preserve">. "PatchCensor: Patch Robustness Certification for Transformers via Exhaustive Testing". ACM Transactions on Software Engineering and Methodology. </w:t>
-      </w:r>
-      <w:r>
-        <w:rPr>
-          <w:rFonts w:ascii="Calibri" w:eastAsia="Microsoft YaHei Light" w:hAnsi="Calibri" w:cs="Calibri"/>
-          <w:b/>
-          <w:bCs/>
-          <w:kern w:val="2"/>
-          <w:sz w:val="22"/>
-          <w:szCs w:val="22"/>
-          <w:lang w:val="en-CN" w:eastAsia="zh-CN"/>
-        </w:rPr>
-        <w:t>(TOSEM)</w:t>
+        <w:t xml:space="preserve">Shaokun Zhang, Wu Linna, </w:t>
+      </w:r>
+      <w:r>
+        <w:rPr>
+          <w:rFonts w:ascii="Calibri" w:eastAsia="Microsoft YaHei Light" w:hAnsi="Calibri" w:cs="Calibri"/>
+          <w:b/>
+          <w:bCs/>
+          <w:kern w:val="2"/>
+          <w:sz w:val="22"/>
+          <w:szCs w:val="22"/>
+          <w:lang w:val="en-CN" w:eastAsia="zh-CN"/>
+        </w:rPr>
+        <w:t>Yuanchun Li</w:t>
+      </w:r>
+      <w:r>
+        <w:rPr>
+          <w:rFonts w:ascii="Calibri" w:eastAsia="Microsoft YaHei Light" w:hAnsi="Calibri" w:cs="Calibri"/>
+          <w:kern w:val="2"/>
+          <w:sz w:val="22"/>
+          <w:szCs w:val="22"/>
+          <w:lang w:val="en-CN" w:eastAsia="zh-CN"/>
+        </w:rPr>
+        <w:t xml:space="preserve">, Ziqi Zhang, Hanwei Lei, Ding Li, Yao Guo, Xiangqun Chen. "ReSPlay: Improving Cross-Platform Record-and-Replay with GUI Sequence Matching". </w:t>
+      </w:r>
+      <w:r>
+        <w:rPr>
+          <w:rFonts w:ascii="Calibri" w:eastAsia="Microsoft YaHei Light" w:hAnsi="Calibri" w:cs="Calibri"/>
+          <w:b/>
+          <w:bCs/>
+          <w:kern w:val="2"/>
+          <w:sz w:val="22"/>
+          <w:szCs w:val="22"/>
+          <w:lang w:val="en-CN" w:eastAsia="zh-CN"/>
+        </w:rPr>
+        <w:t>(ISSRE 2023)</w:t>
       </w:r>
     </w:p>
     <w:p>
@@ -3374,54 +3613,57 @@
         <w:jc w:val="both"/>
         <w:rPr>
           <w:rFonts w:ascii="Calibri" w:eastAsia="Microsoft YaHei Light" w:hAnsi="Calibri" w:cs="Calibri"/>
-          <w:kern w:val="2"/>
-          <w:sz w:val="22"/>
-          <w:szCs w:val="22"/>
-          <w:lang w:val="en-CN" w:eastAsia="zh-CN"/>
-        </w:rPr>
-      </w:pPr>
-      <w:r>
-        <w:rPr>
-          <w:rFonts w:ascii="Calibri" w:eastAsia="Microsoft YaHei Light" w:hAnsi="Calibri" w:cs="Calibri"/>
-          <w:kern w:val="2"/>
-          <w:sz w:val="22"/>
-          <w:szCs w:val="22"/>
-          <w:lang w:val="en-CN" w:eastAsia="zh-CN"/>
-        </w:rPr>
-        <w:t xml:space="preserve">Naiyu Zheng, Ting Chen, Chuchu Dong, Yubo Yang, Yuanzhe Li, Yunxin Liu, </w:t>
-      </w:r>
-      <w:r>
-        <w:rPr>
-          <w:rFonts w:ascii="Calibri" w:eastAsia="Microsoft YaHei Light" w:hAnsi="Calibri" w:cs="Calibri"/>
-          <w:b/>
-          <w:kern w:val="2"/>
-          <w:sz w:val="22"/>
-          <w:szCs w:val="22"/>
-          <w:lang w:eastAsia="zh-CN"/>
-        </w:rPr>
-        <w:t>Yuanchun Li</w:t>
-      </w:r>
-      <w:r>
-        <w:rPr>
-          <w:rFonts w:ascii="Calibri" w:eastAsia="Microsoft YaHei Light" w:hAnsi="Calibri" w:cs="Calibri"/>
-          <w:kern w:val="2"/>
-          <w:sz w:val="22"/>
-          <w:szCs w:val="22"/>
-          <w:lang w:val="en-CN" w:eastAsia="zh-CN"/>
-        </w:rPr>
-        <w:t xml:space="preserve">. "Environment-aware Testing for DNN-based Smart-home WiFi Sensing Systems". In Proceedings of the 30th IEEE International Conference on Software Analysis, Evolution and Reengineering. </w:t>
-      </w:r>
-      <w:r>
-        <w:rPr>
-          <w:rFonts w:ascii="Calibri" w:eastAsia="Microsoft YaHei Light" w:hAnsi="Calibri" w:cs="Calibri"/>
-          <w:b/>
-          <w:bCs/>
-          <w:kern w:val="2"/>
-          <w:sz w:val="22"/>
-          <w:szCs w:val="22"/>
-          <w:lang w:val="en-CN" w:eastAsia="zh-CN"/>
-        </w:rPr>
-        <w:t>(SANER 2023)</w:t>
+          <w:b/>
+          <w:bCs/>
+          <w:kern w:val="2"/>
+          <w:sz w:val="22"/>
+          <w:szCs w:val="22"/>
+          <w:lang w:val="en-CN" w:eastAsia="zh-CN"/>
+        </w:rPr>
+      </w:pPr>
+      <w:r>
+        <w:rPr>
+          <w:rFonts w:ascii="Calibri" w:eastAsia="Microsoft YaHei Light" w:hAnsi="Calibri" w:cs="Calibri"/>
+          <w:kern w:val="2"/>
+          <w:sz w:val="22"/>
+          <w:szCs w:val="22"/>
+          <w:lang w:val="en-CN" w:eastAsia="zh-CN"/>
+        </w:rPr>
+        <w:t xml:space="preserve">Rui Kong, </w:t>
+      </w:r>
+      <w:r>
+        <w:rPr>
+          <w:rFonts w:ascii="Calibri" w:eastAsia="Microsoft YaHei Light" w:hAnsi="Calibri" w:cs="Calibri"/>
+          <w:b/>
+          <w:bCs/>
+          <w:kern w:val="2"/>
+          <w:sz w:val="22"/>
+          <w:szCs w:val="22"/>
+          <w:lang w:val="en-CN" w:eastAsia="zh-CN"/>
+        </w:rPr>
+        <w:t>Yuanchun Li*</w:t>
+      </w:r>
+      <w:r>
+        <w:rPr>
+          <w:rFonts w:ascii="Calibri" w:eastAsia="Microsoft YaHei Light" w:hAnsi="Calibri" w:cs="Calibri"/>
+          <w:kern w:val="2"/>
+          <w:sz w:val="22"/>
+          <w:szCs w:val="22"/>
+          <w:lang w:val="en-CN" w:eastAsia="zh-CN"/>
+        </w:rPr>
+        <w:t xml:space="preserve">, Yizhen Yuan, Linghe Kong. "ConvReLU++: Reference-based Lossless Acceleration of Conv-ReLU Operations on Mobile CPU". In Proceedings of the 21st ACM International Conference on Mobile Systems, Applications, and Services. </w:t>
+      </w:r>
+      <w:r>
+        <w:rPr>
+          <w:rFonts w:ascii="Calibri" w:eastAsia="Microsoft YaHei Light" w:hAnsi="Calibri" w:cs="Calibri"/>
+          <w:b/>
+          <w:bCs/>
+          <w:kern w:val="2"/>
+          <w:sz w:val="22"/>
+          <w:szCs w:val="22"/>
+          <w:lang w:val="en-CN" w:eastAsia="zh-CN"/>
+        </w:rPr>
+        <w:t>(MobiSys 2023)</w:t>
       </w:r>
     </w:p>
     <w:p>
@@ -3450,40 +3692,41 @@
           <w:szCs w:val="22"/>
           <w:lang w:val="en-CN" w:eastAsia="zh-CN"/>
         </w:rPr>
-        <w:t xml:space="preserve">Zhonghao Pan, Yang Feng, Zhiyuan Li, Yunxin Liu, </w:t>
-      </w:r>
-      <w:r>
-        <w:rPr>
-          <w:rFonts w:ascii="Calibri" w:eastAsia="Microsoft YaHei Light" w:hAnsi="Calibri" w:cs="Calibri"/>
-          <w:b/>
-          <w:kern w:val="2"/>
-          <w:sz w:val="22"/>
-          <w:szCs w:val="22"/>
-          <w:lang w:eastAsia="zh-CN"/>
-        </w:rPr>
-        <w:t>Yuanchun Li*.</w:t>
-      </w:r>
-      <w:r>
-        <w:rPr>
-          <w:rFonts w:ascii="Calibri" w:eastAsia="Microsoft YaHei Light" w:hAnsi="Calibri" w:cs="Calibri"/>
-          <w:kern w:val="2"/>
-          <w:sz w:val="22"/>
-          <w:szCs w:val="22"/>
-          <w:lang w:val="en-CN" w:eastAsia="zh-CN"/>
-        </w:rPr>
-        <w:t xml:space="preserve"> "Understanding the Impact of Quantum Noise on Quantum Programs". In Proceedings of the 30th IEEE International Conference on Software Analysis, Evolution and Reengineering. </w:t>
-      </w:r>
-      <w:r>
-        <w:rPr>
-          <w:rFonts w:ascii="Calibri" w:eastAsia="Microsoft YaHei Light" w:hAnsi="Calibri" w:cs="Calibri"/>
-          <w:b/>
-          <w:bCs/>
-          <w:kern w:val="2"/>
-          <w:sz w:val="22"/>
-          <w:szCs w:val="22"/>
-          <w:lang w:val="en-CN" w:eastAsia="zh-CN"/>
-        </w:rPr>
-        <w:t>(SANER 2023)</w:t>
+        <w:t xml:space="preserve">Yuheng Huang, Lei Ma, </w:t>
+      </w:r>
+      <w:r>
+        <w:rPr>
+          <w:rFonts w:ascii="Calibri" w:eastAsia="Microsoft YaHei Light" w:hAnsi="Calibri" w:cs="Calibri"/>
+          <w:b/>
+          <w:bCs/>
+          <w:kern w:val="2"/>
+          <w:sz w:val="22"/>
+          <w:szCs w:val="22"/>
+          <w:lang w:val="en-CN" w:eastAsia="zh-CN"/>
+        </w:rPr>
+        <w:t>Yuanchun Li*</w:t>
+      </w:r>
+      <w:r>
+        <w:rPr>
+          <w:rFonts w:ascii="Calibri" w:eastAsia="Microsoft YaHei Light" w:hAnsi="Calibri" w:cs="Calibri"/>
+          <w:kern w:val="2"/>
+          <w:sz w:val="22"/>
+          <w:szCs w:val="22"/>
+          <w:lang w:val="en-CN" w:eastAsia="zh-CN"/>
+        </w:rPr>
+        <w:t xml:space="preserve">. "PatchCensor: Patch Robustness Certification for Transformers via Exhaustive Testing". ACM Transactions on Software Engineering and Methodology. </w:t>
+      </w:r>
+      <w:r>
+        <w:rPr>
+          <w:rFonts w:ascii="Calibri" w:eastAsia="Microsoft YaHei Light" w:hAnsi="Calibri" w:cs="Calibri"/>
+          <w:b/>
+          <w:bCs/>
+          <w:kern w:val="2"/>
+          <w:sz w:val="22"/>
+          <w:szCs w:val="22"/>
+          <w:lang w:val="en-CN" w:eastAsia="zh-CN"/>
+        </w:rPr>
+        <w:t>(TOSEM)</w:t>
       </w:r>
     </w:p>
     <w:p>
@@ -3512,7 +3755,7 @@
           <w:szCs w:val="22"/>
           <w:lang w:val="en-CN" w:eastAsia="zh-CN"/>
         </w:rPr>
-        <w:t xml:space="preserve">Ziqi Zhang, </w:t>
+        <w:t xml:space="preserve">Naiyu Zheng, Ting Chen, Chuchu Dong, Yubo Yang, Yuanzhe Li, Yunxin Liu, </w:t>
       </w:r>
       <w:r>
         <w:rPr>
@@ -3533,19 +3776,19 @@
           <w:szCs w:val="22"/>
           <w:lang w:val="en-CN" w:eastAsia="zh-CN"/>
         </w:rPr>
-        <w:t xml:space="preserve">, Bingyan Liu, Yifeng Cai, Ding Li, Yao Guo, Xiangqun Chen. "FedSlice: Protecting Federated Learning Models from Malicious Participants with Model Slicing". In Proceedings of the 2022 IEEE/ACM 45th International Conference on Software Engineering. </w:t>
-      </w:r>
-      <w:r>
-        <w:rPr>
-          <w:rFonts w:ascii="Calibri" w:eastAsia="Microsoft YaHei Light" w:hAnsi="Calibri" w:cs="Calibri"/>
-          <w:b/>
-          <w:bCs/>
-          <w:kern w:val="2"/>
-          <w:sz w:val="22"/>
-          <w:szCs w:val="22"/>
-          <w:lang w:val="en-CN" w:eastAsia="zh-CN"/>
-        </w:rPr>
-        <w:t>(ICSE 2023)</w:t>
+        <w:t xml:space="preserve">. "Environment-aware Testing for DNN-based Smart-home WiFi Sensing Systems". In Proceedings of the 30th IEEE International Conference on Software Analysis, Evolution and Reengineering. </w:t>
+      </w:r>
+      <w:r>
+        <w:rPr>
+          <w:rFonts w:ascii="Calibri" w:eastAsia="Microsoft YaHei Light" w:hAnsi="Calibri" w:cs="Calibri"/>
+          <w:b/>
+          <w:bCs/>
+          <w:kern w:val="2"/>
+          <w:sz w:val="22"/>
+          <w:szCs w:val="22"/>
+          <w:lang w:val="en-CN" w:eastAsia="zh-CN"/>
+        </w:rPr>
+        <w:t>(SANER 2023)</w:t>
       </w:r>
     </w:p>
     <w:p>
@@ -3574,40 +3817,40 @@
           <w:szCs w:val="22"/>
           <w:lang w:val="en-CN" w:eastAsia="zh-CN"/>
         </w:rPr>
-        <w:t xml:space="preserve">Jinliang Yuan, Shangguang Wang, Shihe Wang, </w:t>
-      </w:r>
-      <w:r>
-        <w:rPr>
-          <w:rFonts w:ascii="Calibri" w:eastAsia="Microsoft YaHei Light" w:hAnsi="Calibri" w:cs="Calibri"/>
-          <w:b/>
-          <w:kern w:val="2"/>
-          <w:sz w:val="22"/>
-          <w:szCs w:val="22"/>
-          <w:lang w:eastAsia="zh-CN"/>
-        </w:rPr>
-        <w:t>Yuanchun Li</w:t>
-      </w:r>
-      <w:r>
-        <w:rPr>
-          <w:rFonts w:ascii="Calibri" w:eastAsia="Microsoft YaHei Light" w:hAnsi="Calibri" w:cs="Calibri"/>
-          <w:kern w:val="2"/>
-          <w:sz w:val="22"/>
-          <w:szCs w:val="22"/>
-          <w:lang w:val="en-CN" w:eastAsia="zh-CN"/>
-        </w:rPr>
-        <w:t xml:space="preserve">, Xiao Ma, Ao Zhou, Mengwei Xu "Privacy as a Resource in Differentially Private Federated Learning". In Proceedings of the 2023 IEEE International Conference on Computer Communications. </w:t>
-      </w:r>
-      <w:r>
-        <w:rPr>
-          <w:rFonts w:ascii="Calibri" w:eastAsia="Microsoft YaHei Light" w:hAnsi="Calibri" w:cs="Calibri"/>
-          <w:b/>
-          <w:bCs/>
-          <w:kern w:val="2"/>
-          <w:sz w:val="22"/>
-          <w:szCs w:val="22"/>
-          <w:lang w:val="en-CN" w:eastAsia="zh-CN"/>
-        </w:rPr>
-        <w:t>(INFOCOM 2023)</w:t>
+        <w:t xml:space="preserve">Zhonghao Pan, Yang Feng, Zhiyuan Li, Yunxin Liu, </w:t>
+      </w:r>
+      <w:r>
+        <w:rPr>
+          <w:rFonts w:ascii="Calibri" w:eastAsia="Microsoft YaHei Light" w:hAnsi="Calibri" w:cs="Calibri"/>
+          <w:b/>
+          <w:kern w:val="2"/>
+          <w:sz w:val="22"/>
+          <w:szCs w:val="22"/>
+          <w:lang w:eastAsia="zh-CN"/>
+        </w:rPr>
+        <w:t>Yuanchun Li*.</w:t>
+      </w:r>
+      <w:r>
+        <w:rPr>
+          <w:rFonts w:ascii="Calibri" w:eastAsia="Microsoft YaHei Light" w:hAnsi="Calibri" w:cs="Calibri"/>
+          <w:kern w:val="2"/>
+          <w:sz w:val="22"/>
+          <w:szCs w:val="22"/>
+          <w:lang w:val="en-CN" w:eastAsia="zh-CN"/>
+        </w:rPr>
+        <w:t xml:space="preserve"> "Understanding the Impact of Quantum Noise on Quantum Programs". In Proceedings of the 30th IEEE International Conference on Software Analysis, Evolution and Reengineering. </w:t>
+      </w:r>
+      <w:r>
+        <w:rPr>
+          <w:rFonts w:ascii="Calibri" w:eastAsia="Microsoft YaHei Light" w:hAnsi="Calibri" w:cs="Calibri"/>
+          <w:b/>
+          <w:bCs/>
+          <w:kern w:val="2"/>
+          <w:sz w:val="22"/>
+          <w:szCs w:val="22"/>
+          <w:lang w:val="en-CN" w:eastAsia="zh-CN"/>
+        </w:rPr>
+        <w:t>(SANER 2023)</w:t>
       </w:r>
     </w:p>
     <w:p>
@@ -3622,57 +3865,54 @@
         <w:jc w:val="both"/>
         <w:rPr>
           <w:rFonts w:ascii="Calibri" w:eastAsia="Microsoft YaHei Light" w:hAnsi="Calibri" w:cs="Calibri"/>
-          <w:b/>
-          <w:bCs/>
-          <w:kern w:val="2"/>
-          <w:sz w:val="22"/>
-          <w:szCs w:val="22"/>
-          <w:lang w:val="en-CN" w:eastAsia="zh-CN"/>
-        </w:rPr>
-      </w:pPr>
-      <w:r>
-        <w:rPr>
-          <w:rFonts w:ascii="Calibri" w:eastAsia="Microsoft YaHei Light" w:hAnsi="Calibri" w:cs="Calibri"/>
-          <w:kern w:val="2"/>
-          <w:sz w:val="22"/>
-          <w:szCs w:val="22"/>
-          <w:lang w:val="en-CN" w:eastAsia="zh-CN"/>
-        </w:rPr>
-        <w:t xml:space="preserve">Hao Wen, </w:t>
-      </w:r>
-      <w:r>
-        <w:rPr>
-          <w:rFonts w:ascii="Calibri" w:eastAsia="Microsoft YaHei Light" w:hAnsi="Calibri" w:cs="Calibri"/>
-          <w:b/>
-          <w:bCs/>
-          <w:kern w:val="2"/>
-          <w:sz w:val="22"/>
-          <w:szCs w:val="22"/>
-          <w:lang w:val="en-CN" w:eastAsia="zh-CN"/>
-        </w:rPr>
-        <w:t>Yuanchun Li*</w:t>
-      </w:r>
-      <w:r>
-        <w:rPr>
-          <w:rFonts w:ascii="Calibri" w:eastAsia="Microsoft YaHei Light" w:hAnsi="Calibri" w:cs="Calibri"/>
-          <w:kern w:val="2"/>
-          <w:sz w:val="22"/>
-          <w:szCs w:val="22"/>
-          <w:lang w:val="en-CN" w:eastAsia="zh-CN"/>
-        </w:rPr>
-        <w:t xml:space="preserve">, Zunshuai Zhang, Shiqi Jiang, Xiaozhou Ye, Ye Ouyang, Yaqin Zhang, Yunxin Liu. "AdaptiveNet: Post-deployment Neural Architecture Adaptation for Diverse Edge Environments". In Proceedings of the 29th Annual International Conference on Mobile Computing And Networking. </w:t>
-      </w:r>
-      <w:r>
-        <w:rPr>
-          <w:rFonts w:ascii="Calibri" w:eastAsia="Microsoft YaHei Light" w:hAnsi="Calibri" w:cs="Calibri"/>
-          <w:b/>
-          <w:bCs/>
-          <w:kern w:val="2"/>
-          <w:sz w:val="22"/>
-          <w:szCs w:val="22"/>
-          <w:lang w:val="en-CN" w:eastAsia="zh-CN"/>
-        </w:rPr>
-        <w:t>(MobiCom 2023)</w:t>
+          <w:kern w:val="2"/>
+          <w:sz w:val="22"/>
+          <w:szCs w:val="22"/>
+          <w:lang w:val="en-CN" w:eastAsia="zh-CN"/>
+        </w:rPr>
+      </w:pPr>
+      <w:r>
+        <w:rPr>
+          <w:rFonts w:ascii="Calibri" w:eastAsia="Microsoft YaHei Light" w:hAnsi="Calibri" w:cs="Calibri"/>
+          <w:kern w:val="2"/>
+          <w:sz w:val="22"/>
+          <w:szCs w:val="22"/>
+          <w:lang w:val="en-CN" w:eastAsia="zh-CN"/>
+        </w:rPr>
+        <w:t xml:space="preserve">Ziqi Zhang, </w:t>
+      </w:r>
+      <w:r>
+        <w:rPr>
+          <w:rFonts w:ascii="Calibri" w:eastAsia="Microsoft YaHei Light" w:hAnsi="Calibri" w:cs="Calibri"/>
+          <w:b/>
+          <w:kern w:val="2"/>
+          <w:sz w:val="22"/>
+          <w:szCs w:val="22"/>
+          <w:lang w:eastAsia="zh-CN"/>
+        </w:rPr>
+        <w:t>Yuanchun Li</w:t>
+      </w:r>
+      <w:r>
+        <w:rPr>
+          <w:rFonts w:ascii="Calibri" w:eastAsia="Microsoft YaHei Light" w:hAnsi="Calibri" w:cs="Calibri"/>
+          <w:kern w:val="2"/>
+          <w:sz w:val="22"/>
+          <w:szCs w:val="22"/>
+          <w:lang w:val="en-CN" w:eastAsia="zh-CN"/>
+        </w:rPr>
+        <w:t xml:space="preserve">, Bingyan Liu, Yifeng Cai, Ding Li, Yao Guo, Xiangqun Chen. "FedSlice: Protecting Federated Learning Models from Malicious Participants with Model Slicing". In Proceedings of the 2022 IEEE/ACM 45th International Conference on Software Engineering. </w:t>
+      </w:r>
+      <w:r>
+        <w:rPr>
+          <w:rFonts w:ascii="Calibri" w:eastAsia="Microsoft YaHei Light" w:hAnsi="Calibri" w:cs="Calibri"/>
+          <w:b/>
+          <w:bCs/>
+          <w:kern w:val="2"/>
+          <w:sz w:val="22"/>
+          <w:szCs w:val="22"/>
+          <w:lang w:val="en-CN" w:eastAsia="zh-CN"/>
+        </w:rPr>
+        <w:t>(ICSE 2023)</w:t>
       </w:r>
     </w:p>
     <w:p>
@@ -3687,23 +3927,21 @@
         <w:jc w:val="both"/>
         <w:rPr>
           <w:rFonts w:ascii="Calibri" w:eastAsia="Microsoft YaHei Light" w:hAnsi="Calibri" w:cs="Calibri"/>
-          <w:b/>
-          <w:bCs/>
-          <w:kern w:val="2"/>
-          <w:sz w:val="22"/>
-          <w:szCs w:val="22"/>
-          <w:lang w:val="en-CN" w:eastAsia="zh-CN"/>
-        </w:rPr>
-      </w:pPr>
-      <w:r>
-        <w:rPr>
-          <w:rFonts w:ascii="Calibri" w:eastAsia="Microsoft YaHei Light" w:hAnsi="Calibri" w:cs="Calibri"/>
-          <w:kern w:val="2"/>
-          <w:sz w:val="22"/>
-          <w:szCs w:val="22"/>
-          <w:lang w:val="en-CN" w:eastAsia="zh-CN"/>
-        </w:rPr>
-        <w:t xml:space="preserve">Jinrui Zhang, Huan Yang, Ju Ren, Deyu Zhang, Bangwen He, Ting Cao, </w:t>
+          <w:kern w:val="2"/>
+          <w:sz w:val="22"/>
+          <w:szCs w:val="22"/>
+          <w:lang w:val="en-CN" w:eastAsia="zh-CN"/>
+        </w:rPr>
+      </w:pPr>
+      <w:r>
+        <w:rPr>
+          <w:rFonts w:ascii="Calibri" w:eastAsia="Microsoft YaHei Light" w:hAnsi="Calibri" w:cs="Calibri"/>
+          <w:kern w:val="2"/>
+          <w:sz w:val="22"/>
+          <w:szCs w:val="22"/>
+          <w:lang w:val="en-CN" w:eastAsia="zh-CN"/>
+        </w:rPr>
+        <w:t xml:space="preserve">Jinliang Yuan, Shangguang Wang, Shihe Wang, </w:t>
       </w:r>
       <w:r>
         <w:rPr>
@@ -3724,19 +3962,19 @@
           <w:szCs w:val="22"/>
           <w:lang w:val="en-CN" w:eastAsia="zh-CN"/>
         </w:rPr>
-        <w:t xml:space="preserve">, Yaoxue Zhang, Yunxin Liu. "MobiDepth: real-time depth estimation using on-device dual cameras". In Proceedings of the 28th Annual International Conference on Mobile Computing And Networking. </w:t>
-      </w:r>
-      <w:r>
-        <w:rPr>
-          <w:rFonts w:ascii="Calibri" w:eastAsia="Microsoft YaHei Light" w:hAnsi="Calibri" w:cs="Calibri"/>
-          <w:b/>
-          <w:bCs/>
-          <w:kern w:val="2"/>
-          <w:sz w:val="22"/>
-          <w:szCs w:val="22"/>
-          <w:lang w:val="en-CN" w:eastAsia="zh-CN"/>
-        </w:rPr>
-        <w:t>(MobiCom 2022)</w:t>
+        <w:t xml:space="preserve">, Xiao Ma, Ao Zhou, Mengwei Xu "Privacy as a Resource in Differentially Private Federated Learning". In Proceedings of the 2023 IEEE International Conference on Computer Communications. </w:t>
+      </w:r>
+      <w:r>
+        <w:rPr>
+          <w:rFonts w:ascii="Calibri" w:eastAsia="Microsoft YaHei Light" w:hAnsi="Calibri" w:cs="Calibri"/>
+          <w:b/>
+          <w:bCs/>
+          <w:kern w:val="2"/>
+          <w:sz w:val="22"/>
+          <w:szCs w:val="22"/>
+          <w:lang w:val="en-CN" w:eastAsia="zh-CN"/>
+        </w:rPr>
+        <w:t>(INFOCOM 2023)</w:t>
       </w:r>
     </w:p>
     <w:p>
@@ -3751,21 +3989,23 @@
         <w:jc w:val="both"/>
         <w:rPr>
           <w:rFonts w:ascii="Calibri" w:eastAsia="Microsoft YaHei Light" w:hAnsi="Calibri" w:cs="Calibri"/>
-          <w:kern w:val="2"/>
-          <w:sz w:val="22"/>
-          <w:szCs w:val="22"/>
-          <w:lang w:val="en-CN" w:eastAsia="zh-CN"/>
-        </w:rPr>
-      </w:pPr>
-      <w:r>
-        <w:rPr>
-          <w:rFonts w:ascii="Calibri" w:eastAsia="Microsoft YaHei Light" w:hAnsi="Calibri" w:cs="Calibri"/>
-          <w:kern w:val="2"/>
-          <w:sz w:val="22"/>
-          <w:szCs w:val="22"/>
-          <w:lang w:val="en-CN" w:eastAsia="zh-CN"/>
-        </w:rPr>
-        <w:t xml:space="preserve">Jaemin Shin, </w:t>
+          <w:b/>
+          <w:bCs/>
+          <w:kern w:val="2"/>
+          <w:sz w:val="22"/>
+          <w:szCs w:val="22"/>
+          <w:lang w:val="en-CN" w:eastAsia="zh-CN"/>
+        </w:rPr>
+      </w:pPr>
+      <w:r>
+        <w:rPr>
+          <w:rFonts w:ascii="Calibri" w:eastAsia="Microsoft YaHei Light" w:hAnsi="Calibri" w:cs="Calibri"/>
+          <w:kern w:val="2"/>
+          <w:sz w:val="22"/>
+          <w:szCs w:val="22"/>
+          <w:lang w:val="en-CN" w:eastAsia="zh-CN"/>
+        </w:rPr>
+        <w:t xml:space="preserve">Hao Wen, </w:t>
       </w:r>
       <w:r>
         <w:rPr>
@@ -3787,19 +4027,19 @@
           <w:szCs w:val="22"/>
           <w:lang w:val="en-CN" w:eastAsia="zh-CN"/>
         </w:rPr>
-        <w:t xml:space="preserve">, Yunxin Liu, Sung-Ju Lee. “FedBalancer: Data and Pace Control for Efficient Federated Learning on Heterogeneous Clients”. The 20th ACM International Conference on Mobile Systems, Applications, and Services </w:t>
-      </w:r>
-      <w:r>
-        <w:rPr>
-          <w:rFonts w:ascii="Calibri" w:eastAsia="Microsoft YaHei Light" w:hAnsi="Calibri" w:cs="Calibri"/>
-          <w:b/>
-          <w:bCs/>
-          <w:kern w:val="2"/>
-          <w:sz w:val="22"/>
-          <w:szCs w:val="22"/>
-          <w:lang w:val="en-CN" w:eastAsia="zh-CN"/>
-        </w:rPr>
-        <w:t>(MobiSys 2022)</w:t>
+        <w:t xml:space="preserve">, Zunshuai Zhang, Shiqi Jiang, Xiaozhou Ye, Ye Ouyang, Yaqin Zhang, Yunxin Liu. "AdaptiveNet: Post-deployment Neural Architecture Adaptation for Diverse Edge Environments". In Proceedings of the 29th Annual International Conference on Mobile Computing And Networking. </w:t>
+      </w:r>
+      <w:r>
+        <w:rPr>
+          <w:rFonts w:ascii="Calibri" w:eastAsia="Microsoft YaHei Light" w:hAnsi="Calibri" w:cs="Calibri"/>
+          <w:b/>
+          <w:bCs/>
+          <w:kern w:val="2"/>
+          <w:sz w:val="22"/>
+          <w:szCs w:val="22"/>
+          <w:lang w:val="en-CN" w:eastAsia="zh-CN"/>
+        </w:rPr>
+        <w:t>(MobiCom 2023)</w:t>
       </w:r>
     </w:p>
     <w:p>
@@ -3814,31 +4054,32 @@
         <w:jc w:val="both"/>
         <w:rPr>
           <w:rFonts w:ascii="Calibri" w:eastAsia="Microsoft YaHei Light" w:hAnsi="Calibri" w:cs="Calibri"/>
-          <w:kern w:val="2"/>
-          <w:sz w:val="22"/>
-          <w:szCs w:val="22"/>
-          <w:lang w:val="en-CN" w:eastAsia="zh-CN"/>
-        </w:rPr>
-      </w:pPr>
-      <w:r>
-        <w:rPr>
-          <w:rFonts w:ascii="Calibri" w:eastAsia="Microsoft YaHei Light" w:hAnsi="Calibri" w:cs="Calibri"/>
-          <w:kern w:val="2"/>
-          <w:sz w:val="22"/>
-          <w:szCs w:val="22"/>
-          <w:lang w:val="en-CN" w:eastAsia="zh-CN"/>
-        </w:rPr>
-        <w:t>Divyam Madaan, Jaehong Yoon, </w:t>
-      </w:r>
-      <w:r>
-        <w:rPr>
-          <w:rFonts w:ascii="Calibri" w:eastAsia="Microsoft YaHei Light" w:hAnsi="Calibri" w:cs="Calibri"/>
-          <w:b/>
-          <w:bCs/>
-          <w:kern w:val="2"/>
-          <w:sz w:val="22"/>
-          <w:szCs w:val="22"/>
-          <w:lang w:val="en-CN" w:eastAsia="zh-CN"/>
+          <w:b/>
+          <w:bCs/>
+          <w:kern w:val="2"/>
+          <w:sz w:val="22"/>
+          <w:szCs w:val="22"/>
+          <w:lang w:val="en-CN" w:eastAsia="zh-CN"/>
+        </w:rPr>
+      </w:pPr>
+      <w:r>
+        <w:rPr>
+          <w:rFonts w:ascii="Calibri" w:eastAsia="Microsoft YaHei Light" w:hAnsi="Calibri" w:cs="Calibri"/>
+          <w:kern w:val="2"/>
+          <w:sz w:val="22"/>
+          <w:szCs w:val="22"/>
+          <w:lang w:val="en-CN" w:eastAsia="zh-CN"/>
+        </w:rPr>
+        <w:t xml:space="preserve">Jinrui Zhang, Huan Yang, Ju Ren, Deyu Zhang, Bangwen He, Ting Cao, </w:t>
+      </w:r>
+      <w:r>
+        <w:rPr>
+          <w:rFonts w:ascii="Calibri" w:eastAsia="Microsoft YaHei Light" w:hAnsi="Calibri" w:cs="Calibri"/>
+          <w:b/>
+          <w:kern w:val="2"/>
+          <w:sz w:val="22"/>
+          <w:szCs w:val="22"/>
+          <w:lang w:eastAsia="zh-CN"/>
         </w:rPr>
         <w:t>Yuanchun Li</w:t>
       </w:r>
@@ -3850,19 +4091,19 @@
           <w:szCs w:val="22"/>
           <w:lang w:val="en-CN" w:eastAsia="zh-CN"/>
         </w:rPr>
-        <w:t xml:space="preserve">, Yunxin Liu, Sung Ju Hwang. “Representational Continuity for Unsupervised Continual Learning”. International Conference on Learning Representations </w:t>
-      </w:r>
-      <w:r>
-        <w:rPr>
-          <w:rFonts w:ascii="Calibri" w:eastAsia="Microsoft YaHei Light" w:hAnsi="Calibri" w:cs="Calibri"/>
-          <w:b/>
-          <w:bCs/>
-          <w:kern w:val="2"/>
-          <w:sz w:val="22"/>
-          <w:szCs w:val="22"/>
-          <w:lang w:val="en-CN" w:eastAsia="zh-CN"/>
-        </w:rPr>
-        <w:t>(ICLR 2022, Oral)</w:t>
+        <w:t xml:space="preserve">, Yaoxue Zhang, Yunxin Liu. "MobiDepth: real-time depth estimation using on-device dual cameras". In Proceedings of the 28th Annual International Conference on Mobile Computing And Networking. </w:t>
+      </w:r>
+      <w:r>
+        <w:rPr>
+          <w:rFonts w:ascii="Calibri" w:eastAsia="Microsoft YaHei Light" w:hAnsi="Calibri" w:cs="Calibri"/>
+          <w:b/>
+          <w:bCs/>
+          <w:kern w:val="2"/>
+          <w:sz w:val="22"/>
+          <w:szCs w:val="22"/>
+          <w:lang w:val="en-CN" w:eastAsia="zh-CN"/>
+        </w:rPr>
+        <w:t>(MobiCom 2022)</w:t>
       </w:r>
     </w:p>
     <w:p>
@@ -3877,23 +4118,21 @@
         <w:jc w:val="both"/>
         <w:rPr>
           <w:rFonts w:ascii="Calibri" w:eastAsia="Microsoft YaHei Light" w:hAnsi="Calibri" w:cs="Calibri"/>
-          <w:b/>
-          <w:bCs/>
-          <w:kern w:val="2"/>
-          <w:sz w:val="22"/>
-          <w:szCs w:val="22"/>
-          <w:lang w:val="en-CN" w:eastAsia="zh-CN"/>
-        </w:rPr>
-      </w:pPr>
-      <w:r>
-        <w:rPr>
-          <w:rFonts w:ascii="Calibri" w:eastAsia="Microsoft YaHei Light" w:hAnsi="Calibri" w:cs="Calibri"/>
-          <w:kern w:val="2"/>
-          <w:sz w:val="22"/>
-          <w:szCs w:val="22"/>
-          <w:lang w:val="en-CN" w:eastAsia="zh-CN"/>
-        </w:rPr>
-        <w:t>Ziqi Zhang, </w:t>
+          <w:kern w:val="2"/>
+          <w:sz w:val="22"/>
+          <w:szCs w:val="22"/>
+          <w:lang w:val="en-CN" w:eastAsia="zh-CN"/>
+        </w:rPr>
+      </w:pPr>
+      <w:r>
+        <w:rPr>
+          <w:rFonts w:ascii="Calibri" w:eastAsia="Microsoft YaHei Light" w:hAnsi="Calibri" w:cs="Calibri"/>
+          <w:kern w:val="2"/>
+          <w:sz w:val="22"/>
+          <w:szCs w:val="22"/>
+          <w:lang w:val="en-CN" w:eastAsia="zh-CN"/>
+        </w:rPr>
+        <w:t xml:space="preserve">Jaemin Shin, </w:t>
       </w:r>
       <w:r>
         <w:rPr>
@@ -3915,30 +4154,19 @@
           <w:szCs w:val="22"/>
           <w:lang w:val="en-CN" w:eastAsia="zh-CN"/>
         </w:rPr>
-        <w:t xml:space="preserve">, Jindong Wang, Bingyan Liu, Ding Li, Xiangqun Chen, Yao Guo, Yunxin Liu. “ReMoS: Reducing Defect Inheritance in Transfer Learning via Relevant Model Slicing”. In Proceedings </w:t>
-      </w:r>
-      <w:r>
-        <w:rPr>
-          <w:rFonts w:ascii="Calibri" w:eastAsia="Microsoft YaHei Light" w:hAnsi="Calibri" w:cs="Calibri"/>
-          <w:kern w:val="2"/>
-          <w:sz w:val="22"/>
-          <w:szCs w:val="22"/>
-          <w:lang w:val="en-CN" w:eastAsia="zh-CN"/>
-        </w:rPr>
-        <w:lastRenderedPageBreak/>
-        <w:t xml:space="preserve">of the 2022 IEEE/ACM 44th International Conference on Software Engineering. </w:t>
-      </w:r>
-      <w:r>
-        <w:rPr>
-          <w:rFonts w:ascii="Calibri" w:eastAsia="Microsoft YaHei Light" w:hAnsi="Calibri" w:cs="Calibri"/>
-          <w:b/>
-          <w:bCs/>
-          <w:kern w:val="2"/>
-          <w:sz w:val="22"/>
-          <w:szCs w:val="22"/>
-          <w:lang w:val="en-CN" w:eastAsia="zh-CN"/>
-        </w:rPr>
-        <w:t>(ICSE 2022)</w:t>
+        <w:t xml:space="preserve">, Yunxin Liu, Sung-Ju Lee. “FedBalancer: Data and Pace Control for Efficient Federated Learning on Heterogeneous Clients”. The 20th ACM International Conference on Mobile Systems, Applications, and Services </w:t>
+      </w:r>
+      <w:r>
+        <w:rPr>
+          <w:rFonts w:ascii="Calibri" w:eastAsia="Microsoft YaHei Light" w:hAnsi="Calibri" w:cs="Calibri"/>
+          <w:b/>
+          <w:bCs/>
+          <w:kern w:val="2"/>
+          <w:sz w:val="22"/>
+          <w:szCs w:val="22"/>
+          <w:lang w:val="en-CN" w:eastAsia="zh-CN"/>
+        </w:rPr>
+        <w:t>(MobiSys 2022)</w:t>
       </w:r>
     </w:p>
     <w:p>
@@ -3967,7 +4195,8 @@
           <w:szCs w:val="22"/>
           <w:lang w:val="en-CN" w:eastAsia="zh-CN"/>
         </w:rPr>
-        <w:t>Bingyan Liu, Yifeng Cai, Ziqi Zhang, </w:t>
+        <w:lastRenderedPageBreak/>
+        <w:t>Divyam Madaan, Jaehong Yoon, </w:t>
       </w:r>
       <w:r>
         <w:rPr>
@@ -3989,19 +4218,19 @@
           <w:szCs w:val="22"/>
           <w:lang w:val="en-CN" w:eastAsia="zh-CN"/>
         </w:rPr>
-        <w:t xml:space="preserve">, Leye Wang, Ding Li, Yao Guo, Xiangqun Chen. “DistFL: Distribution-aware Federated Learning for Mobile Scenarios”. Proc. ACM Interact. Mob. Wearable Ubiquitous Technol. </w:t>
-      </w:r>
-      <w:r>
-        <w:rPr>
-          <w:rFonts w:ascii="Calibri" w:eastAsia="Microsoft YaHei Light" w:hAnsi="Calibri" w:cs="Calibri"/>
-          <w:b/>
-          <w:bCs/>
-          <w:kern w:val="2"/>
-          <w:sz w:val="22"/>
-          <w:szCs w:val="22"/>
-          <w:lang w:val="en-CN" w:eastAsia="zh-CN"/>
-        </w:rPr>
-        <w:t>(UbiComp 2022)</w:t>
+        <w:t xml:space="preserve">, Yunxin Liu, Sung Ju Hwang. “Representational Continuity for Unsupervised Continual Learning”. International Conference on Learning Representations </w:t>
+      </w:r>
+      <w:r>
+        <w:rPr>
+          <w:rFonts w:ascii="Calibri" w:eastAsia="Microsoft YaHei Light" w:hAnsi="Calibri" w:cs="Calibri"/>
+          <w:b/>
+          <w:bCs/>
+          <w:kern w:val="2"/>
+          <w:sz w:val="22"/>
+          <w:szCs w:val="22"/>
+          <w:lang w:val="en-CN" w:eastAsia="zh-CN"/>
+        </w:rPr>
+        <w:t>(ICLR 2022, Oral)</w:t>
       </w:r>
     </w:p>
     <w:p>
@@ -4016,123 +4245,57 @@
         <w:jc w:val="both"/>
         <w:rPr>
           <w:rFonts w:ascii="Calibri" w:eastAsia="Microsoft YaHei Light" w:hAnsi="Calibri" w:cs="Calibri"/>
-          <w:kern w:val="2"/>
-          <w:sz w:val="22"/>
-          <w:szCs w:val="22"/>
-          <w:lang w:eastAsia="zh-CN"/>
-        </w:rPr>
-      </w:pPr>
-      <w:r>
-        <w:rPr>
-          <w:rFonts w:ascii="Calibri" w:eastAsia="Microsoft YaHei Light" w:hAnsi="Calibri" w:cs="Calibri"/>
-          <w:kern w:val="2"/>
-          <w:sz w:val="22"/>
-          <w:szCs w:val="22"/>
-          <w:lang w:val="en-CN" w:eastAsia="zh-CN"/>
-        </w:rPr>
-        <w:t xml:space="preserve">Shiqi Jiang, Zhiqi Lin, </w:t>
-      </w:r>
-      <w:r>
-        <w:rPr>
-          <w:rFonts w:ascii="Calibri" w:eastAsia="Microsoft YaHei Light" w:hAnsi="Calibri" w:cs="Calibri"/>
-          <w:b/>
-          <w:bCs/>
-          <w:kern w:val="2"/>
-          <w:sz w:val="22"/>
-          <w:szCs w:val="22"/>
-          <w:lang w:val="en-CN" w:eastAsia="zh-CN"/>
-        </w:rPr>
-        <w:t>Yuanchun Li</w:t>
-      </w:r>
-      <w:r>
-        <w:rPr>
-          <w:rFonts w:ascii="Calibri" w:eastAsia="Microsoft YaHei Light" w:hAnsi="Calibri" w:cs="Calibri"/>
-          <w:kern w:val="2"/>
-          <w:sz w:val="22"/>
-          <w:szCs w:val="22"/>
-          <w:lang w:val="en-CN" w:eastAsia="zh-CN"/>
-        </w:rPr>
-        <w:t xml:space="preserve">, Yuanchao Shu, Yunxin Liu. </w:t>
-      </w:r>
-      <w:r>
-        <w:rPr>
-          <w:rFonts w:ascii="Calibri" w:eastAsia="Microsoft YaHei Light" w:hAnsi="Calibri" w:cs="Calibri"/>
-          <w:kern w:val="2"/>
-          <w:sz w:val="22"/>
-          <w:szCs w:val="22"/>
-          <w:lang w:eastAsia="zh-CN"/>
-        </w:rPr>
-        <w:t xml:space="preserve">“Flexible High-resolution Object Detection on Edge Devices with Tunable Latency”. In Proceedings of the 27th Annual International Conference </w:t>
-      </w:r>
-      <w:proofErr w:type="gramStart"/>
-      <w:r>
-        <w:rPr>
-          <w:rFonts w:ascii="Calibri" w:eastAsia="Microsoft YaHei Light" w:hAnsi="Calibri" w:cs="Calibri"/>
-          <w:kern w:val="2"/>
-          <w:sz w:val="22"/>
-          <w:szCs w:val="22"/>
-          <w:lang w:eastAsia="zh-CN"/>
-        </w:rPr>
-        <w:t>On</w:t>
-      </w:r>
-      <w:proofErr w:type="gramEnd"/>
-      <w:r>
-        <w:rPr>
-          <w:rFonts w:ascii="Calibri" w:eastAsia="Microsoft YaHei Light" w:hAnsi="Calibri" w:cs="Calibri"/>
-          <w:kern w:val="2"/>
-          <w:sz w:val="22"/>
-          <w:szCs w:val="22"/>
-          <w:lang w:eastAsia="zh-CN"/>
-        </w:rPr>
-        <w:t xml:space="preserve"> Mobile Computing And Networking</w:t>
-      </w:r>
-      <w:r>
-        <w:rPr>
-          <w:rFonts w:ascii="Calibri" w:eastAsia="Microsoft YaHei Light" w:hAnsi="Calibri" w:cs="Calibri"/>
-          <w:b/>
-          <w:bCs/>
-          <w:kern w:val="2"/>
-          <w:sz w:val="22"/>
-          <w:szCs w:val="22"/>
-          <w:lang w:eastAsia="zh-CN"/>
-        </w:rPr>
-        <w:t xml:space="preserve"> (</w:t>
-      </w:r>
-      <w:proofErr w:type="spellStart"/>
-      <w:r>
-        <w:rPr>
-          <w:rFonts w:ascii="Calibri" w:eastAsia="Microsoft YaHei Light" w:hAnsi="Calibri" w:cs="Calibri"/>
-          <w:b/>
-          <w:bCs/>
-          <w:kern w:val="2"/>
-          <w:sz w:val="22"/>
-          <w:szCs w:val="22"/>
-          <w:lang w:eastAsia="zh-CN"/>
-        </w:rPr>
-        <w:t>MobiCom</w:t>
-      </w:r>
-      <w:proofErr w:type="spellEnd"/>
-      <w:r>
-        <w:rPr>
-          <w:rFonts w:ascii="Calibri" w:eastAsia="Microsoft YaHei Light" w:hAnsi="Calibri" w:cs="Calibri"/>
-          <w:b/>
-          <w:bCs/>
-          <w:kern w:val="2"/>
-          <w:sz w:val="22"/>
-          <w:szCs w:val="22"/>
-          <w:lang w:eastAsia="zh-CN"/>
-        </w:rPr>
-        <w:t xml:space="preserve"> 2021)</w:t>
-      </w:r>
-      <w:r>
-        <w:rPr>
-          <w:rFonts w:ascii="Calibri" w:eastAsia="Microsoft YaHei Light" w:hAnsi="Calibri" w:cs="Calibri"/>
-          <w:kern w:val="2"/>
-          <w:sz w:val="22"/>
-          <w:szCs w:val="22"/>
-          <w:lang w:eastAsia="zh-CN"/>
-        </w:rPr>
-        <w:t>.</w:t>
+          <w:b/>
+          <w:bCs/>
+          <w:kern w:val="2"/>
+          <w:sz w:val="22"/>
+          <w:szCs w:val="22"/>
+          <w:lang w:val="en-CN" w:eastAsia="zh-CN"/>
+        </w:rPr>
+      </w:pPr>
+      <w:r>
+        <w:rPr>
+          <w:rFonts w:ascii="Calibri" w:eastAsia="Microsoft YaHei Light" w:hAnsi="Calibri" w:cs="Calibri"/>
+          <w:kern w:val="2"/>
+          <w:sz w:val="22"/>
+          <w:szCs w:val="22"/>
+          <w:lang w:val="en-CN" w:eastAsia="zh-CN"/>
+        </w:rPr>
+        <w:t>Ziqi Zhang, </w:t>
+      </w:r>
+      <w:r>
+        <w:rPr>
+          <w:rFonts w:ascii="Calibri" w:eastAsia="Microsoft YaHei Light" w:hAnsi="Calibri" w:cs="Calibri"/>
+          <w:b/>
+          <w:bCs/>
+          <w:kern w:val="2"/>
+          <w:sz w:val="22"/>
+          <w:szCs w:val="22"/>
+          <w:lang w:val="en-CN" w:eastAsia="zh-CN"/>
+        </w:rPr>
+        <w:t>Yuanchun Li*</w:t>
+      </w:r>
+      <w:r>
+        <w:rPr>
+          <w:rFonts w:ascii="Calibri" w:eastAsia="Microsoft YaHei Light" w:hAnsi="Calibri" w:cs="Calibri"/>
+          <w:kern w:val="2"/>
+          <w:sz w:val="22"/>
+          <w:szCs w:val="22"/>
+          <w:lang w:val="en-CN" w:eastAsia="zh-CN"/>
+        </w:rPr>
+        <w:t xml:space="preserve">, Jindong Wang, Bingyan Liu, Ding Li, Xiangqun Chen, Yao Guo, Yunxin Liu. “ReMoS: Reducing Defect Inheritance in Transfer Learning via Relevant Model Slicing”. In Proceedings of the 2022 IEEE/ACM 44th International Conference on Software Engineering. </w:t>
+      </w:r>
+      <w:r>
+        <w:rPr>
+          <w:rFonts w:ascii="Calibri" w:eastAsia="Microsoft YaHei Light" w:hAnsi="Calibri" w:cs="Calibri"/>
+          <w:b/>
+          <w:bCs/>
+          <w:kern w:val="2"/>
+          <w:sz w:val="22"/>
+          <w:szCs w:val="22"/>
+          <w:lang w:val="en-CN" w:eastAsia="zh-CN"/>
+        </w:rPr>
+        <w:t>(ICSE 2022)</w:t>
       </w:r>
     </w:p>
     <w:p>
@@ -4150,174 +4313,52 @@
           <w:kern w:val="2"/>
           <w:sz w:val="22"/>
           <w:szCs w:val="22"/>
-          <w:lang w:eastAsia="zh-CN"/>
-        </w:rPr>
-      </w:pPr>
-      <w:proofErr w:type="spellStart"/>
-      <w:r>
-        <w:rPr>
-          <w:rFonts w:ascii="Calibri" w:eastAsia="Microsoft YaHei Light" w:hAnsi="Calibri" w:cs="Calibri"/>
-          <w:kern w:val="2"/>
-          <w:sz w:val="22"/>
-          <w:szCs w:val="22"/>
-          <w:lang w:eastAsia="zh-CN"/>
-        </w:rPr>
-        <w:t>Chengxu</w:t>
-      </w:r>
-      <w:proofErr w:type="spellEnd"/>
-      <w:r>
-        <w:rPr>
-          <w:rFonts w:ascii="Calibri" w:eastAsia="Microsoft YaHei Light" w:hAnsi="Calibri" w:cs="Calibri"/>
-          <w:kern w:val="2"/>
-          <w:sz w:val="22"/>
-          <w:szCs w:val="22"/>
-          <w:lang w:eastAsia="zh-CN"/>
-        </w:rPr>
-        <w:t xml:space="preserve"> Yang, </w:t>
-      </w:r>
-      <w:r>
-        <w:rPr>
-          <w:rFonts w:ascii="Calibri" w:eastAsia="Microsoft YaHei Light" w:hAnsi="Calibri" w:cs="Calibri"/>
-          <w:b/>
-          <w:bCs/>
-          <w:kern w:val="2"/>
-          <w:sz w:val="22"/>
-          <w:szCs w:val="22"/>
-          <w:lang w:eastAsia="zh-CN"/>
-        </w:rPr>
-        <w:t>Yuanchun Li*</w:t>
-      </w:r>
-      <w:r>
-        <w:rPr>
-          <w:rFonts w:ascii="Calibri" w:eastAsia="Microsoft YaHei Light" w:hAnsi="Calibri" w:cs="Calibri"/>
-          <w:kern w:val="2"/>
-          <w:sz w:val="22"/>
-          <w:szCs w:val="22"/>
-          <w:lang w:eastAsia="zh-CN"/>
-        </w:rPr>
-        <w:t xml:space="preserve">, </w:t>
-      </w:r>
-      <w:proofErr w:type="spellStart"/>
-      <w:r>
-        <w:rPr>
-          <w:rFonts w:ascii="Calibri" w:eastAsia="Microsoft YaHei Light" w:hAnsi="Calibri" w:cs="Calibri"/>
-          <w:kern w:val="2"/>
-          <w:sz w:val="22"/>
-          <w:szCs w:val="22"/>
-          <w:lang w:eastAsia="zh-CN"/>
-        </w:rPr>
-        <w:t>Mengwei</w:t>
-      </w:r>
-      <w:proofErr w:type="spellEnd"/>
-      <w:r>
-        <w:rPr>
-          <w:rFonts w:ascii="Calibri" w:eastAsia="Microsoft YaHei Light" w:hAnsi="Calibri" w:cs="Calibri"/>
-          <w:kern w:val="2"/>
-          <w:sz w:val="22"/>
-          <w:szCs w:val="22"/>
-          <w:lang w:eastAsia="zh-CN"/>
-        </w:rPr>
-        <w:t xml:space="preserve"> Xu, </w:t>
-      </w:r>
-      <w:proofErr w:type="spellStart"/>
-      <w:r>
-        <w:rPr>
-          <w:rFonts w:ascii="Calibri" w:eastAsia="Microsoft YaHei Light" w:hAnsi="Calibri" w:cs="Calibri"/>
-          <w:kern w:val="2"/>
-          <w:sz w:val="22"/>
-          <w:szCs w:val="22"/>
-          <w:lang w:eastAsia="zh-CN"/>
-        </w:rPr>
-        <w:t>Zhenpeng</w:t>
-      </w:r>
-      <w:proofErr w:type="spellEnd"/>
-      <w:r>
-        <w:rPr>
-          <w:rFonts w:ascii="Calibri" w:eastAsia="Microsoft YaHei Light" w:hAnsi="Calibri" w:cs="Calibri"/>
-          <w:kern w:val="2"/>
-          <w:sz w:val="22"/>
-          <w:szCs w:val="22"/>
-          <w:lang w:eastAsia="zh-CN"/>
-        </w:rPr>
-        <w:t xml:space="preserve"> Chen, </w:t>
-      </w:r>
-      <w:proofErr w:type="spellStart"/>
-      <w:r>
-        <w:rPr>
-          <w:rFonts w:ascii="Calibri" w:eastAsia="Microsoft YaHei Light" w:hAnsi="Calibri" w:cs="Calibri"/>
-          <w:kern w:val="2"/>
-          <w:sz w:val="22"/>
-          <w:szCs w:val="22"/>
-          <w:lang w:eastAsia="zh-CN"/>
-        </w:rPr>
-        <w:t>Yunxin</w:t>
-      </w:r>
-      <w:proofErr w:type="spellEnd"/>
-      <w:r>
-        <w:rPr>
-          <w:rFonts w:ascii="Calibri" w:eastAsia="Microsoft YaHei Light" w:hAnsi="Calibri" w:cs="Calibri"/>
-          <w:kern w:val="2"/>
-          <w:sz w:val="22"/>
-          <w:szCs w:val="22"/>
-          <w:lang w:eastAsia="zh-CN"/>
-        </w:rPr>
-        <w:t xml:space="preserve"> Liu, Gang Huang, </w:t>
-      </w:r>
-      <w:proofErr w:type="spellStart"/>
-      <w:r>
-        <w:rPr>
-          <w:rFonts w:ascii="Calibri" w:eastAsia="Microsoft YaHei Light" w:hAnsi="Calibri" w:cs="Calibri"/>
-          <w:kern w:val="2"/>
-          <w:sz w:val="22"/>
-          <w:szCs w:val="22"/>
-          <w:lang w:eastAsia="zh-CN"/>
-        </w:rPr>
-        <w:t>Xuanzhe</w:t>
-      </w:r>
-      <w:proofErr w:type="spellEnd"/>
-      <w:r>
-        <w:rPr>
-          <w:rFonts w:ascii="Calibri" w:eastAsia="Microsoft YaHei Light" w:hAnsi="Calibri" w:cs="Calibri"/>
-          <w:kern w:val="2"/>
-          <w:sz w:val="22"/>
-          <w:szCs w:val="22"/>
-          <w:lang w:eastAsia="zh-CN"/>
-        </w:rPr>
-        <w:t xml:space="preserve"> Liu. "</w:t>
-      </w:r>
-      <w:proofErr w:type="spellStart"/>
-      <w:r>
-        <w:rPr>
-          <w:rFonts w:ascii="Calibri" w:eastAsia="Microsoft YaHei Light" w:hAnsi="Calibri" w:cs="Calibri"/>
-          <w:kern w:val="2"/>
-          <w:sz w:val="22"/>
-          <w:szCs w:val="22"/>
-          <w:lang w:eastAsia="zh-CN"/>
-        </w:rPr>
-        <w:t>TaintStream</w:t>
-      </w:r>
-      <w:proofErr w:type="spellEnd"/>
-      <w:r>
-        <w:rPr>
-          <w:rFonts w:ascii="Calibri" w:eastAsia="Microsoft YaHei Light" w:hAnsi="Calibri" w:cs="Calibri"/>
-          <w:kern w:val="2"/>
-          <w:sz w:val="22"/>
-          <w:szCs w:val="22"/>
-          <w:lang w:eastAsia="zh-CN"/>
-        </w:rPr>
-        <w:t xml:space="preserve">: Fine-grained Taint Tracking for Big Data Platforms through Dynamic Code Translation". In Proceedings of the 29th ACM Joint European Software Engineering Conference and Symposium on the Foundations of Software Engineering </w:t>
-      </w:r>
-      <w:r>
-        <w:rPr>
-          <w:rFonts w:ascii="Calibri" w:eastAsia="Microsoft YaHei Light" w:hAnsi="Calibri" w:cs="Calibri"/>
-          <w:b/>
-          <w:bCs/>
-          <w:kern w:val="2"/>
-          <w:sz w:val="22"/>
-          <w:szCs w:val="22"/>
-          <w:lang w:eastAsia="zh-CN"/>
-        </w:rPr>
-        <w:t>(ESEC/FSE 2021).</w:t>
+          <w:lang w:val="en-CN" w:eastAsia="zh-CN"/>
+        </w:rPr>
+      </w:pPr>
+      <w:r>
+        <w:rPr>
+          <w:rFonts w:ascii="Calibri" w:eastAsia="Microsoft YaHei Light" w:hAnsi="Calibri" w:cs="Calibri"/>
+          <w:kern w:val="2"/>
+          <w:sz w:val="22"/>
+          <w:szCs w:val="22"/>
+          <w:lang w:val="en-CN" w:eastAsia="zh-CN"/>
+        </w:rPr>
+        <w:t>Bingyan Liu, Yifeng Cai, Ziqi Zhang, </w:t>
+      </w:r>
+      <w:r>
+        <w:rPr>
+          <w:rFonts w:ascii="Calibri" w:eastAsia="Microsoft YaHei Light" w:hAnsi="Calibri" w:cs="Calibri"/>
+          <w:b/>
+          <w:bCs/>
+          <w:kern w:val="2"/>
+          <w:sz w:val="22"/>
+          <w:szCs w:val="22"/>
+          <w:lang w:val="en-CN" w:eastAsia="zh-CN"/>
+        </w:rPr>
+        <w:t>Yuanchun Li</w:t>
+      </w:r>
+      <w:r>
+        <w:rPr>
+          <w:rFonts w:ascii="Calibri" w:eastAsia="Microsoft YaHei Light" w:hAnsi="Calibri" w:cs="Calibri"/>
+          <w:kern w:val="2"/>
+          <w:sz w:val="22"/>
+          <w:szCs w:val="22"/>
+          <w:lang w:val="en-CN" w:eastAsia="zh-CN"/>
+        </w:rPr>
+        <w:t xml:space="preserve">, Leye Wang, Ding Li, Yao Guo, Xiangqun Chen. “DistFL: Distribution-aware Federated Learning for Mobile Scenarios”. Proc. ACM Interact. Mob. Wearable Ubiquitous Technol. </w:t>
+      </w:r>
+      <w:r>
+        <w:rPr>
+          <w:rFonts w:ascii="Calibri" w:eastAsia="Microsoft YaHei Light" w:hAnsi="Calibri" w:cs="Calibri"/>
+          <w:b/>
+          <w:bCs/>
+          <w:kern w:val="2"/>
+          <w:sz w:val="22"/>
+          <w:szCs w:val="22"/>
+          <w:lang w:val="en-CN" w:eastAsia="zh-CN"/>
+        </w:rPr>
+        <w:t>(UbiComp 2022)</w:t>
       </w:r>
     </w:p>
     <w:p>
@@ -4341,12 +4382,22 @@
       <w:r>
         <w:rPr>
           <w:rFonts w:ascii="Calibri" w:eastAsia="Microsoft YaHei Light" w:hAnsi="Calibri" w:cs="Calibri"/>
-          <w:b/>
-          <w:bCs/>
-          <w:kern w:val="2"/>
-          <w:sz w:val="22"/>
-          <w:szCs w:val="22"/>
-          <w:lang w:eastAsia="zh-CN"/>
+          <w:kern w:val="2"/>
+          <w:sz w:val="22"/>
+          <w:szCs w:val="22"/>
+          <w:lang w:val="en-CN" w:eastAsia="zh-CN"/>
+        </w:rPr>
+        <w:t xml:space="preserve">Shiqi Jiang, Zhiqi Lin, </w:t>
+      </w:r>
+      <w:r>
+        <w:rPr>
+          <w:rFonts w:ascii="Calibri" w:eastAsia="Microsoft YaHei Light" w:hAnsi="Calibri" w:cs="Calibri"/>
+          <w:b/>
+          <w:bCs/>
+          <w:kern w:val="2"/>
+          <w:sz w:val="22"/>
+          <w:szCs w:val="22"/>
+          <w:lang w:val="en-CN" w:eastAsia="zh-CN"/>
         </w:rPr>
         <w:t>Yuanchun Li</w:t>
       </w:r>
@@ -4356,87 +4407,101 @@
           <w:kern w:val="2"/>
           <w:sz w:val="22"/>
           <w:szCs w:val="22"/>
-          <w:lang w:eastAsia="zh-CN"/>
-        </w:rPr>
-        <w:t xml:space="preserve">, Ziqi Zhang, </w:t>
+          <w:lang w:val="en-CN" w:eastAsia="zh-CN"/>
+        </w:rPr>
+        <w:t xml:space="preserve">, Yuanchao Shu, Yunxin Liu. </w:t>
+      </w:r>
+      <w:r>
+        <w:rPr>
+          <w:rFonts w:ascii="Calibri" w:eastAsia="Microsoft YaHei Light" w:hAnsi="Calibri" w:cs="Calibri"/>
+          <w:kern w:val="2"/>
+          <w:sz w:val="22"/>
+          <w:szCs w:val="22"/>
+          <w:lang w:eastAsia="zh-CN"/>
+        </w:rPr>
+        <w:t xml:space="preserve">“Flexible High-resolution Object Detection on Edge Devices with Tunable Latency”. In Proceedings of the 27th Annual International Conference </w:t>
+      </w:r>
+      <w:proofErr w:type="gramStart"/>
+      <w:r>
+        <w:rPr>
+          <w:rFonts w:ascii="Calibri" w:eastAsia="Microsoft YaHei Light" w:hAnsi="Calibri" w:cs="Calibri"/>
+          <w:kern w:val="2"/>
+          <w:sz w:val="22"/>
+          <w:szCs w:val="22"/>
+          <w:lang w:eastAsia="zh-CN"/>
+        </w:rPr>
+        <w:t>On</w:t>
+      </w:r>
+      <w:proofErr w:type="gramEnd"/>
+      <w:r>
+        <w:rPr>
+          <w:rFonts w:ascii="Calibri" w:eastAsia="Microsoft YaHei Light" w:hAnsi="Calibri" w:cs="Calibri"/>
+          <w:kern w:val="2"/>
+          <w:sz w:val="22"/>
+          <w:szCs w:val="22"/>
+          <w:lang w:eastAsia="zh-CN"/>
+        </w:rPr>
+        <w:t xml:space="preserve"> Mobile Computing </w:t>
+      </w:r>
+      <w:proofErr w:type="gramStart"/>
+      <w:r>
+        <w:rPr>
+          <w:rFonts w:ascii="Calibri" w:eastAsia="Microsoft YaHei Light" w:hAnsi="Calibri" w:cs="Calibri"/>
+          <w:kern w:val="2"/>
+          <w:sz w:val="22"/>
+          <w:szCs w:val="22"/>
+          <w:lang w:eastAsia="zh-CN"/>
+        </w:rPr>
+        <w:t>And</w:t>
+      </w:r>
+      <w:proofErr w:type="gramEnd"/>
+      <w:r>
+        <w:rPr>
+          <w:rFonts w:ascii="Calibri" w:eastAsia="Microsoft YaHei Light" w:hAnsi="Calibri" w:cs="Calibri"/>
+          <w:kern w:val="2"/>
+          <w:sz w:val="22"/>
+          <w:szCs w:val="22"/>
+          <w:lang w:eastAsia="zh-CN"/>
+        </w:rPr>
+        <w:t xml:space="preserve"> Networking</w:t>
+      </w:r>
+      <w:r>
+        <w:rPr>
+          <w:rFonts w:ascii="Calibri" w:eastAsia="Microsoft YaHei Light" w:hAnsi="Calibri" w:cs="Calibri"/>
+          <w:b/>
+          <w:bCs/>
+          <w:kern w:val="2"/>
+          <w:sz w:val="22"/>
+          <w:szCs w:val="22"/>
+          <w:lang w:eastAsia="zh-CN"/>
+        </w:rPr>
+        <w:t xml:space="preserve"> (</w:t>
       </w:r>
       <w:proofErr w:type="spellStart"/>
       <w:r>
         <w:rPr>
           <w:rFonts w:ascii="Calibri" w:eastAsia="Microsoft YaHei Light" w:hAnsi="Calibri" w:cs="Calibri"/>
-          <w:kern w:val="2"/>
-          <w:sz w:val="22"/>
-          <w:szCs w:val="22"/>
-          <w:lang w:eastAsia="zh-CN"/>
-        </w:rPr>
-        <w:t>Bingyan</w:t>
+          <w:b/>
+          <w:bCs/>
+          <w:kern w:val="2"/>
+          <w:sz w:val="22"/>
+          <w:szCs w:val="22"/>
+          <w:lang w:eastAsia="zh-CN"/>
+        </w:rPr>
+        <w:t>MobiCom</w:t>
       </w:r>
       <w:proofErr w:type="spellEnd"/>
       <w:r>
         <w:rPr>
           <w:rFonts w:ascii="Calibri" w:eastAsia="Microsoft YaHei Light" w:hAnsi="Calibri" w:cs="Calibri"/>
-          <w:kern w:val="2"/>
-          <w:sz w:val="22"/>
-          <w:szCs w:val="22"/>
-          <w:lang w:eastAsia="zh-CN"/>
-        </w:rPr>
-        <w:t xml:space="preserve"> Liu, Ziyue Yang, </w:t>
-      </w:r>
-      <w:proofErr w:type="spellStart"/>
-      <w:r>
-        <w:rPr>
-          <w:rFonts w:ascii="Calibri" w:eastAsia="Microsoft YaHei Light" w:hAnsi="Calibri" w:cs="Calibri"/>
-          <w:kern w:val="2"/>
-          <w:sz w:val="22"/>
-          <w:szCs w:val="22"/>
-          <w:lang w:eastAsia="zh-CN"/>
-        </w:rPr>
-        <w:t>Yunxin</w:t>
-      </w:r>
-      <w:proofErr w:type="spellEnd"/>
-      <w:r>
-        <w:rPr>
-          <w:rFonts w:ascii="Calibri" w:eastAsia="Microsoft YaHei Light" w:hAnsi="Calibri" w:cs="Calibri"/>
-          <w:kern w:val="2"/>
-          <w:sz w:val="22"/>
-          <w:szCs w:val="22"/>
-          <w:lang w:eastAsia="zh-CN"/>
-        </w:rPr>
-        <w:t xml:space="preserve"> Liu. “</w:t>
-      </w:r>
-      <w:proofErr w:type="spellStart"/>
-      <w:r>
-        <w:rPr>
-          <w:rFonts w:ascii="Calibri" w:eastAsia="Microsoft YaHei Light" w:hAnsi="Calibri" w:cs="Calibri"/>
-          <w:kern w:val="2"/>
-          <w:sz w:val="22"/>
-          <w:szCs w:val="22"/>
-          <w:lang w:eastAsia="zh-CN"/>
-        </w:rPr>
-        <w:t>ModelDiff</w:t>
-      </w:r>
-      <w:proofErr w:type="spellEnd"/>
-      <w:r>
-        <w:rPr>
-          <w:rFonts w:ascii="Calibri" w:eastAsia="Microsoft YaHei Light" w:hAnsi="Calibri" w:cs="Calibri"/>
-          <w:kern w:val="2"/>
-          <w:sz w:val="22"/>
-          <w:szCs w:val="22"/>
-          <w:lang w:eastAsia="zh-CN"/>
-        </w:rPr>
-        <w:t>: Testing-based DNN Similarity Comparison for Model Reuse Detection”. The ACM SIGSOFT International Symposium on Software Testing and Analysis </w:t>
-      </w:r>
-      <w:r>
-        <w:rPr>
-          <w:rFonts w:ascii="Calibri" w:eastAsia="Microsoft YaHei Light" w:hAnsi="Calibri" w:cs="Calibri"/>
-          <w:b/>
-          <w:bCs/>
-          <w:kern w:val="2"/>
-          <w:sz w:val="22"/>
-          <w:szCs w:val="22"/>
-          <w:lang w:eastAsia="zh-CN"/>
-        </w:rPr>
-        <w:t>(ISSTA 2021)</w:t>
+          <w:b/>
+          <w:bCs/>
+          <w:kern w:val="2"/>
+          <w:sz w:val="22"/>
+          <w:szCs w:val="22"/>
+          <w:lang w:eastAsia="zh-CN"/>
+        </w:rPr>
+        <w:t xml:space="preserve"> 2021)</w:t>
       </w:r>
       <w:r>
         <w:rPr>
@@ -4467,49 +4532,171 @@
           <w:lang w:eastAsia="zh-CN"/>
         </w:rPr>
       </w:pPr>
-      <w:r>
-        <w:rPr>
-          <w:rFonts w:ascii="Calibri" w:eastAsia="Microsoft YaHei Light" w:hAnsi="Calibri" w:cs="Calibri"/>
-          <w:b/>
-          <w:bCs/>
-          <w:kern w:val="2"/>
-          <w:sz w:val="22"/>
-          <w:szCs w:val="22"/>
-          <w:lang w:eastAsia="zh-CN"/>
-        </w:rPr>
-        <w:t>Yuanchun Li</w:t>
-      </w:r>
-      <w:r>
-        <w:rPr>
-          <w:rFonts w:ascii="Calibri" w:eastAsia="Microsoft YaHei Light" w:hAnsi="Calibri" w:cs="Calibri"/>
-          <w:kern w:val="2"/>
-          <w:sz w:val="22"/>
-          <w:szCs w:val="22"/>
-          <w:lang w:eastAsia="zh-CN"/>
-        </w:rPr>
-        <w:t xml:space="preserve">, Oriana Riva. “Glider: A reinforcement learning approach to extract UI scripts from websites”. In Proceedings of the 44th International ACM SIGIR Conference on Research and Development in Information Retrieval (SIGIR '21). Association for Computing Machinery, New York, NY, USA, 1420–1430. </w:t>
-      </w:r>
-      <w:r>
-        <w:rPr>
-          <w:rFonts w:ascii="Calibri" w:eastAsia="Microsoft YaHei Light" w:hAnsi="Calibri" w:cs="Calibri"/>
-          <w:b/>
-          <w:bCs/>
-          <w:kern w:val="2"/>
-          <w:sz w:val="22"/>
-          <w:szCs w:val="22"/>
-          <w:lang w:eastAsia="zh-CN"/>
-        </w:rPr>
-        <w:t>(SIGIR 2021)</w:t>
-      </w:r>
-      <w:r>
-        <w:rPr>
-          <w:rFonts w:ascii="Calibri" w:eastAsia="Microsoft YaHei Light" w:hAnsi="Calibri" w:cs="Calibri"/>
-          <w:kern w:val="2"/>
-          <w:sz w:val="22"/>
-          <w:szCs w:val="22"/>
-          <w:lang w:eastAsia="zh-CN"/>
-        </w:rPr>
-        <w:t>.</w:t>
+      <w:proofErr w:type="spellStart"/>
+      <w:r>
+        <w:rPr>
+          <w:rFonts w:ascii="Calibri" w:eastAsia="Microsoft YaHei Light" w:hAnsi="Calibri" w:cs="Calibri"/>
+          <w:kern w:val="2"/>
+          <w:sz w:val="22"/>
+          <w:szCs w:val="22"/>
+          <w:lang w:eastAsia="zh-CN"/>
+        </w:rPr>
+        <w:t>Chengxu</w:t>
+      </w:r>
+      <w:proofErr w:type="spellEnd"/>
+      <w:r>
+        <w:rPr>
+          <w:rFonts w:ascii="Calibri" w:eastAsia="Microsoft YaHei Light" w:hAnsi="Calibri" w:cs="Calibri"/>
+          <w:kern w:val="2"/>
+          <w:sz w:val="22"/>
+          <w:szCs w:val="22"/>
+          <w:lang w:eastAsia="zh-CN"/>
+        </w:rPr>
+        <w:t xml:space="preserve"> Yang, </w:t>
+      </w:r>
+      <w:r>
+        <w:rPr>
+          <w:rFonts w:ascii="Calibri" w:eastAsia="Microsoft YaHei Light" w:hAnsi="Calibri" w:cs="Calibri"/>
+          <w:b/>
+          <w:bCs/>
+          <w:kern w:val="2"/>
+          <w:sz w:val="22"/>
+          <w:szCs w:val="22"/>
+          <w:lang w:eastAsia="zh-CN"/>
+        </w:rPr>
+        <w:t>Yuanchun Li*</w:t>
+      </w:r>
+      <w:r>
+        <w:rPr>
+          <w:rFonts w:ascii="Calibri" w:eastAsia="Microsoft YaHei Light" w:hAnsi="Calibri" w:cs="Calibri"/>
+          <w:kern w:val="2"/>
+          <w:sz w:val="22"/>
+          <w:szCs w:val="22"/>
+          <w:lang w:eastAsia="zh-CN"/>
+        </w:rPr>
+        <w:t xml:space="preserve">, </w:t>
+      </w:r>
+      <w:proofErr w:type="spellStart"/>
+      <w:r>
+        <w:rPr>
+          <w:rFonts w:ascii="Calibri" w:eastAsia="Microsoft YaHei Light" w:hAnsi="Calibri" w:cs="Calibri"/>
+          <w:kern w:val="2"/>
+          <w:sz w:val="22"/>
+          <w:szCs w:val="22"/>
+          <w:lang w:eastAsia="zh-CN"/>
+        </w:rPr>
+        <w:t>Mengwei</w:t>
+      </w:r>
+      <w:proofErr w:type="spellEnd"/>
+      <w:r>
+        <w:rPr>
+          <w:rFonts w:ascii="Calibri" w:eastAsia="Microsoft YaHei Light" w:hAnsi="Calibri" w:cs="Calibri"/>
+          <w:kern w:val="2"/>
+          <w:sz w:val="22"/>
+          <w:szCs w:val="22"/>
+          <w:lang w:eastAsia="zh-CN"/>
+        </w:rPr>
+        <w:t xml:space="preserve"> Xu, </w:t>
+      </w:r>
+      <w:proofErr w:type="spellStart"/>
+      <w:r>
+        <w:rPr>
+          <w:rFonts w:ascii="Calibri" w:eastAsia="Microsoft YaHei Light" w:hAnsi="Calibri" w:cs="Calibri"/>
+          <w:kern w:val="2"/>
+          <w:sz w:val="22"/>
+          <w:szCs w:val="22"/>
+          <w:lang w:eastAsia="zh-CN"/>
+        </w:rPr>
+        <w:t>Zhenpeng</w:t>
+      </w:r>
+      <w:proofErr w:type="spellEnd"/>
+      <w:r>
+        <w:rPr>
+          <w:rFonts w:ascii="Calibri" w:eastAsia="Microsoft YaHei Light" w:hAnsi="Calibri" w:cs="Calibri"/>
+          <w:kern w:val="2"/>
+          <w:sz w:val="22"/>
+          <w:szCs w:val="22"/>
+          <w:lang w:eastAsia="zh-CN"/>
+        </w:rPr>
+        <w:t xml:space="preserve"> Chen, </w:t>
+      </w:r>
+      <w:proofErr w:type="spellStart"/>
+      <w:r>
+        <w:rPr>
+          <w:rFonts w:ascii="Calibri" w:eastAsia="Microsoft YaHei Light" w:hAnsi="Calibri" w:cs="Calibri"/>
+          <w:kern w:val="2"/>
+          <w:sz w:val="22"/>
+          <w:szCs w:val="22"/>
+          <w:lang w:eastAsia="zh-CN"/>
+        </w:rPr>
+        <w:t>Yunxin</w:t>
+      </w:r>
+      <w:proofErr w:type="spellEnd"/>
+      <w:r>
+        <w:rPr>
+          <w:rFonts w:ascii="Calibri" w:eastAsia="Microsoft YaHei Light" w:hAnsi="Calibri" w:cs="Calibri"/>
+          <w:kern w:val="2"/>
+          <w:sz w:val="22"/>
+          <w:szCs w:val="22"/>
+          <w:lang w:eastAsia="zh-CN"/>
+        </w:rPr>
+        <w:t xml:space="preserve"> Liu, Gang Huang, </w:t>
+      </w:r>
+      <w:proofErr w:type="spellStart"/>
+      <w:r>
+        <w:rPr>
+          <w:rFonts w:ascii="Calibri" w:eastAsia="Microsoft YaHei Light" w:hAnsi="Calibri" w:cs="Calibri"/>
+          <w:kern w:val="2"/>
+          <w:sz w:val="22"/>
+          <w:szCs w:val="22"/>
+          <w:lang w:eastAsia="zh-CN"/>
+        </w:rPr>
+        <w:t>Xuanzhe</w:t>
+      </w:r>
+      <w:proofErr w:type="spellEnd"/>
+      <w:r>
+        <w:rPr>
+          <w:rFonts w:ascii="Calibri" w:eastAsia="Microsoft YaHei Light" w:hAnsi="Calibri" w:cs="Calibri"/>
+          <w:kern w:val="2"/>
+          <w:sz w:val="22"/>
+          <w:szCs w:val="22"/>
+          <w:lang w:eastAsia="zh-CN"/>
+        </w:rPr>
+        <w:t xml:space="preserve"> Liu. "</w:t>
+      </w:r>
+      <w:proofErr w:type="spellStart"/>
+      <w:r>
+        <w:rPr>
+          <w:rFonts w:ascii="Calibri" w:eastAsia="Microsoft YaHei Light" w:hAnsi="Calibri" w:cs="Calibri"/>
+          <w:kern w:val="2"/>
+          <w:sz w:val="22"/>
+          <w:szCs w:val="22"/>
+          <w:lang w:eastAsia="zh-CN"/>
+        </w:rPr>
+        <w:t>TaintStream</w:t>
+      </w:r>
+      <w:proofErr w:type="spellEnd"/>
+      <w:r>
+        <w:rPr>
+          <w:rFonts w:ascii="Calibri" w:eastAsia="Microsoft YaHei Light" w:hAnsi="Calibri" w:cs="Calibri"/>
+          <w:kern w:val="2"/>
+          <w:sz w:val="22"/>
+          <w:szCs w:val="22"/>
+          <w:lang w:eastAsia="zh-CN"/>
+        </w:rPr>
+        <w:t xml:space="preserve">: Fine-grained Taint Tracking for Big Data Platforms through Dynamic Code Translation". In Proceedings of the 29th ACM Joint European Software Engineering Conference and Symposium on the Foundations of Software Engineering </w:t>
+      </w:r>
+      <w:r>
+        <w:rPr>
+          <w:rFonts w:ascii="Calibri" w:eastAsia="Microsoft YaHei Light" w:hAnsi="Calibri" w:cs="Calibri"/>
+          <w:b/>
+          <w:bCs/>
+          <w:kern w:val="2"/>
+          <w:sz w:val="22"/>
+          <w:szCs w:val="22"/>
+          <w:lang w:eastAsia="zh-CN"/>
+        </w:rPr>
+        <w:t>(ESEC/FSE 2021).</w:t>
       </w:r>
     </w:p>
     <w:p>
@@ -4533,6 +4720,198 @@
       <w:r>
         <w:rPr>
           <w:rFonts w:ascii="Calibri" w:eastAsia="Microsoft YaHei Light" w:hAnsi="Calibri" w:cs="Calibri"/>
+          <w:b/>
+          <w:bCs/>
+          <w:kern w:val="2"/>
+          <w:sz w:val="22"/>
+          <w:szCs w:val="22"/>
+          <w:lang w:eastAsia="zh-CN"/>
+        </w:rPr>
+        <w:t>Yuanchun Li</w:t>
+      </w:r>
+      <w:r>
+        <w:rPr>
+          <w:rFonts w:ascii="Calibri" w:eastAsia="Microsoft YaHei Light" w:hAnsi="Calibri" w:cs="Calibri"/>
+          <w:kern w:val="2"/>
+          <w:sz w:val="22"/>
+          <w:szCs w:val="22"/>
+          <w:lang w:eastAsia="zh-CN"/>
+        </w:rPr>
+        <w:t xml:space="preserve">, Ziqi Zhang, </w:t>
+      </w:r>
+      <w:proofErr w:type="spellStart"/>
+      <w:r>
+        <w:rPr>
+          <w:rFonts w:ascii="Calibri" w:eastAsia="Microsoft YaHei Light" w:hAnsi="Calibri" w:cs="Calibri"/>
+          <w:kern w:val="2"/>
+          <w:sz w:val="22"/>
+          <w:szCs w:val="22"/>
+          <w:lang w:eastAsia="zh-CN"/>
+        </w:rPr>
+        <w:t>Bingyan</w:t>
+      </w:r>
+      <w:proofErr w:type="spellEnd"/>
+      <w:r>
+        <w:rPr>
+          <w:rFonts w:ascii="Calibri" w:eastAsia="Microsoft YaHei Light" w:hAnsi="Calibri" w:cs="Calibri"/>
+          <w:kern w:val="2"/>
+          <w:sz w:val="22"/>
+          <w:szCs w:val="22"/>
+          <w:lang w:eastAsia="zh-CN"/>
+        </w:rPr>
+        <w:t xml:space="preserve"> Liu, Ziyue Yang, </w:t>
+      </w:r>
+      <w:proofErr w:type="spellStart"/>
+      <w:r>
+        <w:rPr>
+          <w:rFonts w:ascii="Calibri" w:eastAsia="Microsoft YaHei Light" w:hAnsi="Calibri" w:cs="Calibri"/>
+          <w:kern w:val="2"/>
+          <w:sz w:val="22"/>
+          <w:szCs w:val="22"/>
+          <w:lang w:eastAsia="zh-CN"/>
+        </w:rPr>
+        <w:t>Yunxin</w:t>
+      </w:r>
+      <w:proofErr w:type="spellEnd"/>
+      <w:r>
+        <w:rPr>
+          <w:rFonts w:ascii="Calibri" w:eastAsia="Microsoft YaHei Light" w:hAnsi="Calibri" w:cs="Calibri"/>
+          <w:kern w:val="2"/>
+          <w:sz w:val="22"/>
+          <w:szCs w:val="22"/>
+          <w:lang w:eastAsia="zh-CN"/>
+        </w:rPr>
+        <w:t xml:space="preserve"> Liu. “</w:t>
+      </w:r>
+      <w:proofErr w:type="spellStart"/>
+      <w:r>
+        <w:rPr>
+          <w:rFonts w:ascii="Calibri" w:eastAsia="Microsoft YaHei Light" w:hAnsi="Calibri" w:cs="Calibri"/>
+          <w:kern w:val="2"/>
+          <w:sz w:val="22"/>
+          <w:szCs w:val="22"/>
+          <w:lang w:eastAsia="zh-CN"/>
+        </w:rPr>
+        <w:t>ModelDiff</w:t>
+      </w:r>
+      <w:proofErr w:type="spellEnd"/>
+      <w:r>
+        <w:rPr>
+          <w:rFonts w:ascii="Calibri" w:eastAsia="Microsoft YaHei Light" w:hAnsi="Calibri" w:cs="Calibri"/>
+          <w:kern w:val="2"/>
+          <w:sz w:val="22"/>
+          <w:szCs w:val="22"/>
+          <w:lang w:eastAsia="zh-CN"/>
+        </w:rPr>
+        <w:t>: Testing-based DNN Similarity Comparison for Model Reuse Detection”. The ACM SIGSOFT International Symposium on Software Testing and Analysis </w:t>
+      </w:r>
+      <w:r>
+        <w:rPr>
+          <w:rFonts w:ascii="Calibri" w:eastAsia="Microsoft YaHei Light" w:hAnsi="Calibri" w:cs="Calibri"/>
+          <w:b/>
+          <w:bCs/>
+          <w:kern w:val="2"/>
+          <w:sz w:val="22"/>
+          <w:szCs w:val="22"/>
+          <w:lang w:eastAsia="zh-CN"/>
+        </w:rPr>
+        <w:t>(ISSTA 2021)</w:t>
+      </w:r>
+      <w:r>
+        <w:rPr>
+          <w:rFonts w:ascii="Calibri" w:eastAsia="Microsoft YaHei Light" w:hAnsi="Calibri" w:cs="Calibri"/>
+          <w:kern w:val="2"/>
+          <w:sz w:val="22"/>
+          <w:szCs w:val="22"/>
+          <w:lang w:eastAsia="zh-CN"/>
+        </w:rPr>
+        <w:t>.</w:t>
+      </w:r>
+    </w:p>
+    <w:p>
+      <w:pPr>
+        <w:widowControl w:val="0"/>
+        <w:numPr>
+          <w:ilvl w:val="0"/>
+          <w:numId w:val="2"/>
+        </w:numPr>
+        <w:shd w:val="clear" w:color="auto" w:fill="FFFFFF"/>
+        <w:contextualSpacing/>
+        <w:jc w:val="both"/>
+        <w:rPr>
+          <w:rFonts w:ascii="Calibri" w:eastAsia="Microsoft YaHei Light" w:hAnsi="Calibri" w:cs="Calibri"/>
+          <w:kern w:val="2"/>
+          <w:sz w:val="22"/>
+          <w:szCs w:val="22"/>
+          <w:lang w:eastAsia="zh-CN"/>
+        </w:rPr>
+      </w:pPr>
+      <w:r>
+        <w:rPr>
+          <w:rFonts w:ascii="Calibri" w:eastAsia="Microsoft YaHei Light" w:hAnsi="Calibri" w:cs="Calibri"/>
+          <w:b/>
+          <w:bCs/>
+          <w:kern w:val="2"/>
+          <w:sz w:val="22"/>
+          <w:szCs w:val="22"/>
+          <w:lang w:eastAsia="zh-CN"/>
+        </w:rPr>
+        <w:t>Yuanchun Li</w:t>
+      </w:r>
+      <w:r>
+        <w:rPr>
+          <w:rFonts w:ascii="Calibri" w:eastAsia="Microsoft YaHei Light" w:hAnsi="Calibri" w:cs="Calibri"/>
+          <w:kern w:val="2"/>
+          <w:sz w:val="22"/>
+          <w:szCs w:val="22"/>
+          <w:lang w:eastAsia="zh-CN"/>
+        </w:rPr>
+        <w:t xml:space="preserve">, Oriana Riva. “Glider: A reinforcement learning approach to extract UI scripts from websites”. In Proceedings of the 44th International ACM SIGIR Conference on Research and Development in Information Retrieval (SIGIR '21). Association for Computing Machinery, New York, NY, USA, 1420–1430. </w:t>
+      </w:r>
+      <w:r>
+        <w:rPr>
+          <w:rFonts w:ascii="Calibri" w:eastAsia="Microsoft YaHei Light" w:hAnsi="Calibri" w:cs="Calibri"/>
+          <w:b/>
+          <w:bCs/>
+          <w:kern w:val="2"/>
+          <w:sz w:val="22"/>
+          <w:szCs w:val="22"/>
+          <w:lang w:eastAsia="zh-CN"/>
+        </w:rPr>
+        <w:t>(SIGIR 2021)</w:t>
+      </w:r>
+      <w:r>
+        <w:rPr>
+          <w:rFonts w:ascii="Calibri" w:eastAsia="Microsoft YaHei Light" w:hAnsi="Calibri" w:cs="Calibri"/>
+          <w:kern w:val="2"/>
+          <w:sz w:val="22"/>
+          <w:szCs w:val="22"/>
+          <w:lang w:eastAsia="zh-CN"/>
+        </w:rPr>
+        <w:t>.</w:t>
+      </w:r>
+    </w:p>
+    <w:p>
+      <w:pPr>
+        <w:widowControl w:val="0"/>
+        <w:numPr>
+          <w:ilvl w:val="0"/>
+          <w:numId w:val="2"/>
+        </w:numPr>
+        <w:shd w:val="clear" w:color="auto" w:fill="FFFFFF"/>
+        <w:contextualSpacing/>
+        <w:jc w:val="both"/>
+        <w:rPr>
+          <w:rFonts w:ascii="Calibri" w:eastAsia="Microsoft YaHei Light" w:hAnsi="Calibri" w:cs="Calibri"/>
+          <w:kern w:val="2"/>
+          <w:sz w:val="22"/>
+          <w:szCs w:val="22"/>
+          <w:lang w:eastAsia="zh-CN"/>
+        </w:rPr>
+      </w:pPr>
+      <w:r>
+        <w:rPr>
+          <w:rFonts w:ascii="Calibri" w:eastAsia="Microsoft YaHei Light" w:hAnsi="Calibri" w:cs="Calibri"/>
           <w:kern w:val="2"/>
           <w:sz w:val="22"/>
           <w:szCs w:val="22"/>
@@ -5406,7 +5785,17 @@
           <w:sz w:val="22"/>
           <w:szCs w:val="22"/>
         </w:rPr>
-        <w:t>, Gaurav Srivastava, Matthew Fredrikson, Yuvraj Agarwal, and Jason I. Hong. 2018. Why Are They Collecting My Data? Inferring the Purposes of Network Traffic in Mobile Apps. Proc. ACM Interact. Mob. Wearable Ubiquitous Technol. 2, 4, Article 173 (December 2018), 27 pages.</w:t>
+        <w:t xml:space="preserve">, Gaurav Srivastava, Matthew Fredrikson, Yuvraj Agarwal, and Jason I. Hong. 2018. Why Are They Collecting My Data? Inferring the Purposes of Network Traffic in Mobile Apps. Proc. ACM Interact. Mob. Wearable Ubiquitous Technol. 2, 4, Article </w:t>
+      </w:r>
+      <w:r>
+        <w:rPr>
+          <w:rFonts w:ascii="Calibri" w:eastAsia="Microsoft YaHei Light" w:hAnsi="Calibri" w:cs="Calibri"/>
+          <w:bCs/>
+          <w:sz w:val="22"/>
+          <w:szCs w:val="22"/>
+        </w:rPr>
+        <w:lastRenderedPageBreak/>
+        <w:t>173 (December 2018), 27 pages.</w:t>
       </w:r>
       <w:r>
         <w:rPr>
@@ -5597,7 +5986,6 @@
           <w:sz w:val="22"/>
           <w:szCs w:val="22"/>
         </w:rPr>
-        <w:lastRenderedPageBreak/>
         <w:t>Yuanchun Li</w:t>
       </w:r>
       <w:r>
@@ -6153,6 +6541,386 @@
           <w:lang w:eastAsia="zh-CN"/>
         </w:rPr>
         <w:t>(ISLPED 2015).</w:t>
+      </w:r>
+    </w:p>
+    <w:p>
+      <w:pPr>
+        <w:pStyle w:val="ResumeHeadings"/>
+        <w:pBdr>
+          <w:bottom w:val="dotted" w:sz="4" w:space="1" w:color="auto"/>
+        </w:pBdr>
+        <w:spacing w:before="360"/>
+        <w:rPr>
+          <w:rFonts w:ascii="Garamond" w:hAnsi="Garamond"/>
+        </w:rPr>
+      </w:pPr>
+      <w:r>
+        <w:rPr>
+          <w:rFonts w:ascii="Garamond" w:hAnsi="Garamond"/>
+        </w:rPr>
+        <w:t xml:space="preserve">Selected </w:t>
+      </w:r>
+      <w:r>
+        <w:rPr>
+          <w:rFonts w:ascii="Garamond" w:hAnsi="Garamond" w:hint="eastAsia"/>
+          <w:lang w:eastAsia="zh-CN"/>
+        </w:rPr>
+        <w:t>Grants</w:t>
+      </w:r>
+    </w:p>
+    <w:p>
+      <w:pPr>
+        <w:pStyle w:val="Overviewbullets"/>
+        <w:spacing w:before="120" w:after="120"/>
+        <w:rPr>
+          <w:rFonts w:ascii="Garamond" w:hAnsi="Garamond"/>
+          <w:sz w:val="22"/>
+          <w:lang w:eastAsia="zh-CN"/>
+        </w:rPr>
+      </w:pPr>
+      <w:r>
+        <w:rPr>
+          <w:rFonts w:ascii="Garamond" w:hAnsi="Garamond"/>
+          <w:sz w:val="22"/>
+          <w:lang w:eastAsia="zh-CN"/>
+        </w:rPr>
+        <w:t>General Program of the National Natural Science Foundation of China (</w:t>
+      </w:r>
+      <w:proofErr w:type="spellStart"/>
+      <w:r>
+        <w:rPr>
+          <w:rFonts w:ascii="Garamond" w:hAnsi="Garamond"/>
+          <w:sz w:val="22"/>
+          <w:lang w:eastAsia="zh-CN"/>
+        </w:rPr>
+        <w:t>国家自然科学基金面上项目</w:t>
+      </w:r>
+      <w:proofErr w:type="spellEnd"/>
+      <w:r>
+        <w:rPr>
+          <w:rFonts w:ascii="Garamond" w:hAnsi="Garamond"/>
+          <w:sz w:val="22"/>
+          <w:lang w:eastAsia="zh-CN"/>
+        </w:rPr>
+        <w:t>). “Towards Program Analysis and Synthesis Techniques for Reliable Artificial Intelligence”. PI.</w:t>
+      </w:r>
+    </w:p>
+    <w:p>
+      <w:pPr>
+        <w:pStyle w:val="Overviewbullets"/>
+        <w:spacing w:before="120" w:after="120"/>
+        <w:rPr>
+          <w:rFonts w:ascii="Garamond" w:hAnsi="Garamond"/>
+          <w:sz w:val="22"/>
+          <w:lang w:eastAsia="zh-CN"/>
+        </w:rPr>
+      </w:pPr>
+      <w:r>
+        <w:rPr>
+          <w:rFonts w:ascii="Garamond" w:hAnsi="Garamond"/>
+          <w:sz w:val="22"/>
+          <w:lang w:eastAsia="zh-CN"/>
+        </w:rPr>
+        <w:t>National Key Research and Development Program of China (</w:t>
+      </w:r>
+      <w:proofErr w:type="spellStart"/>
+      <w:r>
+        <w:rPr>
+          <w:rFonts w:ascii="Garamond" w:hAnsi="Garamond"/>
+          <w:sz w:val="22"/>
+          <w:lang w:eastAsia="zh-CN"/>
+        </w:rPr>
+        <w:t>国家重点研发计划</w:t>
+      </w:r>
+      <w:proofErr w:type="spellEnd"/>
+      <w:r>
+        <w:rPr>
+          <w:rFonts w:ascii="Garamond" w:hAnsi="Garamond"/>
+          <w:sz w:val="22"/>
+          <w:lang w:eastAsia="zh-CN"/>
+        </w:rPr>
+        <w:t>). “Research and Application of Key Technology and Standards for Intelligent Computing in Heterogeneous Devices”. Major Participant.</w:t>
+      </w:r>
+    </w:p>
+    <w:p>
+      <w:pPr>
+        <w:pStyle w:val="Overviewbullets"/>
+        <w:spacing w:before="120" w:after="120"/>
+        <w:rPr>
+          <w:rFonts w:ascii="Garamond" w:hAnsi="Garamond"/>
+          <w:sz w:val="22"/>
+          <w:lang w:eastAsia="zh-CN"/>
+        </w:rPr>
+      </w:pPr>
+      <w:r>
+        <w:rPr>
+          <w:rFonts w:ascii="Garamond" w:hAnsi="Garamond"/>
+          <w:sz w:val="22"/>
+          <w:lang w:eastAsia="zh-CN"/>
+        </w:rPr>
+        <w:t>Key Program of the National Natural Science Foundation of China (</w:t>
+      </w:r>
+      <w:proofErr w:type="spellStart"/>
+      <w:r>
+        <w:rPr>
+          <w:rFonts w:ascii="Garamond" w:hAnsi="Garamond"/>
+          <w:sz w:val="22"/>
+          <w:lang w:eastAsia="zh-CN"/>
+        </w:rPr>
+        <w:t>国家自然科学基金重点项目</w:t>
+      </w:r>
+      <w:proofErr w:type="spellEnd"/>
+      <w:r>
+        <w:rPr>
+          <w:rFonts w:ascii="Garamond" w:hAnsi="Garamond"/>
+          <w:sz w:val="22"/>
+          <w:lang w:eastAsia="zh-CN"/>
+        </w:rPr>
+        <w:t>). “Research on Key Technologies of Heterogeneity-Adaptive End-Edge Collaborative Big Model Computing”. Major Participant.</w:t>
+      </w:r>
+    </w:p>
+    <w:p>
+      <w:pPr>
+        <w:pStyle w:val="Overviewbullets"/>
+        <w:spacing w:before="120" w:after="120"/>
+        <w:rPr>
+          <w:rFonts w:ascii="Garamond" w:hAnsi="Garamond"/>
+          <w:sz w:val="22"/>
+          <w:lang w:eastAsia="zh-CN"/>
+        </w:rPr>
+      </w:pPr>
+      <w:r>
+        <w:rPr>
+          <w:rFonts w:ascii="Garamond" w:hAnsi="Garamond"/>
+          <w:sz w:val="22"/>
+          <w:lang w:eastAsia="zh-CN"/>
+        </w:rPr>
+        <w:t>BAAI Scholar Program (</w:t>
+      </w:r>
+      <w:proofErr w:type="spellStart"/>
+      <w:r>
+        <w:rPr>
+          <w:rFonts w:ascii="Garamond" w:hAnsi="Garamond"/>
+          <w:sz w:val="22"/>
+          <w:lang w:eastAsia="zh-CN"/>
+        </w:rPr>
+        <w:t>智源学者</w:t>
+      </w:r>
+      <w:proofErr w:type="spellEnd"/>
+      <w:r>
+        <w:rPr>
+          <w:rFonts w:ascii="Garamond" w:hAnsi="Garamond"/>
+          <w:sz w:val="22"/>
+          <w:lang w:eastAsia="zh-CN"/>
+        </w:rPr>
+        <w:t>). “Lightweight On-device Agents”. PI.</w:t>
+      </w:r>
+    </w:p>
+    <w:p>
+      <w:pPr>
+        <w:pStyle w:val="Overviewbullets"/>
+        <w:spacing w:before="120" w:after="120"/>
+        <w:rPr>
+          <w:rFonts w:ascii="Garamond" w:hAnsi="Garamond"/>
+          <w:sz w:val="22"/>
+          <w:lang w:eastAsia="zh-CN"/>
+        </w:rPr>
+      </w:pPr>
+      <w:r>
+        <w:rPr>
+          <w:rFonts w:ascii="Garamond" w:hAnsi="Garamond"/>
+          <w:sz w:val="22"/>
+          <w:lang w:eastAsia="zh-CN"/>
+        </w:rPr>
+        <w:t>BMW Collaborative Research Project. “Compact Model on Edge Side”. PI.</w:t>
+      </w:r>
+    </w:p>
+    <w:p>
+      <w:pPr>
+        <w:pStyle w:val="ResumeHeadings"/>
+        <w:pBdr>
+          <w:bottom w:val="dotted" w:sz="4" w:space="1" w:color="auto"/>
+        </w:pBdr>
+        <w:spacing w:before="360"/>
+        <w:rPr>
+          <w:rFonts w:ascii="Garamond" w:hAnsi="Garamond" w:hint="eastAsia"/>
+          <w:lang w:eastAsia="zh-CN"/>
+        </w:rPr>
+      </w:pPr>
+      <w:r>
+        <w:rPr>
+          <w:rFonts w:ascii="Garamond" w:hAnsi="Garamond" w:hint="eastAsia"/>
+          <w:lang w:eastAsia="zh-CN"/>
+        </w:rPr>
+        <w:t>Major Academic Services</w:t>
+      </w:r>
+    </w:p>
+    <w:p>
+      <w:pPr>
+        <w:pStyle w:val="Overviewbullets"/>
+        <w:spacing w:before="120" w:after="120"/>
+        <w:rPr>
+          <w:rFonts w:ascii="Garamond" w:hAnsi="Garamond"/>
+          <w:sz w:val="22"/>
+          <w:lang w:eastAsia="zh-CN"/>
+        </w:rPr>
+      </w:pPr>
+      <w:r>
+        <w:rPr>
+          <w:rFonts w:ascii="Garamond" w:hAnsi="Garamond"/>
+          <w:sz w:val="22"/>
+          <w:lang w:eastAsia="zh-CN"/>
+        </w:rPr>
+        <w:t>TPC Member of ACM International Conference on Mobile Systems, Applications, and Services (</w:t>
+      </w:r>
+      <w:proofErr w:type="spellStart"/>
+      <w:r>
+        <w:rPr>
+          <w:rFonts w:ascii="Garamond" w:hAnsi="Garamond"/>
+          <w:sz w:val="22"/>
+          <w:lang w:eastAsia="zh-CN"/>
+        </w:rPr>
+        <w:t>MobiSys</w:t>
+      </w:r>
+      <w:proofErr w:type="spellEnd"/>
+      <w:r>
+        <w:rPr>
+          <w:rFonts w:ascii="Garamond" w:hAnsi="Garamond"/>
+          <w:sz w:val="22"/>
+          <w:lang w:eastAsia="zh-CN"/>
+        </w:rPr>
+        <w:t xml:space="preserve">). </w:t>
+      </w:r>
+    </w:p>
+    <w:p>
+      <w:pPr>
+        <w:pStyle w:val="Overviewbullets"/>
+        <w:spacing w:before="120" w:after="120"/>
+        <w:rPr>
+          <w:rFonts w:ascii="Garamond" w:hAnsi="Garamond"/>
+          <w:sz w:val="22"/>
+          <w:lang w:eastAsia="zh-CN"/>
+        </w:rPr>
+      </w:pPr>
+      <w:r>
+        <w:rPr>
+          <w:rFonts w:ascii="Garamond" w:hAnsi="Garamond"/>
+          <w:sz w:val="22"/>
+          <w:lang w:eastAsia="zh-CN"/>
+        </w:rPr>
+        <w:t>TPC Member of International Conference on Distributed Computing Systems (ICDCS).</w:t>
+      </w:r>
+    </w:p>
+    <w:p>
+      <w:pPr>
+        <w:pStyle w:val="Overviewbullets"/>
+        <w:spacing w:before="120" w:after="120"/>
+        <w:rPr>
+          <w:rFonts w:ascii="Garamond" w:hAnsi="Garamond"/>
+          <w:sz w:val="22"/>
+          <w:lang w:eastAsia="zh-CN"/>
+        </w:rPr>
+      </w:pPr>
+      <w:r>
+        <w:rPr>
+          <w:rFonts w:ascii="Garamond" w:hAnsi="Garamond"/>
+          <w:sz w:val="22"/>
+          <w:lang w:eastAsia="zh-CN"/>
+        </w:rPr>
+        <w:t>TPC Member of The Web Conference (WWW).</w:t>
+      </w:r>
+    </w:p>
+    <w:p>
+      <w:pPr>
+        <w:pStyle w:val="Overviewbullets"/>
+        <w:spacing w:before="120" w:after="120"/>
+        <w:rPr>
+          <w:rFonts w:ascii="Garamond" w:hAnsi="Garamond"/>
+          <w:sz w:val="22"/>
+          <w:lang w:eastAsia="zh-CN"/>
+        </w:rPr>
+      </w:pPr>
+      <w:r>
+        <w:rPr>
+          <w:rFonts w:ascii="Garamond" w:hAnsi="Garamond"/>
+          <w:sz w:val="22"/>
+          <w:lang w:eastAsia="zh-CN"/>
+        </w:rPr>
+        <w:t>Organizer and co-chair of the international workshop on Edge and Mobile Foundation Models (</w:t>
+      </w:r>
+      <w:proofErr w:type="spellStart"/>
+      <w:r>
+        <w:rPr>
+          <w:rFonts w:ascii="Garamond" w:hAnsi="Garamond"/>
+          <w:sz w:val="22"/>
+          <w:lang w:eastAsia="zh-CN"/>
+        </w:rPr>
+        <w:t>EdgeFM</w:t>
+      </w:r>
+      <w:proofErr w:type="spellEnd"/>
+      <w:r>
+        <w:rPr>
+          <w:rFonts w:ascii="Garamond" w:hAnsi="Garamond"/>
+          <w:sz w:val="22"/>
+          <w:lang w:eastAsia="zh-CN"/>
+        </w:rPr>
+        <w:t xml:space="preserve">) co-located with ACM </w:t>
+      </w:r>
+      <w:proofErr w:type="spellStart"/>
+      <w:r>
+        <w:rPr>
+          <w:rFonts w:ascii="Garamond" w:hAnsi="Garamond"/>
+          <w:sz w:val="22"/>
+          <w:lang w:eastAsia="zh-CN"/>
+        </w:rPr>
+        <w:t>MobiSys</w:t>
+      </w:r>
+      <w:proofErr w:type="spellEnd"/>
+      <w:r>
+        <w:rPr>
+          <w:rFonts w:ascii="Garamond" w:hAnsi="Garamond"/>
+          <w:sz w:val="22"/>
+          <w:lang w:eastAsia="zh-CN"/>
+        </w:rPr>
+        <w:t xml:space="preserve"> and ACM </w:t>
+      </w:r>
+      <w:proofErr w:type="spellStart"/>
+      <w:r>
+        <w:rPr>
+          <w:rFonts w:ascii="Garamond" w:hAnsi="Garamond"/>
+          <w:sz w:val="22"/>
+          <w:lang w:eastAsia="zh-CN"/>
+        </w:rPr>
+        <w:t>MobiCom</w:t>
+      </w:r>
+      <w:proofErr w:type="spellEnd"/>
+      <w:r>
+        <w:rPr>
+          <w:rFonts w:ascii="Garamond" w:hAnsi="Garamond"/>
+          <w:sz w:val="22"/>
+          <w:lang w:eastAsia="zh-CN"/>
+        </w:rPr>
+        <w:t>.</w:t>
+      </w:r>
+    </w:p>
+    <w:p>
+      <w:pPr>
+        <w:pStyle w:val="Overviewbullets"/>
+        <w:spacing w:before="120" w:after="120"/>
+        <w:rPr>
+          <w:rFonts w:ascii="Garamond" w:hAnsi="Garamond" w:hint="eastAsia"/>
+          <w:sz w:val="22"/>
+          <w:lang w:eastAsia="zh-CN"/>
+        </w:rPr>
+      </w:pPr>
+      <w:r>
+        <w:rPr>
+          <w:rFonts w:ascii="Garamond" w:hAnsi="Garamond"/>
+          <w:sz w:val="22"/>
+          <w:lang w:eastAsia="zh-CN"/>
+        </w:rPr>
+        <w:lastRenderedPageBreak/>
+        <w:t>Reviewer for IEEE Transaction on Mobile Computing (TMC), IEEE Transactions on Dependable and Secure Computing (TDSC), IEEE Transactions on Software Engineering (TSE), IEEE Transactions on Pattern Analysis and Machine Intelligence (TPAMI), and the Proceedings of the ACM on Interactive, Mobile, Wearable and Ubiquitous Technologies (IMWUT).</w:t>
       </w:r>
     </w:p>
     <w:p>
@@ -6477,7 +7245,98 @@
         <w:rPr>
           <w:rFonts w:ascii="Garamond" w:hAnsi="Garamond"/>
         </w:rPr>
-        <w:t>Selected Honors, Grants and Awards</w:t>
+        <w:t>Selected Honors</w:t>
+      </w:r>
+      <w:r>
+        <w:rPr>
+          <w:rFonts w:ascii="Garamond" w:hAnsi="Garamond" w:hint="eastAsia"/>
+          <w:lang w:eastAsia="zh-CN"/>
+        </w:rPr>
+        <w:t xml:space="preserve"> </w:t>
+      </w:r>
+      <w:r>
+        <w:rPr>
+          <w:rFonts w:ascii="Garamond" w:hAnsi="Garamond"/>
+        </w:rPr>
+        <w:t>and Awards</w:t>
+      </w:r>
+    </w:p>
+    <w:p>
+      <w:pPr>
+        <w:pStyle w:val="Overviewbullets"/>
+        <w:spacing w:before="120" w:after="120"/>
+        <w:rPr>
+          <w:rFonts w:ascii="Garamond" w:hAnsi="Garamond"/>
+          <w:sz w:val="22"/>
+          <w:lang w:eastAsia="zh-CN"/>
+        </w:rPr>
+      </w:pPr>
+      <w:r>
+        <w:rPr>
+          <w:rFonts w:ascii="Garamond" w:hAnsi="Garamond"/>
+          <w:sz w:val="22"/>
+          <w:lang w:eastAsia="zh-CN"/>
+        </w:rPr>
+        <w:t xml:space="preserve">Best Artifact Award, ACM </w:t>
+      </w:r>
+      <w:proofErr w:type="spellStart"/>
+      <w:r>
+        <w:rPr>
+          <w:rFonts w:ascii="Garamond" w:hAnsi="Garamond"/>
+          <w:sz w:val="22"/>
+          <w:lang w:eastAsia="zh-CN"/>
+        </w:rPr>
+        <w:t>MobiSys</w:t>
+      </w:r>
+      <w:proofErr w:type="spellEnd"/>
+      <w:r>
+        <w:rPr>
+          <w:rFonts w:ascii="Garamond" w:hAnsi="Garamond"/>
+          <w:sz w:val="22"/>
+          <w:lang w:eastAsia="zh-CN"/>
+        </w:rPr>
+        <w:t xml:space="preserve"> 2025 </w:t>
+      </w:r>
+      <w:r>
+        <w:rPr>
+          <w:rFonts w:ascii="Garamond" w:hAnsi="Garamond"/>
+          <w:sz w:val="22"/>
+          <w:lang w:eastAsia="zh-CN"/>
+        </w:rPr>
+        <w:tab/>
+      </w:r>
+      <w:r>
+        <w:rPr>
+          <w:rFonts w:ascii="Garamond" w:hAnsi="Garamond"/>
+          <w:sz w:val="22"/>
+          <w:lang w:eastAsia="zh-CN"/>
+        </w:rPr>
+        <w:tab/>
+      </w:r>
+      <w:r>
+        <w:rPr>
+          <w:rFonts w:ascii="Garamond" w:hAnsi="Garamond"/>
+          <w:sz w:val="22"/>
+          <w:lang w:eastAsia="zh-CN"/>
+        </w:rPr>
+        <w:tab/>
+      </w:r>
+      <w:r>
+        <w:rPr>
+          <w:rFonts w:ascii="Garamond" w:hAnsi="Garamond"/>
+          <w:sz w:val="22"/>
+          <w:lang w:eastAsia="zh-CN"/>
+        </w:rPr>
+        <w:tab/>
+      </w:r>
+      <w:r>
+        <w:rPr>
+          <w:rFonts w:ascii="Garamond" w:hAnsi="Garamond"/>
+          <w:sz w:val="22"/>
+          <w:lang w:eastAsia="zh-CN"/>
+        </w:rPr>
+        <w:tab/>
+        <w:t>2025</w:t>
       </w:r>
     </w:p>
     <w:p>
@@ -7220,6 +8079,155 @@
 <file path=word/numbering.xml><?xml version="1.0" encoding="utf-8"?>
 <w:numbering xmlns:wpc="http://schemas.microsoft.com/office/word/2010/wordprocessingCanvas" xmlns:cx="http://schemas.microsoft.com/office/drawing/2014/chartex" xmlns:cx1="http://schemas.microsoft.com/office/drawing/2015/9/8/chartex" xmlns:cx2="http://schemas.microsoft.com/office/drawing/2015/10/21/chartex" xmlns:cx3="http://schemas.microsoft.com/office/drawing/2016/5/9/chartex" xmlns:cx4="http://schemas.microsoft.com/office/drawing/2016/5/10/chartex" xmlns:cx5="http://schemas.microsoft.com/office/drawing/2016/5/11/chartex" xmlns:cx6="http://schemas.microsoft.com/office/drawing/2016/5/12/chartex" xmlns:cx7="http://schemas.microsoft.com/office/drawing/2016/5/13/chartex" xmlns:cx8="http://schemas.microsoft.com/office/drawing/2016/5/14/chartex" xmlns:mc="http://schemas.openxmlformats.org/markup-compatibility/2006" xmlns:aink="http://schemas.microsoft.com/office/drawing/2016/ink" xmlns:am3d="http://schemas.microsoft.com/office/drawing/2017/model3d" xmlns:o="urn:schemas-microsoft-com:office:office" xmlns:oel="http://schemas.microsoft.com/office/2019/extlst" xmlns:r="http://schemas.openxmlformats.org/officeDocument/2006/relationships" xmlns:m="http://schemas.openxmlformats.org/officeDocument/2006/math" xmlns:v="urn:schemas-microsoft-com:vml" xmlns:wp14="http://schemas.microsoft.com/office/word/2010/wordprocessingDrawing" xmlns:wp="http://schemas.openxmlformats.org/drawingml/2006/wordprocessingDrawing" xmlns:w10="urn:schemas-microsoft-com:office:word" xmlns:w="http://schemas.openxmlformats.org/wordprocessingml/2006/main" xmlns:w14="http://schemas.microsoft.com/office/word/2010/wordml" xmlns:w15="http://schemas.microsoft.com/office/word/2012/wordml" xmlns:w16cex="http://schemas.microsoft.com/office/word/2018/wordml/cex" xmlns:w16cid="http://schemas.microsoft.com/office/word/2016/wordml/cid" xmlns:w16="http://schemas.microsoft.com/office/word/2018/wordml" xmlns:w16du="http://schemas.microsoft.com/office/word/2023/wordml/word16du" xmlns:w16sdtdh="http://schemas.microsoft.com/office/word/2020/wordml/sdtdatahash" xmlns:w16sdtfl="http://schemas.microsoft.com/office/word/2024/wordml/sdtformatlock" xmlns:w16se="http://schemas.microsoft.com/office/word/2015/wordml/symex" xmlns:wpg="http://schemas.microsoft.com/office/word/2010/wordprocessingGroup" xmlns:wpi="http://schemas.microsoft.com/office/word/2010/wordprocessingInk" xmlns:wne="http://schemas.microsoft.com/office/word/2006/wordml" xmlns:wps="http://schemas.microsoft.com/office/word/2010/wordprocessingShape" mc:Ignorable="w14 w15 w16se w16cid w16 w16cex w16sdtdh w16sdtfl w16du wp14">
   <w:abstractNum w:abstractNumId="0" w15:restartNumberingAfterBreak="0">
+    <w:nsid w:val="BDE6449C"/>
+    <w:multiLevelType w:val="multilevel"/>
+    <w:tmpl w:val="BDE6449C"/>
+    <w:lvl w:ilvl="0">
+      <w:start w:val="1"/>
+      <w:numFmt w:val="bullet"/>
+      <w:lvlText w:val=""/>
+      <w:lvlJc w:val="left"/>
+      <w:pPr>
+        <w:tabs>
+          <w:tab w:val="left" w:pos="720"/>
+        </w:tabs>
+        <w:ind w:left="720" w:hanging="360"/>
+      </w:pPr>
+      <w:rPr>
+        <w:rFonts w:ascii="Symbol" w:hAnsi="Symbol" w:cs="Symbol"/>
+        <w:sz w:val="20"/>
+      </w:rPr>
+    </w:lvl>
+    <w:lvl w:ilvl="1">
+      <w:start w:val="1"/>
+      <w:numFmt w:val="bullet"/>
+      <w:lvlText w:val=""/>
+      <w:lvlJc w:val="left"/>
+      <w:pPr>
+        <w:tabs>
+          <w:tab w:val="left" w:pos="1440"/>
+        </w:tabs>
+        <w:ind w:left="1440" w:hanging="360"/>
+      </w:pPr>
+      <w:rPr>
+        <w:rFonts w:ascii="Symbol" w:hAnsi="Symbol" w:cs="Symbol" w:hint="default"/>
+        <w:sz w:val="20"/>
+      </w:rPr>
+    </w:lvl>
+    <w:lvl w:ilvl="2">
+      <w:start w:val="1"/>
+      <w:numFmt w:val="bullet"/>
+      <w:lvlText w:val=""/>
+      <w:lvlJc w:val="left"/>
+      <w:pPr>
+        <w:tabs>
+          <w:tab w:val="left" w:pos="2160"/>
+        </w:tabs>
+        <w:ind w:left="2160" w:hanging="360"/>
+      </w:pPr>
+      <w:rPr>
+        <w:rFonts w:ascii="Symbol" w:hAnsi="Symbol" w:cs="Symbol" w:hint="default"/>
+        <w:sz w:val="20"/>
+      </w:rPr>
+    </w:lvl>
+    <w:lvl w:ilvl="3">
+      <w:start w:val="1"/>
+      <w:numFmt w:val="bullet"/>
+      <w:lvlText w:val=""/>
+      <w:lvlJc w:val="left"/>
+      <w:pPr>
+        <w:tabs>
+          <w:tab w:val="left" w:pos="2880"/>
+        </w:tabs>
+        <w:ind w:left="2880" w:hanging="360"/>
+      </w:pPr>
+      <w:rPr>
+        <w:rFonts w:ascii="Symbol" w:hAnsi="Symbol" w:cs="Symbol" w:hint="default"/>
+        <w:sz w:val="20"/>
+      </w:rPr>
+    </w:lvl>
+    <w:lvl w:ilvl="4">
+      <w:start w:val="1"/>
+      <w:numFmt w:val="bullet"/>
+      <w:lvlText w:val=""/>
+      <w:lvlJc w:val="left"/>
+      <w:pPr>
+        <w:tabs>
+          <w:tab w:val="left" w:pos="3600"/>
+        </w:tabs>
+        <w:ind w:left="3600" w:hanging="360"/>
+      </w:pPr>
+      <w:rPr>
+        <w:rFonts w:ascii="Symbol" w:hAnsi="Symbol" w:cs="Symbol" w:hint="default"/>
+        <w:sz w:val="20"/>
+      </w:rPr>
+    </w:lvl>
+    <w:lvl w:ilvl="5">
+      <w:start w:val="1"/>
+      <w:numFmt w:val="bullet"/>
+      <w:lvlText w:val=""/>
+      <w:lvlJc w:val="left"/>
+      <w:pPr>
+        <w:tabs>
+          <w:tab w:val="left" w:pos="4320"/>
+        </w:tabs>
+        <w:ind w:left="4320" w:hanging="360"/>
+      </w:pPr>
+      <w:rPr>
+        <w:rFonts w:ascii="Symbol" w:hAnsi="Symbol" w:cs="Symbol" w:hint="default"/>
+        <w:sz w:val="20"/>
+      </w:rPr>
+    </w:lvl>
+    <w:lvl w:ilvl="6">
+      <w:start w:val="1"/>
+      <w:numFmt w:val="bullet"/>
+      <w:lvlText w:val=""/>
+      <w:lvlJc w:val="left"/>
+      <w:pPr>
+        <w:tabs>
+          <w:tab w:val="left" w:pos="5040"/>
+        </w:tabs>
+        <w:ind w:left="5040" w:hanging="360"/>
+      </w:pPr>
+      <w:rPr>
+        <w:rFonts w:ascii="Symbol" w:hAnsi="Symbol" w:cs="Symbol" w:hint="default"/>
+        <w:sz w:val="20"/>
+      </w:rPr>
+    </w:lvl>
+    <w:lvl w:ilvl="7">
+      <w:start w:val="1"/>
+      <w:numFmt w:val="bullet"/>
+      <w:lvlText w:val=""/>
+      <w:lvlJc w:val="left"/>
+      <w:pPr>
+        <w:tabs>
+          <w:tab w:val="left" w:pos="5760"/>
+        </w:tabs>
+        <w:ind w:left="5760" w:hanging="360"/>
+      </w:pPr>
+      <w:rPr>
+        <w:rFonts w:ascii="Symbol" w:hAnsi="Symbol" w:cs="Symbol" w:hint="default"/>
+        <w:sz w:val="20"/>
+      </w:rPr>
+    </w:lvl>
+    <w:lvl w:ilvl="8">
+      <w:start w:val="1"/>
+      <w:numFmt w:val="bullet"/>
+      <w:lvlText w:val=""/>
+      <w:lvlJc w:val="left"/>
+      <w:pPr>
+        <w:tabs>
+          <w:tab w:val="left" w:pos="6480"/>
+        </w:tabs>
+        <w:ind w:left="6480" w:hanging="360"/>
+      </w:pPr>
+      <w:rPr>
+        <w:rFonts w:ascii="Symbol" w:hAnsi="Symbol" w:cs="Symbol" w:hint="default"/>
+        <w:sz w:val="20"/>
+      </w:rPr>
+    </w:lvl>
+  </w:abstractNum>
+  <w:abstractNum w:abstractNumId="1" w15:restartNumberingAfterBreak="0">
     <w:nsid w:val="0E7307C2"/>
     <w:multiLevelType w:val="multilevel"/>
     <w:tmpl w:val="9FF4FDA6"/>
@@ -7368,7 +8376,7 @@
       </w:rPr>
     </w:lvl>
   </w:abstractNum>
-  <w:abstractNum w:abstractNumId="1" w15:restartNumberingAfterBreak="0">
+  <w:abstractNum w:abstractNumId="2" w15:restartNumberingAfterBreak="0">
     <w:nsid w:val="171773FF"/>
     <w:multiLevelType w:val="hybridMultilevel"/>
     <w:tmpl w:val="ABD0C9F4"/>
@@ -7454,7 +8462,358 @@
       </w:pPr>
     </w:lvl>
   </w:abstractNum>
-  <w:abstractNum w:abstractNumId="2" w15:restartNumberingAfterBreak="0">
+  <w:abstractNum w:abstractNumId="3" w15:restartNumberingAfterBreak="0">
+    <w:nsid w:val="38D50D96"/>
+    <w:multiLevelType w:val="multilevel"/>
+    <w:tmpl w:val="CF241C88"/>
+    <w:lvl w:ilvl="0">
+      <w:start w:val="1"/>
+      <w:numFmt w:val="bullet"/>
+      <w:lvlText w:val=""/>
+      <w:lvlJc w:val="left"/>
+      <w:pPr>
+        <w:tabs>
+          <w:tab w:val="num" w:pos="720"/>
+        </w:tabs>
+        <w:ind w:left="720" w:hanging="360"/>
+      </w:pPr>
+      <w:rPr>
+        <w:rFonts w:ascii="Symbol" w:hAnsi="Symbol" w:hint="default"/>
+        <w:sz w:val="20"/>
+      </w:rPr>
+    </w:lvl>
+    <w:lvl w:ilvl="1" w:tentative="1">
+      <w:start w:val="1"/>
+      <w:numFmt w:val="bullet"/>
+      <w:lvlText w:val="o"/>
+      <w:lvlJc w:val="left"/>
+      <w:pPr>
+        <w:tabs>
+          <w:tab w:val="num" w:pos="1440"/>
+        </w:tabs>
+        <w:ind w:left="1440" w:hanging="360"/>
+      </w:pPr>
+      <w:rPr>
+        <w:rFonts w:ascii="Courier New" w:hAnsi="Courier New" w:hint="default"/>
+        <w:sz w:val="20"/>
+      </w:rPr>
+    </w:lvl>
+    <w:lvl w:ilvl="2" w:tentative="1">
+      <w:start w:val="1"/>
+      <w:numFmt w:val="bullet"/>
+      <w:lvlText w:val=""/>
+      <w:lvlJc w:val="left"/>
+      <w:pPr>
+        <w:tabs>
+          <w:tab w:val="num" w:pos="2160"/>
+        </w:tabs>
+        <w:ind w:left="2160" w:hanging="360"/>
+      </w:pPr>
+      <w:rPr>
+        <w:rFonts w:ascii="Wingdings" w:hAnsi="Wingdings" w:hint="default"/>
+        <w:sz w:val="20"/>
+      </w:rPr>
+    </w:lvl>
+    <w:lvl w:ilvl="3" w:tentative="1">
+      <w:start w:val="1"/>
+      <w:numFmt w:val="bullet"/>
+      <w:lvlText w:val=""/>
+      <w:lvlJc w:val="left"/>
+      <w:pPr>
+        <w:tabs>
+          <w:tab w:val="num" w:pos="2880"/>
+        </w:tabs>
+        <w:ind w:left="2880" w:hanging="360"/>
+      </w:pPr>
+      <w:rPr>
+        <w:rFonts w:ascii="Wingdings" w:hAnsi="Wingdings" w:hint="default"/>
+        <w:sz w:val="20"/>
+      </w:rPr>
+    </w:lvl>
+    <w:lvl w:ilvl="4" w:tentative="1">
+      <w:start w:val="1"/>
+      <w:numFmt w:val="bullet"/>
+      <w:lvlText w:val=""/>
+      <w:lvlJc w:val="left"/>
+      <w:pPr>
+        <w:tabs>
+          <w:tab w:val="num" w:pos="3600"/>
+        </w:tabs>
+        <w:ind w:left="3600" w:hanging="360"/>
+      </w:pPr>
+      <w:rPr>
+        <w:rFonts w:ascii="Wingdings" w:hAnsi="Wingdings" w:hint="default"/>
+        <w:sz w:val="20"/>
+      </w:rPr>
+    </w:lvl>
+    <w:lvl w:ilvl="5" w:tentative="1">
+      <w:start w:val="1"/>
+      <w:numFmt w:val="bullet"/>
+      <w:lvlText w:val=""/>
+      <w:lvlJc w:val="left"/>
+      <w:pPr>
+        <w:tabs>
+          <w:tab w:val="num" w:pos="4320"/>
+        </w:tabs>
+        <w:ind w:left="4320" w:hanging="360"/>
+      </w:pPr>
+      <w:rPr>
+        <w:rFonts w:ascii="Wingdings" w:hAnsi="Wingdings" w:hint="default"/>
+        <w:sz w:val="20"/>
+      </w:rPr>
+    </w:lvl>
+    <w:lvl w:ilvl="6" w:tentative="1">
+      <w:start w:val="1"/>
+      <w:numFmt w:val="bullet"/>
+      <w:lvlText w:val=""/>
+      <w:lvlJc w:val="left"/>
+      <w:pPr>
+        <w:tabs>
+          <w:tab w:val="num" w:pos="5040"/>
+        </w:tabs>
+        <w:ind w:left="5040" w:hanging="360"/>
+      </w:pPr>
+      <w:rPr>
+        <w:rFonts w:ascii="Wingdings" w:hAnsi="Wingdings" w:hint="default"/>
+        <w:sz w:val="20"/>
+      </w:rPr>
+    </w:lvl>
+    <w:lvl w:ilvl="7" w:tentative="1">
+      <w:start w:val="1"/>
+      <w:numFmt w:val="bullet"/>
+      <w:lvlText w:val=""/>
+      <w:lvlJc w:val="left"/>
+      <w:pPr>
+        <w:tabs>
+          <w:tab w:val="num" w:pos="5760"/>
+        </w:tabs>
+        <w:ind w:left="5760" w:hanging="360"/>
+      </w:pPr>
+      <w:rPr>
+        <w:rFonts w:ascii="Wingdings" w:hAnsi="Wingdings" w:hint="default"/>
+        <w:sz w:val="20"/>
+      </w:rPr>
+    </w:lvl>
+    <w:lvl w:ilvl="8" w:tentative="1">
+      <w:start w:val="1"/>
+      <w:numFmt w:val="bullet"/>
+      <w:lvlText w:val=""/>
+      <w:lvlJc w:val="left"/>
+      <w:pPr>
+        <w:tabs>
+          <w:tab w:val="num" w:pos="6480"/>
+        </w:tabs>
+        <w:ind w:left="6480" w:hanging="360"/>
+      </w:pPr>
+      <w:rPr>
+        <w:rFonts w:ascii="Wingdings" w:hAnsi="Wingdings" w:hint="default"/>
+        <w:sz w:val="20"/>
+      </w:rPr>
+    </w:lvl>
+  </w:abstractNum>
+  <w:abstractNum w:abstractNumId="4" w15:restartNumberingAfterBreak="0">
+    <w:nsid w:val="3C7F1C5B"/>
+    <w:multiLevelType w:val="hybridMultilevel"/>
+    <w:tmpl w:val="C4B27B34"/>
+    <w:lvl w:ilvl="0" w:tplc="298085E8">
+      <w:start w:val="2014"/>
+      <w:numFmt w:val="bullet"/>
+      <w:lvlText w:val="•"/>
+      <w:lvlJc w:val="left"/>
+      <w:pPr>
+        <w:ind w:left="360" w:hanging="360"/>
+      </w:pPr>
+      <w:rPr>
+        <w:rFonts w:ascii="Times New Roman" w:eastAsia="Times New Roman" w:hAnsi="Times New Roman" w:cs="Times New Roman" w:hint="default"/>
+      </w:rPr>
+    </w:lvl>
+    <w:lvl w:ilvl="1" w:tplc="04090003" w:tentative="1">
+      <w:start w:val="1"/>
+      <w:numFmt w:val="bullet"/>
+      <w:lvlText w:val="o"/>
+      <w:lvlJc w:val="left"/>
+      <w:pPr>
+        <w:ind w:left="1080" w:hanging="360"/>
+      </w:pPr>
+      <w:rPr>
+        <w:rFonts w:ascii="Courier New" w:hAnsi="Courier New" w:cs="Courier New" w:hint="default"/>
+      </w:rPr>
+    </w:lvl>
+    <w:lvl w:ilvl="2" w:tplc="04090005" w:tentative="1">
+      <w:start w:val="1"/>
+      <w:numFmt w:val="bullet"/>
+      <w:lvlText w:val=""/>
+      <w:lvlJc w:val="left"/>
+      <w:pPr>
+        <w:ind w:left="1800" w:hanging="360"/>
+      </w:pPr>
+      <w:rPr>
+        <w:rFonts w:ascii="Wingdings" w:hAnsi="Wingdings" w:hint="default"/>
+      </w:rPr>
+    </w:lvl>
+    <w:lvl w:ilvl="3" w:tplc="04090001" w:tentative="1">
+      <w:start w:val="1"/>
+      <w:numFmt w:val="bullet"/>
+      <w:lvlText w:val=""/>
+      <w:lvlJc w:val="left"/>
+      <w:pPr>
+        <w:ind w:left="2520" w:hanging="360"/>
+      </w:pPr>
+      <w:rPr>
+        <w:rFonts w:ascii="Symbol" w:hAnsi="Symbol" w:hint="default"/>
+      </w:rPr>
+    </w:lvl>
+    <w:lvl w:ilvl="4" w:tplc="04090003" w:tentative="1">
+      <w:start w:val="1"/>
+      <w:numFmt w:val="bullet"/>
+      <w:lvlText w:val="o"/>
+      <w:lvlJc w:val="left"/>
+      <w:pPr>
+        <w:ind w:left="3240" w:hanging="360"/>
+      </w:pPr>
+      <w:rPr>
+        <w:rFonts w:ascii="Courier New" w:hAnsi="Courier New" w:cs="Courier New" w:hint="default"/>
+      </w:rPr>
+    </w:lvl>
+    <w:lvl w:ilvl="5" w:tplc="04090005" w:tentative="1">
+      <w:start w:val="1"/>
+      <w:numFmt w:val="bullet"/>
+      <w:lvlText w:val=""/>
+      <w:lvlJc w:val="left"/>
+      <w:pPr>
+        <w:ind w:left="3960" w:hanging="360"/>
+      </w:pPr>
+      <w:rPr>
+        <w:rFonts w:ascii="Wingdings" w:hAnsi="Wingdings" w:hint="default"/>
+      </w:rPr>
+    </w:lvl>
+    <w:lvl w:ilvl="6" w:tplc="04090001" w:tentative="1">
+      <w:start w:val="1"/>
+      <w:numFmt w:val="bullet"/>
+      <w:lvlText w:val=""/>
+      <w:lvlJc w:val="left"/>
+      <w:pPr>
+        <w:ind w:left="4680" w:hanging="360"/>
+      </w:pPr>
+      <w:rPr>
+        <w:rFonts w:ascii="Symbol" w:hAnsi="Symbol" w:hint="default"/>
+      </w:rPr>
+    </w:lvl>
+    <w:lvl w:ilvl="7" w:tplc="04090003" w:tentative="1">
+      <w:start w:val="1"/>
+      <w:numFmt w:val="bullet"/>
+      <w:lvlText w:val="o"/>
+      <w:lvlJc w:val="left"/>
+      <w:pPr>
+        <w:ind w:left="5400" w:hanging="360"/>
+      </w:pPr>
+      <w:rPr>
+        <w:rFonts w:ascii="Courier New" w:hAnsi="Courier New" w:cs="Courier New" w:hint="default"/>
+      </w:rPr>
+    </w:lvl>
+    <w:lvl w:ilvl="8" w:tplc="04090005" w:tentative="1">
+      <w:start w:val="1"/>
+      <w:numFmt w:val="bullet"/>
+      <w:lvlText w:val=""/>
+      <w:lvlJc w:val="left"/>
+      <w:pPr>
+        <w:ind w:left="6120" w:hanging="360"/>
+      </w:pPr>
+      <w:rPr>
+        <w:rFonts w:ascii="Wingdings" w:hAnsi="Wingdings" w:hint="default"/>
+      </w:rPr>
+    </w:lvl>
+  </w:abstractNum>
+  <w:abstractNum w:abstractNumId="5" w15:restartNumberingAfterBreak="0">
+    <w:nsid w:val="43402746"/>
+    <w:multiLevelType w:val="hybridMultilevel"/>
+    <w:tmpl w:val="9AAA1282"/>
+    <w:lvl w:ilvl="0" w:tplc="FFFFFFFF">
+      <w:start w:val="1"/>
+      <w:numFmt w:val="decimal"/>
+      <w:lvlText w:val="[%1] "/>
+      <w:lvlJc w:val="left"/>
+      <w:pPr>
+        <w:ind w:left="360" w:hanging="360"/>
+      </w:pPr>
+      <w:rPr>
+        <w:rFonts w:hint="default"/>
+      </w:rPr>
+    </w:lvl>
+    <w:lvl w:ilvl="1" w:tplc="FFFFFFFF" w:tentative="1">
+      <w:start w:val="1"/>
+      <w:numFmt w:val="lowerLetter"/>
+      <w:lvlText w:val="%2."/>
+      <w:lvlJc w:val="left"/>
+      <w:pPr>
+        <w:ind w:left="1080" w:hanging="360"/>
+      </w:pPr>
+    </w:lvl>
+    <w:lvl w:ilvl="2" w:tplc="FFFFFFFF" w:tentative="1">
+      <w:start w:val="1"/>
+      <w:numFmt w:val="lowerRoman"/>
+      <w:lvlText w:val="%3."/>
+      <w:lvlJc w:val="right"/>
+      <w:pPr>
+        <w:ind w:left="1800" w:hanging="180"/>
+      </w:pPr>
+    </w:lvl>
+    <w:lvl w:ilvl="3" w:tplc="FFFFFFFF" w:tentative="1">
+      <w:start w:val="1"/>
+      <w:numFmt w:val="decimal"/>
+      <w:lvlText w:val="%4."/>
+      <w:lvlJc w:val="left"/>
+      <w:pPr>
+        <w:ind w:left="2520" w:hanging="360"/>
+      </w:pPr>
+    </w:lvl>
+    <w:lvl w:ilvl="4" w:tplc="FFFFFFFF" w:tentative="1">
+      <w:start w:val="1"/>
+      <w:numFmt w:val="lowerLetter"/>
+      <w:lvlText w:val="%5."/>
+      <w:lvlJc w:val="left"/>
+      <w:pPr>
+        <w:ind w:left="3240" w:hanging="360"/>
+      </w:pPr>
+    </w:lvl>
+    <w:lvl w:ilvl="5" w:tplc="FFFFFFFF" w:tentative="1">
+      <w:start w:val="1"/>
+      <w:numFmt w:val="lowerRoman"/>
+      <w:lvlText w:val="%6."/>
+      <w:lvlJc w:val="right"/>
+      <w:pPr>
+        <w:ind w:left="3960" w:hanging="180"/>
+      </w:pPr>
+    </w:lvl>
+    <w:lvl w:ilvl="6" w:tplc="FFFFFFFF" w:tentative="1">
+      <w:start w:val="1"/>
+      <w:numFmt w:val="decimal"/>
+      <w:lvlText w:val="%7."/>
+      <w:lvlJc w:val="left"/>
+      <w:pPr>
+        <w:ind w:left="4680" w:hanging="360"/>
+      </w:pPr>
+    </w:lvl>
+    <w:lvl w:ilvl="7" w:tplc="FFFFFFFF" w:tentative="1">
+      <w:start w:val="1"/>
+      <w:numFmt w:val="lowerLetter"/>
+      <w:lvlText w:val="%8."/>
+      <w:lvlJc w:val="left"/>
+      <w:pPr>
+        <w:ind w:left="5400" w:hanging="360"/>
+      </w:pPr>
+    </w:lvl>
+    <w:lvl w:ilvl="8" w:tplc="FFFFFFFF" w:tentative="1">
+      <w:start w:val="1"/>
+      <w:numFmt w:val="lowerRoman"/>
+      <w:lvlText w:val="%9."/>
+      <w:lvlJc w:val="right"/>
+      <w:pPr>
+        <w:ind w:left="6120" w:hanging="180"/>
+      </w:pPr>
+    </w:lvl>
+  </w:abstractNum>
+  <w:abstractNum w:abstractNumId="6" w15:restartNumberingAfterBreak="0">
     <w:nsid w:val="4DEF071A"/>
     <w:multiLevelType w:val="hybridMultilevel"/>
     <w:tmpl w:val="5FA22144"/>
@@ -7596,7 +8955,7 @@
       </w:rPr>
     </w:lvl>
   </w:abstractNum>
-  <w:abstractNum w:abstractNumId="3" w15:restartNumberingAfterBreak="0">
+  <w:abstractNum w:abstractNumId="7" w15:restartNumberingAfterBreak="0">
     <w:nsid w:val="734E5323"/>
     <w:multiLevelType w:val="hybridMultilevel"/>
     <w:tmpl w:val="48CAD640"/>
@@ -7710,25 +9069,43 @@
     </w:lvl>
   </w:abstractNum>
   <w:num w:numId="1" w16cid:durableId="1458136748">
+    <w:abstractNumId w:val="6"/>
+  </w:num>
+  <w:num w:numId="2" w16cid:durableId="1667589494">
     <w:abstractNumId w:val="2"/>
   </w:num>
-  <w:num w:numId="2" w16cid:durableId="1667589494">
+  <w:num w:numId="3" w16cid:durableId="1445542991">
+    <w:abstractNumId w:val="7"/>
+  </w:num>
+  <w:num w:numId="4" w16cid:durableId="40180579">
+    <w:abstractNumId w:val="6"/>
+  </w:num>
+  <w:num w:numId="5" w16cid:durableId="337542417">
+    <w:abstractNumId w:val="6"/>
+  </w:num>
+  <w:num w:numId="6" w16cid:durableId="947812589">
     <w:abstractNumId w:val="1"/>
   </w:num>
-  <w:num w:numId="3" w16cid:durableId="1445542991">
+  <w:num w:numId="7" w16cid:durableId="1559515449">
+    <w:abstractNumId w:val="6"/>
+  </w:num>
+  <w:num w:numId="8" w16cid:durableId="2137603621">
     <w:abstractNumId w:val="3"/>
   </w:num>
-  <w:num w:numId="4" w16cid:durableId="40180579">
-    <w:abstractNumId w:val="2"/>
-  </w:num>
-  <w:num w:numId="5" w16cid:durableId="337542417">
-    <w:abstractNumId w:val="2"/>
-  </w:num>
-  <w:num w:numId="6" w16cid:durableId="947812589">
+  <w:num w:numId="9" w16cid:durableId="135490991">
     <w:abstractNumId w:val="0"/>
   </w:num>
-  <w:num w:numId="7" w16cid:durableId="1559515449">
-    <w:abstractNumId w:val="2"/>
+  <w:num w:numId="10" w16cid:durableId="1931615536">
+    <w:abstractNumId w:val="5"/>
+  </w:num>
+  <w:num w:numId="11" w16cid:durableId="2139566984">
+    <w:abstractNumId w:val="6"/>
+  </w:num>
+  <w:num w:numId="12" w16cid:durableId="780760205">
+    <w:abstractNumId w:val="4"/>
+  </w:num>
+  <w:num w:numId="13" w16cid:durableId="949582032">
+    <w:abstractNumId w:val="6"/>
   </w:num>
   <w:numIdMacAtCleanup w:val="2"/>
 </w:numbering>
@@ -9076,15 +10453,6 @@
 </file>
 
 <file path=customXml/item1.xml><?xml version="1.0" encoding="utf-8"?>
-<?mso-contentType ?>
-<FormTemplates xmlns="http://schemas.microsoft.com/sharepoint/v3/contenttype/forms">
-  <Display>DocumentLibraryForm</Display>
-  <Edit>AssetEditForm</Edit>
-  <New>DocumentLibraryForm</New>
-</FormTemplates>
-</file>
-
-<file path=customXml/item2.xml><?xml version="1.0" encoding="utf-8"?>
 <MonsterProperties xmlns:xsi="http://www.w3.org/2001/XMLSchema-instance" xmlns:xsd="http://www.w3.org/2001/XMLSchema" xmlns="http://schemas.monster.com/Monster/Seeker/WordResumeTemplates">
   <AtlasTagging>
     <ResumeUploadSuccessTag>monmon_EZSubmitFinalUpload_1</ResumeUploadSuccessTag>
@@ -9097,19 +10465,28 @@
 </MonsterProperties>
 </file>
 
-<file path=customXml/itemProps1.xml><?xml version="1.0" encoding="utf-8"?>
-<ds:datastoreItem xmlns:ds="http://schemas.openxmlformats.org/officeDocument/2006/customXml" ds:itemID="{C54C0A63-3719-4FA1-8F11-9DD261C30B8C}">
-  <ds:schemaRefs>
-    <ds:schemaRef ds:uri="http://schemas.microsoft.com/sharepoint/v3/contenttype/forms"/>
-  </ds:schemaRefs>
-</ds:datastoreItem>
+<file path=customXml/item2.xml><?xml version="1.0" encoding="utf-8"?>
+<?mso-contentType ?>
+<FormTemplates xmlns="http://schemas.microsoft.com/sharepoint/v3/contenttype/forms">
+  <Display>DocumentLibraryForm</Display>
+  <Edit>AssetEditForm</Edit>
+  <New>DocumentLibraryForm</New>
+</FormTemplates>
 </file>
 
-<file path=customXml/itemProps2.xml><?xml version="1.0" encoding="utf-8"?>
+<file path=customXml/itemProps1.xml><?xml version="1.0" encoding="utf-8"?>
 <ds:datastoreItem xmlns:ds="http://schemas.openxmlformats.org/officeDocument/2006/customXml" ds:itemID="{C7599AE7-B56C-4857-8303-0396370BFCC1}">
   <ds:schemaRefs>
     <ds:schemaRef ds:uri="http://www.w3.org/2001/XMLSchema"/>
     <ds:schemaRef ds:uri="http://schemas.monster.com/Monster/Seeker/WordResumeTemplates"/>
   </ds:schemaRefs>
 </ds:datastoreItem>
+</file>
+
+<file path=customXml/itemProps2.xml><?xml version="1.0" encoding="utf-8"?>
+<ds:datastoreItem xmlns:ds="http://schemas.openxmlformats.org/officeDocument/2006/customXml" ds:itemID="{C54C0A63-3719-4FA1-8F11-9DD261C30B8C}">
+  <ds:schemaRefs>
+    <ds:schemaRef ds:uri="http://schemas.microsoft.com/sharepoint/v3/contenttype/forms"/>
+  </ds:schemaRefs>
+</ds:datastoreItem>
 </file>